--- a/outputs/13_投资总结报告.docx
+++ b/outputs/13_投资总结报告.docx
@@ -677,7 +677,7 @@
           <w:b w:val="0"/>
           <w:sz w:val="24"/>
         </w:rPr>
-        <w:t>为避免“用今天的财务数据去回测过去”的前视偏差，本团队做了两组检验：①把基本面分数随机打乱；②把基本面分数统一为中性60分。前者收益由 +52.8% 降至 +3.5%，说明原始结果中的超额主要来自事后已知的好公司，因此正式结论以中性口径的无偏回测为准。</w:t>
+        <w:t>为避免“用今天的财务数据去回测过去”的前视偏差，本团队做了两组检验：①把基本面分数随机打乱；②把基本面分数统一为中性60分。用“今天的财务数据”回测过去会产生前视偏差：打乱基本面分数后收益从 51.92% 掉到 8.69%，而基本面统一为中性60分的口径为 9.88%，因此正式结论以中性口径的无偏对照为准。</w:t>
       </w:r>
     </w:p>
     <w:tbl>
@@ -824,7 +824,7 @@
                 <w:rFonts w:ascii="Times New Roman" w:hAnsi="Times New Roman" w:eastAsia="宋体"/>
                 <w:sz w:val="18"/>
               </w:rPr>
-              <w:t>-2.75%</w:t>
+              <w:t>15.45%</w:t>
             </w:r>
           </w:p>
         </w:tc>
@@ -842,7 +842,7 @@
                 <w:rFonts w:ascii="Times New Roman" w:hAnsi="Times New Roman" w:eastAsia="宋体"/>
                 <w:sz w:val="18"/>
               </w:rPr>
-              <w:t>-16.93%</w:t>
+              <w:t>-10.71%</w:t>
             </w:r>
           </w:p>
         </w:tc>
@@ -860,7 +860,7 @@
                 <w:rFonts w:ascii="Times New Roman" w:hAnsi="Times New Roman" w:eastAsia="宋体"/>
                 <w:sz w:val="18"/>
               </w:rPr>
-              <w:t>-0.11</w:t>
+              <w:t>0.85</w:t>
             </w:r>
           </w:p>
         </w:tc>
@@ -878,7 +878,7 @@
                 <w:rFonts w:ascii="Times New Roman" w:hAnsi="Times New Roman" w:eastAsia="宋体"/>
                 <w:sz w:val="18"/>
               </w:rPr>
-              <w:t>110</w:t>
+              <w:t>106</w:t>
             </w:r>
           </w:p>
         </w:tc>
@@ -916,7 +916,7 @@
                 <w:rFonts w:ascii="Times New Roman" w:hAnsi="Times New Roman" w:eastAsia="宋体"/>
                 <w:sz w:val="18"/>
               </w:rPr>
-              <w:t>7.40%</w:t>
+              <w:t>5.32%</w:t>
             </w:r>
           </w:p>
         </w:tc>
@@ -934,7 +934,7 @@
                 <w:rFonts w:ascii="Times New Roman" w:hAnsi="Times New Roman" w:eastAsia="宋体"/>
                 <w:sz w:val="18"/>
               </w:rPr>
-              <w:t>-14.63%</w:t>
+              <w:t>-15.74%</w:t>
             </w:r>
           </w:p>
         </w:tc>
@@ -952,7 +952,7 @@
                 <w:rFonts w:ascii="Times New Roman" w:hAnsi="Times New Roman" w:eastAsia="宋体"/>
                 <w:sz w:val="18"/>
               </w:rPr>
-              <w:t>0.4</w:t>
+              <w:t>0.31</w:t>
             </w:r>
           </w:p>
         </w:tc>
@@ -970,7 +970,7 @@
                 <w:rFonts w:ascii="Times New Roman" w:hAnsi="Times New Roman" w:eastAsia="宋体"/>
                 <w:sz w:val="18"/>
               </w:rPr>
-              <w:t>359</w:t>
+              <w:t>389</w:t>
             </w:r>
           </w:p>
         </w:tc>
@@ -1008,7 +1008,7 @@
                 <w:rFonts w:ascii="Times New Roman" w:hAnsi="Times New Roman" w:eastAsia="宋体"/>
                 <w:sz w:val="18"/>
               </w:rPr>
-              <w:t>20.76%</w:t>
+              <w:t>33.40%</w:t>
             </w:r>
           </w:p>
         </w:tc>
@@ -1026,7 +1026,7 @@
                 <w:rFonts w:ascii="Times New Roman" w:hAnsi="Times New Roman" w:eastAsia="宋体"/>
                 <w:sz w:val="18"/>
               </w:rPr>
-              <w:t>-12.54%</w:t>
+              <w:t>-11.58%</w:t>
             </w:r>
           </w:p>
         </w:tc>
@@ -1044,7 +1044,7 @@
                 <w:rFonts w:ascii="Times New Roman" w:hAnsi="Times New Roman" w:eastAsia="宋体"/>
                 <w:sz w:val="18"/>
               </w:rPr>
-              <w:t>0.94</w:t>
+              <w:t>1.34</w:t>
             </w:r>
           </w:p>
         </w:tc>
@@ -1062,7 +1062,99 @@
                 <w:rFonts w:ascii="Times New Roman" w:hAnsi="Times New Roman" w:eastAsia="宋体"/>
                 <w:sz w:val="18"/>
               </w:rPr>
-              <w:t>64</w:t>
+              <w:t>61</w:t>
+            </w:r>
+          </w:p>
+        </w:tc>
+      </w:tr>
+      <w:tr>
+        <w:tc>
+          <w:tcPr>
+            <w:tcW w:type="dxa" w:w="3061"/>
+          </w:tcPr>
+          <w:p>
+            <w:pPr>
+              <w:jc w:val="center"/>
+            </w:pPr>
+            <w:r/>
+            <w:r>
+              <w:rPr>
+                <w:rFonts w:ascii="Times New Roman" w:hAnsi="Times New Roman" w:eastAsia="宋体"/>
+                <w:sz w:val="18"/>
+              </w:rPr>
+              <w:t>对照：等权持有观察池12只</w:t>
+            </w:r>
+          </w:p>
+        </w:tc>
+        <w:tc>
+          <w:tcPr>
+            <w:tcW w:type="dxa" w:w="1361"/>
+          </w:tcPr>
+          <w:p>
+            <w:pPr>
+              <w:jc w:val="center"/>
+            </w:pPr>
+            <w:r/>
+            <w:r>
+              <w:rPr>
+                <w:rFonts w:ascii="Times New Roman" w:hAnsi="Times New Roman" w:eastAsia="宋体"/>
+                <w:sz w:val="18"/>
+              </w:rPr>
+              <w:t>20.95%</w:t>
+            </w:r>
+          </w:p>
+        </w:tc>
+        <w:tc>
+          <w:tcPr>
+            <w:tcW w:type="dxa" w:w="1361"/>
+          </w:tcPr>
+          <w:p>
+            <w:pPr>
+              <w:jc w:val="center"/>
+            </w:pPr>
+            <w:r/>
+            <w:r>
+              <w:rPr>
+                <w:rFonts w:ascii="Times New Roman" w:hAnsi="Times New Roman" w:eastAsia="宋体"/>
+                <w:sz w:val="18"/>
+              </w:rPr>
+              <w:t>-8.35%</w:t>
+            </w:r>
+          </w:p>
+        </w:tc>
+        <w:tc>
+          <w:tcPr>
+            <w:tcW w:type="dxa" w:w="1020"/>
+          </w:tcPr>
+          <w:p>
+            <w:pPr>
+              <w:jc w:val="center"/>
+            </w:pPr>
+            <w:r/>
+            <w:r>
+              <w:rPr>
+                <w:rFonts w:ascii="Times New Roman" w:hAnsi="Times New Roman" w:eastAsia="宋体"/>
+                <w:sz w:val="18"/>
+              </w:rPr>
+              <w:t>1.16</w:t>
+            </w:r>
+          </w:p>
+        </w:tc>
+        <w:tc>
+          <w:tcPr>
+            <w:tcW w:type="dxa" w:w="1361"/>
+          </w:tcPr>
+          <w:p>
+            <w:pPr>
+              <w:jc w:val="center"/>
+            </w:pPr>
+            <w:r/>
+            <w:r>
+              <w:rPr>
+                <w:rFonts w:ascii="Times New Roman" w:hAnsi="Times New Roman" w:eastAsia="宋体"/>
+                <w:sz w:val="18"/>
+              </w:rPr>
+              <w:t>12</w:t>
             </w:r>
           </w:p>
         </w:tc>

--- a/outputs/13_投资总结报告.docx
+++ b/outputs/13_投资总结报告.docx
@@ -166,7 +166,7 @@
                 <w:rFonts w:ascii="Times New Roman" w:hAnsi="Times New Roman" w:eastAsia="宋体"/>
                 <w:sz w:val="20"/>
               </w:rPr>
-              <w:t>490.39万元</w:t>
+              <w:t>488.77万元</w:t>
             </w:r>
           </w:p>
         </w:tc>
@@ -204,7 +204,7 @@
                 <w:rFonts w:ascii="Times New Roman" w:hAnsi="Times New Roman" w:eastAsia="宋体"/>
                 <w:sz w:val="20"/>
               </w:rPr>
-              <w:t>-1.92%</w:t>
+              <w:t>-2.25%</w:t>
             </w:r>
           </w:p>
         </w:tc>
@@ -242,7 +242,7 @@
                 <w:rFonts w:ascii="Times New Roman" w:hAnsi="Times New Roman" w:eastAsia="宋体"/>
                 <w:sz w:val="20"/>
               </w:rPr>
-              <w:t>-0.83%</w:t>
+              <w:t>-1.49%</w:t>
             </w:r>
           </w:p>
         </w:tc>
@@ -280,7 +280,7 @@
                 <w:rFonts w:ascii="Times New Roman" w:hAnsi="Times New Roman" w:eastAsia="宋体"/>
                 <w:sz w:val="20"/>
               </w:rPr>
-              <w:t>-1.09%</w:t>
+              <w:t>-0.76%</w:t>
             </w:r>
           </w:p>
         </w:tc>
@@ -318,7 +318,7 @@
                 <w:rFonts w:ascii="Times New Roman" w:hAnsi="Times New Roman" w:eastAsia="宋体"/>
                 <w:sz w:val="20"/>
               </w:rPr>
-              <w:t>21.8%</w:t>
+              <w:t>21.9%</w:t>
             </w:r>
           </w:p>
         </w:tc>
@@ -564,7 +564,7 @@
           <w:b w:val="0"/>
           <w:sz w:val="24"/>
         </w:rPr>
-        <w:t>· 沪深300ETF（510300）：浮动盈亏 -1.61 万元（现价4.579，成本4.64）。</w:t>
+        <w:t>· 沪深300ETF（510300）：浮动盈亏 -2.30 万元（现价4.552，成本4.64）。</w:t>
       </w:r>
     </w:p>
     <w:p>
@@ -578,7 +578,7 @@
           <w:b w:val="0"/>
           <w:sz w:val="24"/>
         </w:rPr>
-        <w:t>· 中国平安（601318）：浮动盈亏 -2.73 万元（现价54.83，成本56.12）。</w:t>
+        <w:t>· 中国平安（601318）：浮动盈亏 -2.95 万元（现价54.73，成本56.12）。</w:t>
       </w:r>
     </w:p>
     <w:p>
@@ -592,7 +592,7 @@
           <w:b w:val="0"/>
           <w:sz w:val="24"/>
         </w:rPr>
-        <w:t>· 紫金矿业（601899）：浮动盈亏 -4.38 万元（现价32.26，成本33.93）。</w:t>
+        <w:t>· 紫金矿业（601899）：浮动盈亏 -4.41 万元（现价32.25，成本33.93）。</w:t>
       </w:r>
     </w:p>
     <w:p>
@@ -606,7 +606,7 @@
           <w:b w:val="0"/>
           <w:sz w:val="24"/>
         </w:rPr>
-        <w:t>· 长江电力（600900）：浮动盈亏 +0.53 万元（现价28.45，成本27.89）。</w:t>
+        <w:t>· 长江电力（600900）：浮动盈亏 +0.69 万元（现价28.63，成本27.89）。</w:t>
       </w:r>
     </w:p>
     <w:p>
@@ -620,7 +620,7 @@
           <w:b w:val="0"/>
           <w:sz w:val="24"/>
         </w:rPr>
-        <w:t>· 新集能源（601918）：浮动盈亏 -0.14 万元（现价10.4，成本10.47）。</w:t>
+        <w:t>· 新集能源（601918）：浮动盈亏 -0.29 万元（现价10.32，成本10.47）。</w:t>
       </w:r>
     </w:p>
     <w:p>
@@ -634,7 +634,7 @@
           <w:b w:val="0"/>
           <w:sz w:val="24"/>
         </w:rPr>
-        <w:t>· 恺英网络（002517）：浮动盈亏 +0.19 万元（现价17.71，成本17.52）。</w:t>
+        <w:t>· 恺英网络（002517）：浮动盈亏 -0.51 万元（现价17.01，成本17.52）。</w:t>
       </w:r>
     </w:p>
     <w:p>

--- a/outputs/13_投资总结报告.docx
+++ b/outputs/13_投资总结报告.docx
@@ -166,7 +166,7 @@
                 <w:rFonts w:ascii="Times New Roman" w:hAnsi="Times New Roman" w:eastAsia="宋体"/>
                 <w:sz w:val="20"/>
               </w:rPr>
-              <w:t>488.77万元</w:t>
+              <w:t>487.54万元</w:t>
             </w:r>
           </w:p>
         </w:tc>
@@ -204,7 +204,7 @@
                 <w:rFonts w:ascii="Times New Roman" w:hAnsi="Times New Roman" w:eastAsia="宋体"/>
                 <w:sz w:val="20"/>
               </w:rPr>
-              <w:t>-2.25%</w:t>
+              <w:t>-2.49%</w:t>
             </w:r>
           </w:p>
         </w:tc>
@@ -280,7 +280,7 @@
                 <w:rFonts w:ascii="Times New Roman" w:hAnsi="Times New Roman" w:eastAsia="宋体"/>
                 <w:sz w:val="20"/>
               </w:rPr>
-              <w:t>-0.76%</w:t>
+              <w:t>-1.00%</w:t>
             </w:r>
           </w:p>
         </w:tc>
@@ -318,7 +318,7 @@
                 <w:rFonts w:ascii="Times New Roman" w:hAnsi="Times New Roman" w:eastAsia="宋体"/>
                 <w:sz w:val="20"/>
               </w:rPr>
-              <w:t>21.9%</w:t>
+              <w:t>19.7%</w:t>
             </w:r>
           </w:p>
         </w:tc>
@@ -356,7 +356,7 @@
                 <w:rFonts w:ascii="Times New Roman" w:hAnsi="Times New Roman" w:eastAsia="宋体"/>
                 <w:sz w:val="20"/>
               </w:rPr>
-              <w:t>2564元</w:t>
+              <w:t>3145元</w:t>
             </w:r>
           </w:p>
         </w:tc>
@@ -494,7 +494,7 @@
           <w:b w:val="0"/>
           <w:sz w:val="24"/>
         </w:rPr>
-        <w:t>项目期间共形成 17 条投资决策记录、8 只候选证券的跟踪分析，全部决策均包含基本面依据、技术面依据、市场依据、风险判断与AI使用情况，实现“指标→信号→判断→投资决策”完整证据链；每笔交易均可追溯到决策编号与规则校验结果。</w:t>
+        <w:t>项目期间共形成 27 条投资决策记录、8 只候选证券的跟踪分析，全部决策均包含基本面依据、技术面依据、市场依据、风险判断与AI使用情况，实现“指标→信号→判断→投资决策”完整证据链；每笔交易均可追溯到决策编号与规则校验结果。</w:t>
       </w:r>
     </w:p>
     <w:p>
@@ -522,7 +522,7 @@
           <w:b w:val="0"/>
           <w:sz w:val="24"/>
         </w:rPr>
-        <w:t>· 紫金矿业（601899）：已实现盈亏 -1.82 万元。</w:t>
+        <w:t>· 紫金矿业（601899）：已实现盈亏 -2.99 万元。</w:t>
       </w:r>
     </w:p>
     <w:p>
@@ -564,6 +564,62 @@
           <w:b w:val="0"/>
           <w:sz w:val="24"/>
         </w:rPr>
+        <w:t>· 星网锐捷（002396）：已实现盈亏 -0.41 万元。</w:t>
+      </w:r>
+    </w:p>
+    <w:p>
+      <w:pPr>
+        <w:spacing w:after="120" w:line="312" w:lineRule="auto"/>
+        <w:jc w:val="left"/>
+      </w:pPr>
+      <w:r>
+        <w:rPr>
+          <w:rFonts w:ascii="Times New Roman" w:hAnsi="Times New Roman" w:eastAsia="宋体"/>
+          <w:b w:val="0"/>
+          <w:sz w:val="24"/>
+        </w:rPr>
+        <w:t>· 恺英网络（002517）：已实现盈亏 -0.25 万元。</w:t>
+      </w:r>
+    </w:p>
+    <w:p>
+      <w:pPr>
+        <w:spacing w:after="120" w:line="312" w:lineRule="auto"/>
+        <w:jc w:val="left"/>
+      </w:pPr>
+      <w:r>
+        <w:rPr>
+          <w:rFonts w:ascii="Times New Roman" w:hAnsi="Times New Roman" w:eastAsia="宋体"/>
+          <w:b w:val="0"/>
+          <w:sz w:val="24"/>
+        </w:rPr>
+        <w:t>· 招商轮船（601872）：已实现盈亏 -0.04 万元。</w:t>
+      </w:r>
+    </w:p>
+    <w:p>
+      <w:pPr>
+        <w:spacing w:after="120" w:line="312" w:lineRule="auto"/>
+        <w:jc w:val="left"/>
+      </w:pPr>
+      <w:r>
+        <w:rPr>
+          <w:rFonts w:ascii="Times New Roman" w:hAnsi="Times New Roman" w:eastAsia="宋体"/>
+          <w:b w:val="0"/>
+          <w:sz w:val="24"/>
+        </w:rPr>
+        <w:t>· 新集能源（601918）：已实现盈亏 -0.14 万元。</w:t>
+      </w:r>
+    </w:p>
+    <w:p>
+      <w:pPr>
+        <w:spacing w:after="120" w:line="312" w:lineRule="auto"/>
+        <w:jc w:val="left"/>
+      </w:pPr>
+      <w:r>
+        <w:rPr>
+          <w:rFonts w:ascii="Times New Roman" w:hAnsi="Times New Roman" w:eastAsia="宋体"/>
+          <w:b w:val="0"/>
+          <w:sz w:val="24"/>
+        </w:rPr>
         <w:t>· 沪深300ETF（510300）：浮动盈亏 -2.30 万元（现价4.552，成本4.64）。</w:t>
       </w:r>
     </w:p>
@@ -592,7 +648,7 @@
           <w:b w:val="0"/>
           <w:sz w:val="24"/>
         </w:rPr>
-        <w:t>· 紫金矿业（601899）：浮动盈亏 -4.41 万元（现价32.25，成本33.93）。</w:t>
+        <w:t>· 紫金矿业（601899）：浮动盈亏 -3.24 万元（现价32.25，成本33.93）。</w:t>
       </w:r>
     </w:p>
     <w:p>
@@ -620,7 +676,7 @@
           <w:b w:val="0"/>
           <w:sz w:val="24"/>
         </w:rPr>
-        <w:t>· 新集能源（601918）：浮动盈亏 -0.29 万元（现价10.32，成本10.47）。</w:t>
+        <w:t>· 新集能源（601918）：浮动盈亏 -0.14 万元（现价10.32，成本10.47）。</w:t>
       </w:r>
     </w:p>
     <w:p>
@@ -634,7 +690,7 @@
           <w:b w:val="0"/>
           <w:sz w:val="24"/>
         </w:rPr>
-        <w:t>· 恺英网络（002517）：浮动盈亏 -0.51 万元（现价17.01，成本17.52）。</w:t>
+        <w:t>· 恺英网络（002517）：浮动盈亏 -0.25 万元（现价17.01，成本17.52）。</w:t>
       </w:r>
     </w:p>
     <w:p>
@@ -648,7 +704,77 @@
           <w:b w:val="0"/>
           <w:sz w:val="24"/>
         </w:rPr>
-        <w:t>· 交易费用累计 2564 元，占初始资金 0.051%。</w:t>
+        <w:t>· 星网锐捷（002396）：浮动盈亏 -0.64 万元（现价34.82，成本35.87）。</w:t>
+      </w:r>
+    </w:p>
+    <w:p>
+      <w:pPr>
+        <w:spacing w:after="120" w:line="312" w:lineRule="auto"/>
+        <w:jc w:val="left"/>
+      </w:pPr>
+      <w:r>
+        <w:rPr>
+          <w:rFonts w:ascii="Times New Roman" w:hAnsi="Times New Roman" w:eastAsia="宋体"/>
+          <w:b w:val="0"/>
+          <w:sz w:val="24"/>
+        </w:rPr>
+        <w:t>· 深信服（300454）：浮动盈亏 -0.12 万元（现价134.26，成本136.73）。</w:t>
+      </w:r>
+    </w:p>
+    <w:p>
+      <w:pPr>
+        <w:spacing w:after="120" w:line="312" w:lineRule="auto"/>
+        <w:jc w:val="left"/>
+      </w:pPr>
+      <w:r>
+        <w:rPr>
+          <w:rFonts w:ascii="Times New Roman" w:hAnsi="Times New Roman" w:eastAsia="宋体"/>
+          <w:b w:val="0"/>
+          <w:sz w:val="24"/>
+        </w:rPr>
+        <w:t>· 哈药股份（600664）：浮动盈亏 -0.02 万元（现价7.3，成本7.33）。</w:t>
+      </w:r>
+    </w:p>
+    <w:p>
+      <w:pPr>
+        <w:spacing w:after="120" w:line="312" w:lineRule="auto"/>
+        <w:jc w:val="left"/>
+      </w:pPr>
+      <w:r>
+        <w:rPr>
+          <w:rFonts w:ascii="Times New Roman" w:hAnsi="Times New Roman" w:eastAsia="宋体"/>
+          <w:b w:val="0"/>
+          <w:sz w:val="24"/>
+        </w:rPr>
+        <w:t>· 招商轮船（601872）：浮动盈亏 -0.04 万元（现价20.0，成本20.76）。</w:t>
+      </w:r>
+    </w:p>
+    <w:p>
+      <w:pPr>
+        <w:spacing w:after="120" w:line="312" w:lineRule="auto"/>
+        <w:jc w:val="left"/>
+      </w:pPr>
+      <w:r>
+        <w:rPr>
+          <w:rFonts w:ascii="Times New Roman" w:hAnsi="Times New Roman" w:eastAsia="宋体"/>
+          <w:b w:val="0"/>
+          <w:sz w:val="24"/>
+        </w:rPr>
+        <w:t>· 睿创微纳（688002）：浮动盈亏 +0.03 万元（现价177.89，成本177.58）。</w:t>
+      </w:r>
+    </w:p>
+    <w:p>
+      <w:pPr>
+        <w:spacing w:after="120" w:line="312" w:lineRule="auto"/>
+        <w:jc w:val="left"/>
+      </w:pPr>
+      <w:r>
+        <w:rPr>
+          <w:rFonts w:ascii="Times New Roman" w:hAnsi="Times New Roman" w:eastAsia="宋体"/>
+          <w:b w:val="0"/>
+          <w:sz w:val="24"/>
+        </w:rPr>
+        <w:t>· 交易费用累计 3145 元，占初始资金 0.063%。</w:t>
       </w:r>
     </w:p>
     <w:p>

--- a/outputs/13_投资总结报告.docx
+++ b/outputs/13_投资总结报告.docx
@@ -166,7 +166,7 @@
                 <w:rFonts w:ascii="Times New Roman" w:hAnsi="Times New Roman" w:eastAsia="宋体"/>
                 <w:sz w:val="20"/>
               </w:rPr>
-              <w:t>487.54万元</w:t>
+              <w:t>486.21万元</w:t>
             </w:r>
           </w:p>
         </w:tc>
@@ -204,7 +204,7 @@
                 <w:rFonts w:ascii="Times New Roman" w:hAnsi="Times New Roman" w:eastAsia="宋体"/>
                 <w:sz w:val="20"/>
               </w:rPr>
-              <w:t>-2.49%</w:t>
+              <w:t>-2.76%</w:t>
             </w:r>
           </w:p>
         </w:tc>
@@ -242,7 +242,7 @@
                 <w:rFonts w:ascii="Times New Roman" w:hAnsi="Times New Roman" w:eastAsia="宋体"/>
                 <w:sz w:val="20"/>
               </w:rPr>
-              <w:t>-1.49%</w:t>
+              <w:t>-1.51%</w:t>
             </w:r>
           </w:p>
         </w:tc>
@@ -280,7 +280,7 @@
                 <w:rFonts w:ascii="Times New Roman" w:hAnsi="Times New Roman" w:eastAsia="宋体"/>
                 <w:sz w:val="20"/>
               </w:rPr>
-              <w:t>-1.00%</w:t>
+              <w:t>-1.25%</w:t>
             </w:r>
           </w:p>
         </w:tc>
@@ -318,7 +318,7 @@
                 <w:rFonts w:ascii="Times New Roman" w:hAnsi="Times New Roman" w:eastAsia="宋体"/>
                 <w:sz w:val="20"/>
               </w:rPr>
-              <w:t>19.7%</w:t>
+              <w:t>16.5%</w:t>
             </w:r>
           </w:p>
         </w:tc>
@@ -356,7 +356,7 @@
                 <w:rFonts w:ascii="Times New Roman" w:hAnsi="Times New Roman" w:eastAsia="宋体"/>
                 <w:sz w:val="20"/>
               </w:rPr>
-              <w:t>3145元</w:t>
+              <w:t>3184元</w:t>
             </w:r>
           </w:p>
         </w:tc>
@@ -494,7 +494,7 @@
           <w:b w:val="0"/>
           <w:sz w:val="24"/>
         </w:rPr>
-        <w:t>项目期间共形成 27 条投资决策记录、8 只候选证券的跟踪分析，全部决策均包含基本面依据、技术面依据、市场依据、风险判断与AI使用情况，实现“指标→信号→判断→投资决策”完整证据链；每笔交易均可追溯到决策编号与规则校验结果。</w:t>
+        <w:t>项目期间共形成 28 条投资决策记录、8 只候选证券的跟踪分析，全部决策均包含基本面依据、技术面依据、市场依据、风险判断与AI使用情况，实现“指标→信号→判断→投资决策”完整证据链；每笔交易均可追溯到决策编号与规则校验结果。</w:t>
       </w:r>
     </w:p>
     <w:p>
@@ -522,7 +522,7 @@
           <w:b w:val="0"/>
           <w:sz w:val="24"/>
         </w:rPr>
-        <w:t>· 紫金矿业（601899）：已实现盈亏 -2.99 万元。</w:t>
+        <w:t>· 紫金矿业（601899）：已实现盈亏 -3.14 万元。</w:t>
       </w:r>
     </w:p>
     <w:p>
@@ -564,7 +564,7 @@
           <w:b w:val="0"/>
           <w:sz w:val="24"/>
         </w:rPr>
-        <w:t>· 星网锐捷（002396）：已实现盈亏 -0.41 万元。</w:t>
+        <w:t>· 星网锐捷（002396）：已实现盈亏 -0.38 万元。</w:t>
       </w:r>
     </w:p>
     <w:p>
@@ -578,7 +578,7 @@
           <w:b w:val="0"/>
           <w:sz w:val="24"/>
         </w:rPr>
-        <w:t>· 恺英网络（002517）：已实现盈亏 -0.25 万元。</w:t>
+        <w:t>· 恺英网络（002517）：已实现盈亏 -0.21 万元。</w:t>
       </w:r>
     </w:p>
     <w:p>
@@ -592,7 +592,7 @@
           <w:b w:val="0"/>
           <w:sz w:val="24"/>
         </w:rPr>
-        <w:t>· 招商轮船（601872）：已实现盈亏 -0.04 万元。</w:t>
+        <w:t>· 招商轮船（601872）：已实现盈亏 -0.03 万元。</w:t>
       </w:r>
     </w:p>
     <w:p>
@@ -620,7 +620,7 @@
           <w:b w:val="0"/>
           <w:sz w:val="24"/>
         </w:rPr>
-        <w:t>· 沪深300ETF（510300）：浮动盈亏 -2.30 万元（现价4.552，成本4.64）。</w:t>
+        <w:t>· 沪深300ETF（510300）：浮动盈亏 -2.43 万元（现价4.547，成本4.64）。</w:t>
       </w:r>
     </w:p>
     <w:p>
@@ -634,7 +634,7 @@
           <w:b w:val="0"/>
           <w:sz w:val="24"/>
         </w:rPr>
-        <w:t>· 中国平安（601318）：浮动盈亏 -2.95 万元（现价54.73，成本56.12）。</w:t>
+        <w:t>· 中国平安（601318）：浮动盈亏 -4.22 万元（现价54.13，成本56.12）。</w:t>
       </w:r>
     </w:p>
     <w:p>
@@ -648,7 +648,7 @@
           <w:b w:val="0"/>
           <w:sz w:val="24"/>
         </w:rPr>
-        <w:t>· 紫金矿业（601899）：浮动盈亏 -3.24 万元（现价32.25，成本33.93）。</w:t>
+        <w:t>· 紫金矿业（601899）：浮动盈亏 -3.64 万元（现价32.04，成本33.93）。</w:t>
       </w:r>
     </w:p>
     <w:p>
@@ -662,7 +662,7 @@
           <w:b w:val="0"/>
           <w:sz w:val="24"/>
         </w:rPr>
-        <w:t>· 长江电力（600900）：浮动盈亏 +0.69 万元（现价28.63，成本27.89）。</w:t>
+        <w:t>· 长江电力（600900）：浮动盈亏 +0.57 万元（现价28.5，成本27.89）。</w:t>
       </w:r>
     </w:p>
     <w:p>
@@ -676,7 +676,7 @@
           <w:b w:val="0"/>
           <w:sz w:val="24"/>
         </w:rPr>
-        <w:t>· 新集能源（601918）：浮动盈亏 -0.14 万元（现价10.32，成本10.47）。</w:t>
+        <w:t>· 新集能源（601918）：浮动盈亏 -0.06 万元（现价10.41，成本10.47）。</w:t>
       </w:r>
     </w:p>
     <w:p>
@@ -690,7 +690,7 @@
           <w:b w:val="0"/>
           <w:sz w:val="24"/>
         </w:rPr>
-        <w:t>· 恺英网络（002517）：浮动盈亏 -0.25 万元（现价17.01，成本17.52）。</w:t>
+        <w:t>· 恺英网络（002517）：浮动盈亏 +0.03 万元（现价17.57，成本17.52）。</w:t>
       </w:r>
     </w:p>
     <w:p>
@@ -704,7 +704,7 @@
           <w:b w:val="0"/>
           <w:sz w:val="24"/>
         </w:rPr>
-        <w:t>· 星网锐捷（002396）：浮动盈亏 -0.64 万元（现价34.82，成本35.87）。</w:t>
+        <w:t>· 星网锐捷（002396）：浮动盈亏 -0.25 万元（现价35.46，成本35.87）。</w:t>
       </w:r>
     </w:p>
     <w:p>
@@ -718,7 +718,7 @@
           <w:b w:val="0"/>
           <w:sz w:val="24"/>
         </w:rPr>
-        <w:t>· 深信服（300454）：浮动盈亏 -0.12 万元（现价134.26，成本136.73）。</w:t>
+        <w:t>· 深信服（300454）：浮动盈亏 -0.09 万元（现价134.89，成本136.73）。</w:t>
       </w:r>
     </w:p>
     <w:p>
@@ -732,7 +732,7 @@
           <w:b w:val="0"/>
           <w:sz w:val="24"/>
         </w:rPr>
-        <w:t>· 哈药股份（600664）：浮动盈亏 -0.02 万元（现价7.3，成本7.33）。</w:t>
+        <w:t>· 哈药股份（600664）：浮动盈亏 -0.03 万元（现价7.27，成本7.33）。</w:t>
       </w:r>
     </w:p>
     <w:p>
@@ -746,7 +746,7 @@
           <w:b w:val="0"/>
           <w:sz w:val="24"/>
         </w:rPr>
-        <w:t>· 招商轮船（601872）：浮动盈亏 -0.04 万元（现价20.0，成本20.76）。</w:t>
+        <w:t>· 招商轮船（601872）：浮动盈亏 +0.01 万元（现价21.04，成本20.76）。</w:t>
       </w:r>
     </w:p>
     <w:p>
@@ -760,7 +760,7 @@
           <w:b w:val="0"/>
           <w:sz w:val="24"/>
         </w:rPr>
-        <w:t>· 睿创微纳（688002）：浮动盈亏 +0.03 万元（现价177.89，成本177.58）。</w:t>
+        <w:t>· 睿创微纳（688002）：浮动盈亏 -0.12 万元（现价176.34，成本177.58）。</w:t>
       </w:r>
     </w:p>
     <w:p>
@@ -774,7 +774,21 @@
           <w:b w:val="0"/>
           <w:sz w:val="24"/>
         </w:rPr>
-        <w:t>· 交易费用累计 3145 元，占初始资金 0.063%。</w:t>
+        <w:t>· 药明康德（603259）：浮动盈亏 -0.00 万元（现价157.66，成本157.70）。</w:t>
+      </w:r>
+    </w:p>
+    <w:p>
+      <w:pPr>
+        <w:spacing w:after="120" w:line="312" w:lineRule="auto"/>
+        <w:jc w:val="left"/>
+      </w:pPr>
+      <w:r>
+        <w:rPr>
+          <w:rFonts w:ascii="Times New Roman" w:hAnsi="Times New Roman" w:eastAsia="宋体"/>
+          <w:b w:val="0"/>
+          <w:sz w:val="24"/>
+        </w:rPr>
+        <w:t>· 交易费用累计 3184 元，占初始资金 0.064%。</w:t>
       </w:r>
     </w:p>
     <w:p>

--- a/outputs/13_投资总结报告.docx
+++ b/outputs/13_投资总结报告.docx
@@ -166,7 +166,7 @@
                 <w:rFonts w:ascii="Times New Roman" w:hAnsi="Times New Roman" w:eastAsia="宋体"/>
                 <w:sz w:val="20"/>
               </w:rPr>
-              <w:t>486.21万元</w:t>
+              <w:t>484.18万元</w:t>
             </w:r>
           </w:p>
         </w:tc>
@@ -204,7 +204,7 @@
                 <w:rFonts w:ascii="Times New Roman" w:hAnsi="Times New Roman" w:eastAsia="宋体"/>
                 <w:sz w:val="20"/>
               </w:rPr>
-              <w:t>-2.76%</w:t>
+              <w:t>-3.16%</w:t>
             </w:r>
           </w:p>
         </w:tc>
@@ -242,7 +242,7 @@
                 <w:rFonts w:ascii="Times New Roman" w:hAnsi="Times New Roman" w:eastAsia="宋体"/>
                 <w:sz w:val="20"/>
               </w:rPr>
-              <w:t>-1.51%</w:t>
+              <w:t>-2.15%</w:t>
             </w:r>
           </w:p>
         </w:tc>
@@ -280,7 +280,7 @@
                 <w:rFonts w:ascii="Times New Roman" w:hAnsi="Times New Roman" w:eastAsia="宋体"/>
                 <w:sz w:val="20"/>
               </w:rPr>
-              <w:t>-1.25%</w:t>
+              <w:t>-1.01%</w:t>
             </w:r>
           </w:p>
         </w:tc>
@@ -318,7 +318,7 @@
                 <w:rFonts w:ascii="Times New Roman" w:hAnsi="Times New Roman" w:eastAsia="宋体"/>
                 <w:sz w:val="20"/>
               </w:rPr>
-              <w:t>16.5%</w:t>
+              <w:t>16.6%</w:t>
             </w:r>
           </w:p>
         </w:tc>
@@ -620,7 +620,7 @@
           <w:b w:val="0"/>
           <w:sz w:val="24"/>
         </w:rPr>
-        <w:t>· 沪深300ETF（510300）：浮动盈亏 -2.43 万元（现价4.547，成本4.64）。</w:t>
+        <w:t>· 沪深300ETF（510300）：浮动盈亏 -3.06 万元（现价4.523，成本4.64）。</w:t>
       </w:r>
     </w:p>
     <w:p>
@@ -634,7 +634,7 @@
           <w:b w:val="0"/>
           <w:sz w:val="24"/>
         </w:rPr>
-        <w:t>· 中国平安（601318）：浮动盈亏 -4.22 万元（现价54.13，成本56.12）。</w:t>
+        <w:t>· 中国平安（601318）：浮动盈亏 -4.71 万元（现价53.9，成本56.12）。</w:t>
       </w:r>
     </w:p>
     <w:p>
@@ -648,7 +648,7 @@
           <w:b w:val="0"/>
           <w:sz w:val="24"/>
         </w:rPr>
-        <w:t>· 紫金矿业（601899）：浮动盈亏 -3.64 万元（现价32.04，成本33.93）。</w:t>
+        <w:t>· 紫金矿业（601899）：浮动盈亏 -4.34 万元（现价31.68，成本33.93）。</w:t>
       </w:r>
     </w:p>
     <w:p>
@@ -676,7 +676,7 @@
           <w:b w:val="0"/>
           <w:sz w:val="24"/>
         </w:rPr>
-        <w:t>· 新集能源（601918）：浮动盈亏 -0.06 万元（现价10.41，成本10.47）。</w:t>
+        <w:t>· 新集能源（601918）：浮动盈亏 -0.09 万元（现价10.38，成本10.47）。</w:t>
       </w:r>
     </w:p>
     <w:p>
@@ -690,7 +690,7 @@
           <w:b w:val="0"/>
           <w:sz w:val="24"/>
         </w:rPr>
-        <w:t>· 恺英网络（002517）：浮动盈亏 +0.03 万元（现价17.57，成本17.52）。</w:t>
+        <w:t>· 恺英网络（002517）：浮动盈亏 -0.10 万元（现价17.33，成本17.52）。</w:t>
       </w:r>
     </w:p>
     <w:p>
@@ -704,7 +704,7 @@
           <w:b w:val="0"/>
           <w:sz w:val="24"/>
         </w:rPr>
-        <w:t>· 星网锐捷（002396）：浮动盈亏 -0.25 万元（现价35.46，成本35.87）。</w:t>
+        <w:t>· 星网锐捷（002396）：浮动盈亏 -0.35 万元（现价35.3，成本35.87）。</w:t>
       </w:r>
     </w:p>
     <w:p>
@@ -718,7 +718,7 @@
           <w:b w:val="0"/>
           <w:sz w:val="24"/>
         </w:rPr>
-        <w:t>· 深信服（300454）：浮动盈亏 -0.09 万元（现价134.89，成本136.73）。</w:t>
+        <w:t>· 深信服（300454）：浮动盈亏 -0.09 万元（现价134.99，成本136.73）。</w:t>
       </w:r>
     </w:p>
     <w:p>
@@ -732,7 +732,7 @@
           <w:b w:val="0"/>
           <w:sz w:val="24"/>
         </w:rPr>
-        <w:t>· 哈药股份（600664）：浮动盈亏 -0.03 万元（现价7.27，成本7.33）。</w:t>
+        <w:t>· 哈药股份（600664）：浮动盈亏 -0.10 万元（现价7.12，成本7.33）。</w:t>
       </w:r>
     </w:p>
     <w:p>
@@ -746,7 +746,7 @@
           <w:b w:val="0"/>
           <w:sz w:val="24"/>
         </w:rPr>
-        <w:t>· 招商轮船（601872）：浮动盈亏 +0.01 万元（现价21.04，成本20.76）。</w:t>
+        <w:t>· 招商轮船（601872）：浮动盈亏 -0.01 万元（现价20.5，成本20.76）。</w:t>
       </w:r>
     </w:p>
     <w:p>
@@ -760,7 +760,7 @@
           <w:b w:val="0"/>
           <w:sz w:val="24"/>
         </w:rPr>
-        <w:t>· 睿创微纳（688002）：浮动盈亏 -0.12 万元（现价176.34，成本177.58）。</w:t>
+        <w:t>· 睿创微纳（688002）：浮动盈亏 +0.09 万元（现价178.5，成本177.58）。</w:t>
       </w:r>
     </w:p>
     <w:p>
@@ -774,7 +774,7 @@
           <w:b w:val="0"/>
           <w:sz w:val="24"/>
         </w:rPr>
-        <w:t>· 药明康德（603259）：浮动盈亏 -0.00 万元（现价157.66，成本157.70）。</w:t>
+        <w:t>· 药明康德（603259）：浮动盈亏 -0.10 万元（现价156.67，成本157.70）。</w:t>
       </w:r>
     </w:p>
     <w:p>

--- a/outputs/13_投资总结报告.docx
+++ b/outputs/13_投资总结报告.docx
@@ -166,7 +166,7 @@
                 <w:rFonts w:ascii="Times New Roman" w:hAnsi="Times New Roman" w:eastAsia="宋体"/>
                 <w:sz w:val="20"/>
               </w:rPr>
-              <w:t>484.18万元</w:t>
+              <w:t>487.85万元</w:t>
             </w:r>
           </w:p>
         </w:tc>
@@ -204,7 +204,7 @@
                 <w:rFonts w:ascii="Times New Roman" w:hAnsi="Times New Roman" w:eastAsia="宋体"/>
                 <w:sz w:val="20"/>
               </w:rPr>
-              <w:t>-3.16%</w:t>
+              <w:t>-2.43%</w:t>
             </w:r>
           </w:p>
         </w:tc>
@@ -242,7 +242,7 @@
                 <w:rFonts w:ascii="Times New Roman" w:hAnsi="Times New Roman" w:eastAsia="宋体"/>
                 <w:sz w:val="20"/>
               </w:rPr>
-              <w:t>-2.15%</w:t>
+              <w:t>-1.49%</w:t>
             </w:r>
           </w:p>
         </w:tc>
@@ -280,7 +280,7 @@
                 <w:rFonts w:ascii="Times New Roman" w:hAnsi="Times New Roman" w:eastAsia="宋体"/>
                 <w:sz w:val="20"/>
               </w:rPr>
-              <w:t>-1.01%</w:t>
+              <w:t>-0.94%</w:t>
             </w:r>
           </w:p>
         </w:tc>
@@ -318,7 +318,7 @@
                 <w:rFonts w:ascii="Times New Roman" w:hAnsi="Times New Roman" w:eastAsia="宋体"/>
                 <w:sz w:val="20"/>
               </w:rPr>
-              <w:t>16.6%</w:t>
+              <w:t>16.5%</w:t>
             </w:r>
           </w:p>
         </w:tc>
@@ -620,7 +620,7 @@
           <w:b w:val="0"/>
           <w:sz w:val="24"/>
         </w:rPr>
-        <w:t>· 沪深300ETF（510300）：浮动盈亏 -3.06 万元（现价4.523，成本4.64）。</w:t>
+        <w:t>· 沪深300ETF（510300）：浮动盈亏 -2.36 万元（现价4.55，成本4.64）。</w:t>
       </w:r>
     </w:p>
     <w:p>
@@ -634,7 +634,7 @@
           <w:b w:val="0"/>
           <w:sz w:val="24"/>
         </w:rPr>
-        <w:t>· 中国平安（601318）：浮动盈亏 -4.71 万元（现价53.9，成本56.12）。</w:t>
+        <w:t>· 中国平安（601318）：浮动盈亏 -5.53 万元（现价53.51，成本56.12）。</w:t>
       </w:r>
     </w:p>
     <w:p>
@@ -648,7 +648,7 @@
           <w:b w:val="0"/>
           <w:sz w:val="24"/>
         </w:rPr>
-        <w:t>· 紫金矿业（601899）：浮动盈亏 -4.34 万元（现价31.68，成本33.93）。</w:t>
+        <w:t>· 紫金矿业（601899）：浮动盈亏 -3.39 万元（现价32.17，成本33.93）。</w:t>
       </w:r>
     </w:p>
     <w:p>
@@ -662,7 +662,7 @@
           <w:b w:val="0"/>
           <w:sz w:val="24"/>
         </w:rPr>
-        <w:t>· 长江电力（600900）：浮动盈亏 +0.57 万元（现价28.5，成本27.89）。</w:t>
+        <w:t>· 长江电力（600900）：浮动盈亏 +0.53 万元（现价28.46，成本27.89）。</w:t>
       </w:r>
     </w:p>
     <w:p>
@@ -676,7 +676,7 @@
           <w:b w:val="0"/>
           <w:sz w:val="24"/>
         </w:rPr>
-        <w:t>· 新集能源（601918）：浮动盈亏 -0.09 万元（现价10.38，成本10.47）。</w:t>
+        <w:t>· 新集能源（601918）：浮动盈亏 +0.03 万元（现价10.5，成本10.47）。</w:t>
       </w:r>
     </w:p>
     <w:p>
@@ -690,7 +690,7 @@
           <w:b w:val="0"/>
           <w:sz w:val="24"/>
         </w:rPr>
-        <w:t>· 恺英网络（002517）：浮动盈亏 -0.10 万元（现价17.33，成本17.52）。</w:t>
+        <w:t>· 恺英网络（002517）：浮动盈亏 -0.36 万元（现价16.81，成本17.52）。</w:t>
       </w:r>
     </w:p>
     <w:p>
@@ -704,7 +704,7 @@
           <w:b w:val="0"/>
           <w:sz w:val="24"/>
         </w:rPr>
-        <w:t>· 星网锐捷（002396）：浮动盈亏 -0.35 万元（现价35.3，成本35.87）。</w:t>
+        <w:t>· 星网锐捷（002396）：浮动盈亏 +1.81 万元（现价38.83，成本35.87）。</w:t>
       </w:r>
     </w:p>
     <w:p>
@@ -718,7 +718,7 @@
           <w:b w:val="0"/>
           <w:sz w:val="24"/>
         </w:rPr>
-        <w:t>· 深信服（300454）：浮动盈亏 -0.09 万元（现价134.99，成本136.73）。</w:t>
+        <w:t>· 深信服（300454）：浮动盈亏 -0.16 万元（现价133.58，成本136.73）。</w:t>
       </w:r>
     </w:p>
     <w:p>
@@ -732,7 +732,7 @@
           <w:b w:val="0"/>
           <w:sz w:val="24"/>
         </w:rPr>
-        <w:t>· 哈药股份（600664）：浮动盈亏 -0.10 万元（现价7.12，成本7.33）。</w:t>
+        <w:t>· 哈药股份（600664）：浮动盈亏 +0.02 万元（现价7.36，成本7.33）。</w:t>
       </w:r>
     </w:p>
     <w:p>
@@ -746,7 +746,7 @@
           <w:b w:val="0"/>
           <w:sz w:val="24"/>
         </w:rPr>
-        <w:t>· 招商轮船（601872）：浮动盈亏 -0.01 万元（现价20.5，成本20.76）。</w:t>
+        <w:t>· 招商轮船（601872）：浮动盈亏 -0.05 万元（现价19.86，成本20.76）。</w:t>
       </w:r>
     </w:p>
     <w:p>
@@ -760,7 +760,7 @@
           <w:b w:val="0"/>
           <w:sz w:val="24"/>
         </w:rPr>
-        <w:t>· 睿创微纳（688002）：浮动盈亏 +0.09 万元（现价178.5，成本177.58）。</w:t>
+        <w:t>· 睿创微纳（688002）：浮动盈亏 +0.85 万元（现价186.09，成本177.58）。</w:t>
       </w:r>
     </w:p>
     <w:p>
@@ -774,7 +774,7 @@
           <w:b w:val="0"/>
           <w:sz w:val="24"/>
         </w:rPr>
-        <w:t>· 药明康德（603259）：浮动盈亏 -0.10 万元（现价156.67，成本157.70）。</w:t>
+        <w:t>· 药明康德（603259）：浮动盈亏 +0.00 万元（现价157.71，成本157.70）。</w:t>
       </w:r>
     </w:p>
     <w:p>

--- a/outputs/13_投资总结报告.docx
+++ b/outputs/13_投资总结报告.docx
@@ -166,7 +166,7 @@
                 <w:rFonts w:ascii="Times New Roman" w:hAnsi="Times New Roman" w:eastAsia="宋体"/>
                 <w:sz w:val="20"/>
               </w:rPr>
-              <w:t>487.85万元</w:t>
+              <w:t>484.18万元</w:t>
             </w:r>
           </w:p>
         </w:tc>
@@ -204,7 +204,7 @@
                 <w:rFonts w:ascii="Times New Roman" w:hAnsi="Times New Roman" w:eastAsia="宋体"/>
                 <w:sz w:val="20"/>
               </w:rPr>
-              <w:t>-2.43%</w:t>
+              <w:t>-3.16%</w:t>
             </w:r>
           </w:p>
         </w:tc>
@@ -242,7 +242,7 @@
                 <w:rFonts w:ascii="Times New Roman" w:hAnsi="Times New Roman" w:eastAsia="宋体"/>
                 <w:sz w:val="20"/>
               </w:rPr>
-              <w:t>-1.49%</w:t>
+              <w:t>-2.15%</w:t>
             </w:r>
           </w:p>
         </w:tc>
@@ -280,7 +280,7 @@
                 <w:rFonts w:ascii="Times New Roman" w:hAnsi="Times New Roman" w:eastAsia="宋体"/>
                 <w:sz w:val="20"/>
               </w:rPr>
-              <w:t>-0.94%</w:t>
+              <w:t>-1.01%</w:t>
             </w:r>
           </w:p>
         </w:tc>
@@ -318,7 +318,7 @@
                 <w:rFonts w:ascii="Times New Roman" w:hAnsi="Times New Roman" w:eastAsia="宋体"/>
                 <w:sz w:val="20"/>
               </w:rPr>
-              <w:t>16.5%</w:t>
+              <w:t>16.6%</w:t>
             </w:r>
           </w:p>
         </w:tc>
@@ -620,7 +620,7 @@
           <w:b w:val="0"/>
           <w:sz w:val="24"/>
         </w:rPr>
-        <w:t>· 沪深300ETF（510300）：浮动盈亏 -2.36 万元（现价4.55，成本4.64）。</w:t>
+        <w:t>· 沪深300ETF（510300）：浮动盈亏 -3.06 万元（现价4.523，成本4.64）。</w:t>
       </w:r>
     </w:p>
     <w:p>
@@ -634,7 +634,7 @@
           <w:b w:val="0"/>
           <w:sz w:val="24"/>
         </w:rPr>
-        <w:t>· 中国平安（601318）：浮动盈亏 -5.53 万元（现价53.51，成本56.12）。</w:t>
+        <w:t>· 中国平安（601318）：浮动盈亏 -4.71 万元（现价53.9，成本56.12）。</w:t>
       </w:r>
     </w:p>
     <w:p>
@@ -648,7 +648,7 @@
           <w:b w:val="0"/>
           <w:sz w:val="24"/>
         </w:rPr>
-        <w:t>· 紫金矿业（601899）：浮动盈亏 -3.39 万元（现价32.17，成本33.93）。</w:t>
+        <w:t>· 紫金矿业（601899）：浮动盈亏 -4.34 万元（现价31.68，成本33.93）。</w:t>
       </w:r>
     </w:p>
     <w:p>
@@ -662,7 +662,7 @@
           <w:b w:val="0"/>
           <w:sz w:val="24"/>
         </w:rPr>
-        <w:t>· 长江电力（600900）：浮动盈亏 +0.53 万元（现价28.46，成本27.89）。</w:t>
+        <w:t>· 长江电力（600900）：浮动盈亏 +0.57 万元（现价28.5，成本27.89）。</w:t>
       </w:r>
     </w:p>
     <w:p>
@@ -676,7 +676,7 @@
           <w:b w:val="0"/>
           <w:sz w:val="24"/>
         </w:rPr>
-        <w:t>· 新集能源（601918）：浮动盈亏 +0.03 万元（现价10.5，成本10.47）。</w:t>
+        <w:t>· 新集能源（601918）：浮动盈亏 -0.09 万元（现价10.38，成本10.47）。</w:t>
       </w:r>
     </w:p>
     <w:p>
@@ -690,7 +690,7 @@
           <w:b w:val="0"/>
           <w:sz w:val="24"/>
         </w:rPr>
-        <w:t>· 恺英网络（002517）：浮动盈亏 -0.36 万元（现价16.81，成本17.52）。</w:t>
+        <w:t>· 恺英网络（002517）：浮动盈亏 -0.10 万元（现价17.33，成本17.52）。</w:t>
       </w:r>
     </w:p>
     <w:p>
@@ -704,7 +704,7 @@
           <w:b w:val="0"/>
           <w:sz w:val="24"/>
         </w:rPr>
-        <w:t>· 星网锐捷（002396）：浮动盈亏 +1.81 万元（现价38.83，成本35.87）。</w:t>
+        <w:t>· 星网锐捷（002396）：浮动盈亏 -0.35 万元（现价35.3，成本35.87）。</w:t>
       </w:r>
     </w:p>
     <w:p>
@@ -718,7 +718,7 @@
           <w:b w:val="0"/>
           <w:sz w:val="24"/>
         </w:rPr>
-        <w:t>· 深信服（300454）：浮动盈亏 -0.16 万元（现价133.58，成本136.73）。</w:t>
+        <w:t>· 深信服（300454）：浮动盈亏 -0.09 万元（现价134.99，成本136.73）。</w:t>
       </w:r>
     </w:p>
     <w:p>
@@ -732,7 +732,7 @@
           <w:b w:val="0"/>
           <w:sz w:val="24"/>
         </w:rPr>
-        <w:t>· 哈药股份（600664）：浮动盈亏 +0.02 万元（现价7.36，成本7.33）。</w:t>
+        <w:t>· 哈药股份（600664）：浮动盈亏 -0.10 万元（现价7.12，成本7.33）。</w:t>
       </w:r>
     </w:p>
     <w:p>
@@ -746,7 +746,7 @@
           <w:b w:val="0"/>
           <w:sz w:val="24"/>
         </w:rPr>
-        <w:t>· 招商轮船（601872）：浮动盈亏 -0.05 万元（现价19.86，成本20.76）。</w:t>
+        <w:t>· 招商轮船（601872）：浮动盈亏 -0.01 万元（现价20.5，成本20.76）。</w:t>
       </w:r>
     </w:p>
     <w:p>
@@ -760,7 +760,7 @@
           <w:b w:val="0"/>
           <w:sz w:val="24"/>
         </w:rPr>
-        <w:t>· 睿创微纳（688002）：浮动盈亏 +0.85 万元（现价186.09，成本177.58）。</w:t>
+        <w:t>· 睿创微纳（688002）：浮动盈亏 +0.09 万元（现价178.5，成本177.58）。</w:t>
       </w:r>
     </w:p>
     <w:p>
@@ -774,7 +774,7 @@
           <w:b w:val="0"/>
           <w:sz w:val="24"/>
         </w:rPr>
-        <w:t>· 药明康德（603259）：浮动盈亏 +0.00 万元（现价157.71，成本157.70）。</w:t>
+        <w:t>· 药明康德（603259）：浮动盈亏 -0.10 万元（现价156.67，成本157.70）。</w:t>
       </w:r>
     </w:p>
     <w:p>

--- a/outputs/13_投资总结报告.docx
+++ b/outputs/13_投资总结报告.docx
@@ -166,7 +166,7 @@
                 <w:rFonts w:ascii="Times New Roman" w:hAnsi="Times New Roman" w:eastAsia="宋体"/>
                 <w:sz w:val="20"/>
               </w:rPr>
-              <w:t>484.18万元</w:t>
+              <w:t>488.79万元</w:t>
             </w:r>
           </w:p>
         </w:tc>
@@ -204,7 +204,7 @@
                 <w:rFonts w:ascii="Times New Roman" w:hAnsi="Times New Roman" w:eastAsia="宋体"/>
                 <w:sz w:val="20"/>
               </w:rPr>
-              <w:t>-3.16%</w:t>
+              <w:t>-2.24%</w:t>
             </w:r>
           </w:p>
         </w:tc>
@@ -242,7 +242,7 @@
                 <w:rFonts w:ascii="Times New Roman" w:hAnsi="Times New Roman" w:eastAsia="宋体"/>
                 <w:sz w:val="20"/>
               </w:rPr>
-              <w:t>-2.15%</w:t>
+              <w:t>-1.49%</w:t>
             </w:r>
           </w:p>
         </w:tc>
@@ -280,7 +280,7 @@
                 <w:rFonts w:ascii="Times New Roman" w:hAnsi="Times New Roman" w:eastAsia="宋体"/>
                 <w:sz w:val="20"/>
               </w:rPr>
-              <w:t>-1.01%</w:t>
+              <w:t>-0.75%</w:t>
             </w:r>
           </w:p>
         </w:tc>
@@ -318,7 +318,7 @@
                 <w:rFonts w:ascii="Times New Roman" w:hAnsi="Times New Roman" w:eastAsia="宋体"/>
                 <w:sz w:val="20"/>
               </w:rPr>
-              <w:t>16.6%</w:t>
+              <w:t>12.0%</w:t>
             </w:r>
           </w:p>
         </w:tc>
@@ -356,7 +356,7 @@
                 <w:rFonts w:ascii="Times New Roman" w:hAnsi="Times New Roman" w:eastAsia="宋体"/>
                 <w:sz w:val="20"/>
               </w:rPr>
-              <w:t>3184元</w:t>
+              <w:t>3456元</w:t>
             </w:r>
           </w:p>
         </w:tc>
@@ -494,7 +494,7 @@
           <w:b w:val="0"/>
           <w:sz w:val="24"/>
         </w:rPr>
-        <w:t>项目期间共形成 28 条投资决策记录、8 只候选证券的跟踪分析，全部决策均包含基本面依据、技术面依据、市场依据、风险判断与AI使用情况，实现“指标→信号→判断→投资决策”完整证据链；每笔交易均可追溯到决策编号与规则校验结果。</w:t>
+        <w:t>项目期间共形成 31 条投资决策记录、8 只候选证券的跟踪分析，全部决策均包含基本面依据、技术面依据、市场依据、风险判断与AI使用情况，实现“指标→信号→判断→投资决策”完整证据链；每笔交易均可追溯到决策编号与规则校验结果。</w:t>
       </w:r>
     </w:p>
     <w:p>
@@ -522,7 +522,7 @@
           <w:b w:val="0"/>
           <w:sz w:val="24"/>
         </w:rPr>
-        <w:t>· 紫金矿业（601899）：已实现盈亏 -3.14 万元。</w:t>
+        <w:t>· 紫金矿业（601899）：已实现盈亏 -5.17 万元。</w:t>
       </w:r>
     </w:p>
     <w:p>
@@ -620,7 +620,7 @@
           <w:b w:val="0"/>
           <w:sz w:val="24"/>
         </w:rPr>
-        <w:t>· 沪深300ETF（510300）：浮动盈亏 -3.06 万元（现价4.523，成本4.64）。</w:t>
+        <w:t>· 沪深300ETF（510300）：浮动盈亏 -2.36 万元（现价4.55，成本4.64）。</w:t>
       </w:r>
     </w:p>
     <w:p>
@@ -634,7 +634,7 @@
           <w:b w:val="0"/>
           <w:sz w:val="24"/>
         </w:rPr>
-        <w:t>· 中国平安（601318）：浮动盈亏 -4.71 万元（现价53.9，成本56.12）。</w:t>
+        <w:t>· 中国平安（601318）：浮动盈亏 -5.53 万元（现价53.51，成本56.12）。</w:t>
       </w:r>
     </w:p>
     <w:p>
@@ -648,7 +648,7 @@
           <w:b w:val="0"/>
           <w:sz w:val="24"/>
         </w:rPr>
-        <w:t>· 紫金矿业（601899）：浮动盈亏 -4.34 万元（现价31.68，成本33.93）。</w:t>
+        <w:t>· 紫金矿业（601899）：浮动盈亏 -2.16 万元（现价32.17，成本33.93）。</w:t>
       </w:r>
     </w:p>
     <w:p>
@@ -662,7 +662,7 @@
           <w:b w:val="0"/>
           <w:sz w:val="24"/>
         </w:rPr>
-        <w:t>· 长江电力（600900）：浮动盈亏 +0.57 万元（现价28.5，成本27.89）。</w:t>
+        <w:t>· 长江电力（600900）：浮动盈亏 +0.53 万元（现价28.46，成本27.89）。</w:t>
       </w:r>
     </w:p>
     <w:p>
@@ -676,7 +676,7 @@
           <w:b w:val="0"/>
           <w:sz w:val="24"/>
         </w:rPr>
-        <w:t>· 新集能源（601918）：浮动盈亏 -0.09 万元（现价10.38，成本10.47）。</w:t>
+        <w:t>· 新集能源（601918）：浮动盈亏 +0.03 万元（现价10.5，成本10.47）。</w:t>
       </w:r>
     </w:p>
     <w:p>
@@ -690,7 +690,7 @@
           <w:b w:val="0"/>
           <w:sz w:val="24"/>
         </w:rPr>
-        <w:t>· 恺英网络（002517）：浮动盈亏 -0.10 万元（现价17.33，成本17.52）。</w:t>
+        <w:t>· 恺英网络（002517）：浮动盈亏 -0.36 万元（现价16.81，成本17.52）。</w:t>
       </w:r>
     </w:p>
     <w:p>
@@ -704,7 +704,7 @@
           <w:b w:val="0"/>
           <w:sz w:val="24"/>
         </w:rPr>
-        <w:t>· 星网锐捷（002396）：浮动盈亏 -0.35 万元（现价35.3，成本35.87）。</w:t>
+        <w:t>· 星网锐捷（002396）：浮动盈亏 +1.81 万元（现价38.83，成本35.87）。</w:t>
       </w:r>
     </w:p>
     <w:p>
@@ -718,7 +718,7 @@
           <w:b w:val="0"/>
           <w:sz w:val="24"/>
         </w:rPr>
-        <w:t>· 深信服（300454）：浮动盈亏 -0.09 万元（现价134.99，成本136.73）。</w:t>
+        <w:t>· 深信服（300454）：浮动盈亏 -0.16 万元（现价133.58，成本136.73）。</w:t>
       </w:r>
     </w:p>
     <w:p>
@@ -732,7 +732,7 @@
           <w:b w:val="0"/>
           <w:sz w:val="24"/>
         </w:rPr>
-        <w:t>· 哈药股份（600664）：浮动盈亏 -0.10 万元（现价7.12，成本7.33）。</w:t>
+        <w:t>· 哈药股份（600664）：浮动盈亏 +0.02 万元（现价7.36，成本7.33）。</w:t>
       </w:r>
     </w:p>
     <w:p>
@@ -746,7 +746,7 @@
           <w:b w:val="0"/>
           <w:sz w:val="24"/>
         </w:rPr>
-        <w:t>· 招商轮船（601872）：浮动盈亏 -0.01 万元（现价20.5，成本20.76）。</w:t>
+        <w:t>· 招商轮船（601872）：浮动盈亏 -0.05 万元（现价19.86，成本20.76）。</w:t>
       </w:r>
     </w:p>
     <w:p>
@@ -760,7 +760,7 @@
           <w:b w:val="0"/>
           <w:sz w:val="24"/>
         </w:rPr>
-        <w:t>· 睿创微纳（688002）：浮动盈亏 +0.09 万元（现价178.5，成本177.58）。</w:t>
+        <w:t>· 睿创微纳（688002）：浮动盈亏 +0.85 万元（现价186.09，成本177.58）。</w:t>
       </w:r>
     </w:p>
     <w:p>
@@ -774,7 +774,7 @@
           <w:b w:val="0"/>
           <w:sz w:val="24"/>
         </w:rPr>
-        <w:t>· 药明康德（603259）：浮动盈亏 -0.10 万元（现价156.67，成本157.70）。</w:t>
+        <w:t>· 药明康德（603259）：浮动盈亏 +0.00 万元（现价157.71，成本157.70）。</w:t>
       </w:r>
     </w:p>
     <w:p>
@@ -788,7 +788,35 @@
           <w:b w:val="0"/>
           <w:sz w:val="24"/>
         </w:rPr>
-        <w:t>· 交易费用累计 3184 元，占初始资金 0.064%。</w:t>
+        <w:t>· 康龙化成（300759）：浮动盈亏 +0.05 万元（现价43.15，成本42.65）。</w:t>
+      </w:r>
+    </w:p>
+    <w:p>
+      <w:pPr>
+        <w:spacing w:after="120" w:line="312" w:lineRule="auto"/>
+        <w:jc w:val="left"/>
+      </w:pPr>
+      <w:r>
+        <w:rPr>
+          <w:rFonts w:ascii="Times New Roman" w:hAnsi="Times New Roman" w:eastAsia="宋体"/>
+          <w:b w:val="0"/>
+          <w:sz w:val="24"/>
+        </w:rPr>
+        <w:t>· 赤峰黄金（600988）：浮动盈亏 +1.69 万元（现价45.44，成本43.56）。</w:t>
+      </w:r>
+    </w:p>
+    <w:p>
+      <w:pPr>
+        <w:spacing w:after="120" w:line="312" w:lineRule="auto"/>
+        <w:jc w:val="left"/>
+      </w:pPr>
+      <w:r>
+        <w:rPr>
+          <w:rFonts w:ascii="Times New Roman" w:hAnsi="Times New Roman" w:eastAsia="宋体"/>
+          <w:b w:val="0"/>
+          <w:sz w:val="24"/>
+        </w:rPr>
+        <w:t>· 交易费用累计 3456 元，占初始资金 0.069%。</w:t>
       </w:r>
     </w:p>
     <w:p>

--- a/outputs/13_投资总结报告.docx
+++ b/outputs/13_投资总结报告.docx
@@ -166,7 +166,7 @@
                 <w:rFonts w:ascii="Times New Roman" w:hAnsi="Times New Roman" w:eastAsia="宋体"/>
                 <w:sz w:val="20"/>
               </w:rPr>
-              <w:t>488.79万元</w:t>
+              <w:t>484.39万元</w:t>
             </w:r>
           </w:p>
         </w:tc>
@@ -204,7 +204,7 @@
                 <w:rFonts w:ascii="Times New Roman" w:hAnsi="Times New Roman" w:eastAsia="宋体"/>
                 <w:sz w:val="20"/>
               </w:rPr>
-              <w:t>-2.24%</w:t>
+              <w:t>-3.12%</w:t>
             </w:r>
           </w:p>
         </w:tc>
@@ -242,7 +242,7 @@
                 <w:rFonts w:ascii="Times New Roman" w:hAnsi="Times New Roman" w:eastAsia="宋体"/>
                 <w:sz w:val="20"/>
               </w:rPr>
-              <w:t>-1.49%</w:t>
+              <w:t>-1.93%</w:t>
             </w:r>
           </w:p>
         </w:tc>
@@ -280,7 +280,7 @@
                 <w:rFonts w:ascii="Times New Roman" w:hAnsi="Times New Roman" w:eastAsia="宋体"/>
                 <w:sz w:val="20"/>
               </w:rPr>
-              <w:t>-0.75%</w:t>
+              <w:t>-1.19%</w:t>
             </w:r>
           </w:p>
         </w:tc>
@@ -318,7 +318,7 @@
                 <w:rFonts w:ascii="Times New Roman" w:hAnsi="Times New Roman" w:eastAsia="宋体"/>
                 <w:sz w:val="20"/>
               </w:rPr>
-              <w:t>12.0%</w:t>
+              <w:t>12.1%</w:t>
             </w:r>
           </w:p>
         </w:tc>
@@ -620,7 +620,7 @@
           <w:b w:val="0"/>
           <w:sz w:val="24"/>
         </w:rPr>
-        <w:t>· 沪深300ETF（510300）：浮动盈亏 -2.36 万元（现价4.55，成本4.64）。</w:t>
+        <w:t>· 沪深300ETF（510300）：浮动盈亏 -2.82 万元（现价4.532，成本4.64）。</w:t>
       </w:r>
     </w:p>
     <w:p>
@@ -634,7 +634,7 @@
           <w:b w:val="0"/>
           <w:sz w:val="24"/>
         </w:rPr>
-        <w:t>· 中国平安（601318）：浮动盈亏 -5.53 万元（现价53.51，成本56.12）。</w:t>
+        <w:t>· 中国平安（601318）：浮动盈亏 -5.87 万元（现价53.35，成本56.12）。</w:t>
       </w:r>
     </w:p>
     <w:p>
@@ -648,7 +648,7 @@
           <w:b w:val="0"/>
           <w:sz w:val="24"/>
         </w:rPr>
-        <w:t>· 紫金矿业（601899）：浮动盈亏 -2.16 万元（现价32.17，成本33.93）。</w:t>
+        <w:t>· 紫金矿业（601899）：浮动盈亏 -3.72 万元（现价30.9，成本33.93）。</w:t>
       </w:r>
     </w:p>
     <w:p>
@@ -676,7 +676,7 @@
           <w:b w:val="0"/>
           <w:sz w:val="24"/>
         </w:rPr>
-        <w:t>· 新集能源（601918）：浮动盈亏 +0.03 万元（现价10.5，成本10.47）。</w:t>
+        <w:t>· 新集能源（601918）：浮动盈亏 -0.24 万元（现价10.22，成本10.47）。</w:t>
       </w:r>
     </w:p>
     <w:p>
@@ -690,7 +690,7 @@
           <w:b w:val="0"/>
           <w:sz w:val="24"/>
         </w:rPr>
-        <w:t>· 恺英网络（002517）：浮动盈亏 -0.36 万元（现价16.81，成本17.52）。</w:t>
+        <w:t>· 恺英网络（002517）：浮动盈亏 -0.49 万元（现价16.54，成本17.52）。</w:t>
       </w:r>
     </w:p>
     <w:p>
@@ -704,7 +704,7 @@
           <w:b w:val="0"/>
           <w:sz w:val="24"/>
         </w:rPr>
-        <w:t>· 星网锐捷（002396）：浮动盈亏 +1.81 万元（现价38.83，成本35.87）。</w:t>
+        <w:t>· 星网锐捷（002396）：浮动盈亏 +1.42 万元（现价38.2，成本35.87）。</w:t>
       </w:r>
     </w:p>
     <w:p>
@@ -718,7 +718,7 @@
           <w:b w:val="0"/>
           <w:sz w:val="24"/>
         </w:rPr>
-        <w:t>· 深信服（300454）：浮动盈亏 -0.16 万元（现价133.58，成本136.73）。</w:t>
+        <w:t>· 深信服（300454）：浮动盈亏 +0.04 万元（现价137.47，成本136.73）。</w:t>
       </w:r>
     </w:p>
     <w:p>
@@ -732,7 +732,7 @@
           <w:b w:val="0"/>
           <w:sz w:val="24"/>
         </w:rPr>
-        <w:t>· 哈药股份（600664）：浮动盈亏 +0.02 万元（现价7.36，成本7.33）。</w:t>
+        <w:t>· 哈药股份（600664）：浮动盈亏 +0.04 万元（现价7.42，成本7.33）。</w:t>
       </w:r>
     </w:p>
     <w:p>
@@ -746,7 +746,7 @@
           <w:b w:val="0"/>
           <w:sz w:val="24"/>
         </w:rPr>
-        <w:t>· 招商轮船（601872）：浮动盈亏 -0.05 万元（现价19.86，成本20.76）。</w:t>
+        <w:t>· 招商轮船（601872）：浮动盈亏 +0.05 万元（现价21.85，成本20.76）。</w:t>
       </w:r>
     </w:p>
     <w:p>
@@ -760,7 +760,7 @@
           <w:b w:val="0"/>
           <w:sz w:val="24"/>
         </w:rPr>
-        <w:t>· 睿创微纳（688002）：浮动盈亏 +0.85 万元（现价186.09，成本177.58）。</w:t>
+        <w:t>· 睿创微纳（688002）：浮动盈亏 +0.74 万元（现价185.0，成本177.58）。</w:t>
       </w:r>
     </w:p>
     <w:p>
@@ -774,7 +774,7 @@
           <w:b w:val="0"/>
           <w:sz w:val="24"/>
         </w:rPr>
-        <w:t>· 药明康德（603259）：浮动盈亏 +0.00 万元（现价157.71，成本157.70）。</w:t>
+        <w:t>· 药明康德（603259）：浮动盈亏 +0.28 万元（现价160.49，成本157.70）。</w:t>
       </w:r>
     </w:p>
     <w:p>
@@ -788,7 +788,7 @@
           <w:b w:val="0"/>
           <w:sz w:val="24"/>
         </w:rPr>
-        <w:t>· 康龙化成（300759）：浮动盈亏 +0.05 万元（现价43.15，成本42.65）。</w:t>
+        <w:t>· 康龙化成（300759）：浮动盈亏 +0.11 万元（现价43.75，成本42.65）。</w:t>
       </w:r>
     </w:p>
     <w:p>
@@ -802,7 +802,7 @@
           <w:b w:val="0"/>
           <w:sz w:val="24"/>
         </w:rPr>
-        <w:t>· 赤峰黄金（600988）：浮动盈亏 +1.69 万元（现价45.44，成本43.56）。</w:t>
+        <w:t>· 赤峰黄金（600988）：浮动盈亏 -0.11 万元（现价43.44，成本43.56）。</w:t>
       </w:r>
     </w:p>
     <w:p>

--- a/outputs/13_投资总结报告.docx
+++ b/outputs/13_投资总结报告.docx
@@ -166,7 +166,7 @@
                 <w:rFonts w:ascii="Times New Roman" w:hAnsi="Times New Roman" w:eastAsia="宋体"/>
                 <w:sz w:val="20"/>
               </w:rPr>
-              <w:t>484.39万元</w:t>
+              <w:t>483.95万元</w:t>
             </w:r>
           </w:p>
         </w:tc>
@@ -204,7 +204,7 @@
                 <w:rFonts w:ascii="Times New Roman" w:hAnsi="Times New Roman" w:eastAsia="宋体"/>
                 <w:sz w:val="20"/>
               </w:rPr>
-              <w:t>-3.12%</w:t>
+              <w:t>-3.21%</w:t>
             </w:r>
           </w:p>
         </w:tc>
@@ -280,7 +280,7 @@
                 <w:rFonts w:ascii="Times New Roman" w:hAnsi="Times New Roman" w:eastAsia="宋体"/>
                 <w:sz w:val="20"/>
               </w:rPr>
-              <w:t>-1.19%</w:t>
+              <w:t>-1.28%</w:t>
             </w:r>
           </w:p>
         </w:tc>
@@ -318,7 +318,7 @@
                 <w:rFonts w:ascii="Times New Roman" w:hAnsi="Times New Roman" w:eastAsia="宋体"/>
                 <w:sz w:val="20"/>
               </w:rPr>
-              <w:t>12.1%</w:t>
+              <w:t>27.6%</w:t>
             </w:r>
           </w:p>
         </w:tc>
@@ -356,7 +356,7 @@
                 <w:rFonts w:ascii="Times New Roman" w:hAnsi="Times New Roman" w:eastAsia="宋体"/>
                 <w:sz w:val="20"/>
               </w:rPr>
-              <w:t>3456元</w:t>
+              <w:t>4020元</w:t>
             </w:r>
           </w:p>
         </w:tc>
@@ -494,7 +494,7 @@
           <w:b w:val="0"/>
           <w:sz w:val="24"/>
         </w:rPr>
-        <w:t>项目期间共形成 31 条投资决策记录、8 只候选证券的跟踪分析，全部决策均包含基本面依据、技术面依据、市场依据、风险判断与AI使用情况，实现“指标→信号→判断→投资决策”完整证据链；每笔交易均可追溯到决策编号与规则校验结果。</w:t>
+        <w:t>项目期间共形成 35 条投资决策记录、8 只候选证券的跟踪分析，全部决策均包含基本面依据、技术面依据、市场依据、风险判断与AI使用情况，实现“指标→信号→判断→投资决策”完整证据链；每笔交易均可追溯到决策编号与规则校验结果。</w:t>
       </w:r>
     </w:p>
     <w:p>
@@ -522,7 +522,7 @@
           <w:b w:val="0"/>
           <w:sz w:val="24"/>
         </w:rPr>
-        <w:t>· 紫金矿业（601899）：已实现盈亏 -5.17 万元。</w:t>
+        <w:t>· 601899（601899）：已实现盈亏 -9.04 万元。</w:t>
       </w:r>
     </w:p>
     <w:p>
@@ -620,6 +620,34 @@
           <w:b w:val="0"/>
           <w:sz w:val="24"/>
         </w:rPr>
+        <w:t>· 赤峰黄金（600988）：已实现盈亏 -0.41 万元。</w:t>
+      </w:r>
+    </w:p>
+    <w:p>
+      <w:pPr>
+        <w:spacing w:after="120" w:line="312" w:lineRule="auto"/>
+        <w:jc w:val="left"/>
+      </w:pPr>
+      <w:r>
+        <w:rPr>
+          <w:rFonts w:ascii="Times New Roman" w:hAnsi="Times New Roman" w:eastAsia="宋体"/>
+          <w:b w:val="0"/>
+          <w:sz w:val="24"/>
+        </w:rPr>
+        <w:t>· 中国平安（601318）：已实现盈亏 -0.77 万元。</w:t>
+      </w:r>
+    </w:p>
+    <w:p>
+      <w:pPr>
+        <w:spacing w:after="120" w:line="312" w:lineRule="auto"/>
+        <w:jc w:val="left"/>
+      </w:pPr>
+      <w:r>
+        <w:rPr>
+          <w:rFonts w:ascii="Times New Roman" w:hAnsi="Times New Roman" w:eastAsia="宋体"/>
+          <w:b w:val="0"/>
+          <w:sz w:val="24"/>
+        </w:rPr>
         <w:t>· 沪深300ETF（510300）：浮动盈亏 -2.82 万元（现价4.532，成本4.64）。</w:t>
       </w:r>
     </w:p>
@@ -634,21 +662,7 @@
           <w:b w:val="0"/>
           <w:sz w:val="24"/>
         </w:rPr>
-        <w:t>· 中国平安（601318）：浮动盈亏 -5.87 万元（现价53.35，成本56.12）。</w:t>
-      </w:r>
-    </w:p>
-    <w:p>
-      <w:pPr>
-        <w:spacing w:after="120" w:line="312" w:lineRule="auto"/>
-        <w:jc w:val="left"/>
-      </w:pPr>
-      <w:r>
-        <w:rPr>
-          <w:rFonts w:ascii="Times New Roman" w:hAnsi="Times New Roman" w:eastAsia="宋体"/>
-          <w:b w:val="0"/>
-          <w:sz w:val="24"/>
-        </w:rPr>
-        <w:t>· 紫金矿业（601899）：浮动盈亏 -3.72 万元（现价30.9，成本33.93）。</w:t>
+        <w:t>· 中国平安（601318）：浮动盈亏 -5.04 万元（现价53.35，成本56.12）。</w:t>
       </w:r>
     </w:p>
     <w:p>
@@ -802,7 +816,7 @@
           <w:b w:val="0"/>
           <w:sz w:val="24"/>
         </w:rPr>
-        <w:t>· 赤峰黄金（600988）：浮动盈亏 -0.11 万元（现价43.44，成本43.56）。</w:t>
+        <w:t>· 赤峰黄金（600988）：浮动盈亏 -0.05 万元（现价43.44，成本43.56）。</w:t>
       </w:r>
     </w:p>
     <w:p>
@@ -816,7 +830,7 @@
           <w:b w:val="0"/>
           <w:sz w:val="24"/>
         </w:rPr>
-        <w:t>· 交易费用累计 3456 元，占初始资金 0.069%。</w:t>
+        <w:t>· 交易费用累计 4020 元，占初始资金 0.080%。</w:t>
       </w:r>
     </w:p>
     <w:p>

--- a/outputs/13_投资总结报告.docx
+++ b/outputs/13_投资总结报告.docx
@@ -166,7 +166,7 @@
                 <w:rFonts w:ascii="Times New Roman" w:hAnsi="Times New Roman" w:eastAsia="宋体"/>
                 <w:sz w:val="20"/>
               </w:rPr>
-              <w:t>483.95万元</w:t>
+              <w:t>486.41万元</w:t>
             </w:r>
           </w:p>
         </w:tc>
@@ -204,7 +204,7 @@
                 <w:rFonts w:ascii="Times New Roman" w:hAnsi="Times New Roman" w:eastAsia="宋体"/>
                 <w:sz w:val="20"/>
               </w:rPr>
-              <w:t>-3.21%</w:t>
+              <w:t>-2.72%</w:t>
             </w:r>
           </w:p>
         </w:tc>
@@ -242,7 +242,7 @@
                 <w:rFonts w:ascii="Times New Roman" w:hAnsi="Times New Roman" w:eastAsia="宋体"/>
                 <w:sz w:val="20"/>
               </w:rPr>
-              <w:t>-1.93%</w:t>
+              <w:t>-0.89%</w:t>
             </w:r>
           </w:p>
         </w:tc>
@@ -280,7 +280,7 @@
                 <w:rFonts w:ascii="Times New Roman" w:hAnsi="Times New Roman" w:eastAsia="宋体"/>
                 <w:sz w:val="20"/>
               </w:rPr>
-              <w:t>-1.28%</w:t>
+              <w:t>-1.83%</w:t>
             </w:r>
           </w:p>
         </w:tc>
@@ -318,7 +318,7 @@
                 <w:rFonts w:ascii="Times New Roman" w:hAnsi="Times New Roman" w:eastAsia="宋体"/>
                 <w:sz w:val="20"/>
               </w:rPr>
-              <w:t>27.6%</w:t>
+              <w:t>19.9%</w:t>
             </w:r>
           </w:p>
         </w:tc>
@@ -356,7 +356,7 @@
                 <w:rFonts w:ascii="Times New Roman" w:hAnsi="Times New Roman" w:eastAsia="宋体"/>
                 <w:sz w:val="20"/>
               </w:rPr>
-              <w:t>4020元</w:t>
+              <w:t>4113元</w:t>
             </w:r>
           </w:p>
         </w:tc>
@@ -494,7 +494,7 @@
           <w:b w:val="0"/>
           <w:sz w:val="24"/>
         </w:rPr>
-        <w:t>项目期间共形成 35 条投资决策记录、8 只候选证券的跟踪分析，全部决策均包含基本面依据、技术面依据、市场依据、风险判断与AI使用情况，实现“指标→信号→判断→投资决策”完整证据链；每笔交易均可追溯到决策编号与规则校验结果。</w:t>
+        <w:t>项目期间共形成 36 条投资决策记录、8 只候选证券的跟踪分析，全部决策均包含基本面依据、技术面依据、市场依据、风险判断与AI使用情况，实现“指标→信号→判断→投资决策”完整证据链；每笔交易均可追溯到决策编号与规则校验结果。</w:t>
       </w:r>
     </w:p>
     <w:p>
@@ -522,7 +522,7 @@
           <w:b w:val="0"/>
           <w:sz w:val="24"/>
         </w:rPr>
-        <w:t>· 601899（601899）：已实现盈亏 -9.04 万元。</w:t>
+        <w:t>· 紫金矿业（601899）：已实现盈亏 -9.04 万元。</w:t>
       </w:r>
     </w:p>
     <w:p>
@@ -648,7 +648,7 @@
           <w:b w:val="0"/>
           <w:sz w:val="24"/>
         </w:rPr>
-        <w:t>· 沪深300ETF（510300）：浮动盈亏 -2.82 万元（现价4.532，成本4.64）。</w:t>
+        <w:t>· 沪深300ETF（510300）：浮动盈亏 -1.53 万元（现价4.582，成本4.64）。</w:t>
       </w:r>
     </w:p>
     <w:p>
@@ -662,7 +662,7 @@
           <w:b w:val="0"/>
           <w:sz w:val="24"/>
         </w:rPr>
-        <w:t>· 中国平安（601318）：浮动盈亏 -5.04 万元（现价53.35，成本56.12）。</w:t>
+        <w:t>· 中国平安（601318）：浮动盈亏 -5.00 万元（现价53.37，成本56.12）。</w:t>
       </w:r>
     </w:p>
     <w:p>
@@ -676,7 +676,7 @@
           <w:b w:val="0"/>
           <w:sz w:val="24"/>
         </w:rPr>
-        <w:t>· 长江电力（600900）：浮动盈亏 +0.53 万元（现价28.46，成本27.89）。</w:t>
+        <w:t>· 紫金矿业（601899）：浮动盈亏 +0.00 万元（现价31.41，成本31.41）。</w:t>
       </w:r>
     </w:p>
     <w:p>
@@ -690,7 +690,7 @@
           <w:b w:val="0"/>
           <w:sz w:val="24"/>
         </w:rPr>
-        <w:t>· 新集能源（601918）：浮动盈亏 -0.24 万元（现价10.22，成本10.47）。</w:t>
+        <w:t>· 长江电力（600900）：浮动盈亏 +0.36 万元（现价28.27，成本27.89）。</w:t>
       </w:r>
     </w:p>
     <w:p>
@@ -704,7 +704,7 @@
           <w:b w:val="0"/>
           <w:sz w:val="24"/>
         </w:rPr>
-        <w:t>· 恺英网络（002517）：浮动盈亏 -0.49 万元（现价16.54，成本17.52）。</w:t>
+        <w:t>· 新集能源（601918）：浮动盈亏 -0.15 万元（现价10.31，成本10.47）。</w:t>
       </w:r>
     </w:p>
     <w:p>
@@ -718,7 +718,7 @@
           <w:b w:val="0"/>
           <w:sz w:val="24"/>
         </w:rPr>
-        <w:t>· 星网锐捷（002396）：浮动盈亏 +1.42 万元（现价38.2，成本35.87）。</w:t>
+        <w:t>· 恺英网络（002517）：浮动盈亏 -0.46 万元（现价16.61，成本17.52）。</w:t>
       </w:r>
     </w:p>
     <w:p>
@@ -732,7 +732,7 @@
           <w:b w:val="0"/>
           <w:sz w:val="24"/>
         </w:rPr>
-        <w:t>· 深信服（300454）：浮动盈亏 +0.04 万元（现价137.47，成本136.73）。</w:t>
+        <w:t>· 星网锐捷（002396）：浮动盈亏 +1.85 万元（现价38.9，成本35.87）。</w:t>
       </w:r>
     </w:p>
     <w:p>
@@ -746,7 +746,7 @@
           <w:b w:val="0"/>
           <w:sz w:val="24"/>
         </w:rPr>
-        <w:t>· 哈药股份（600664）：浮动盈亏 +0.04 万元（现价7.42，成本7.33）。</w:t>
+        <w:t>· 深信服（300454）：浮动盈亏 +0.32 万元（现价143.06，成本136.73）。</w:t>
       </w:r>
     </w:p>
     <w:p>
@@ -760,7 +760,7 @@
           <w:b w:val="0"/>
           <w:sz w:val="24"/>
         </w:rPr>
-        <w:t>· 招商轮船（601872）：浮动盈亏 +0.05 万元（现价21.85，成本20.76）。</w:t>
+        <w:t>· 哈药股份（600664）：浮动盈亏 +0.08 万元（现价7.5，成本7.33）。</w:t>
       </w:r>
     </w:p>
     <w:p>
@@ -774,7 +774,7 @@
           <w:b w:val="0"/>
           <w:sz w:val="24"/>
         </w:rPr>
-        <w:t>· 睿创微纳（688002）：浮动盈亏 +0.74 万元（现价185.0，成本177.58）。</w:t>
+        <w:t>· 招商轮船（601872）：浮动盈亏 +0.08 万元（现价22.36，成本20.76）。</w:t>
       </w:r>
     </w:p>
     <w:p>
@@ -788,7 +788,7 @@
           <w:b w:val="0"/>
           <w:sz w:val="24"/>
         </w:rPr>
-        <w:t>· 药明康德（603259）：浮动盈亏 +0.28 万元（现价160.49，成本157.70）。</w:t>
+        <w:t>· 睿创微纳（688002）：浮动盈亏 +0.92 万元（现价186.8，成本177.58）。</w:t>
       </w:r>
     </w:p>
     <w:p>
@@ -802,7 +802,7 @@
           <w:b w:val="0"/>
           <w:sz w:val="24"/>
         </w:rPr>
-        <w:t>· 康龙化成（300759）：浮动盈亏 +0.11 万元（现价43.75，成本42.65）。</w:t>
+        <w:t>· 药明康德（603259）：浮动盈亏 +0.23 万元（现价160.0，成本157.70）。</w:t>
       </w:r>
     </w:p>
     <w:p>
@@ -816,7 +816,7 @@
           <w:b w:val="0"/>
           <w:sz w:val="24"/>
         </w:rPr>
-        <w:t>· 赤峰黄金（600988）：浮动盈亏 -0.05 万元（现价43.44，成本43.56）。</w:t>
+        <w:t>· 康龙化成（300759）：浮动盈亏 +0.06 万元（现价43.3，成本42.65）。</w:t>
       </w:r>
     </w:p>
     <w:p>
@@ -830,7 +830,21 @@
           <w:b w:val="0"/>
           <w:sz w:val="24"/>
         </w:rPr>
-        <w:t>· 交易费用累计 4020 元，占初始资金 0.080%。</w:t>
+        <w:t>· 赤峰黄金（600988）：浮动盈亏 +0.28 万元（现价44.26，成本43.56）。</w:t>
+      </w:r>
+    </w:p>
+    <w:p>
+      <w:pPr>
+        <w:spacing w:after="120" w:line="312" w:lineRule="auto"/>
+        <w:jc w:val="left"/>
+      </w:pPr>
+      <w:r>
+        <w:rPr>
+          <w:rFonts w:ascii="Times New Roman" w:hAnsi="Times New Roman" w:eastAsia="宋体"/>
+          <w:b w:val="0"/>
+          <w:sz w:val="24"/>
+        </w:rPr>
+        <w:t>· 交易费用累计 4113 元，占初始资金 0.082%。</w:t>
       </w:r>
     </w:p>
     <w:p>

--- a/outputs/13_投资总结报告.docx
+++ b/outputs/13_投资总结报告.docx
@@ -166,7 +166,7 @@
                 <w:rFonts w:ascii="Times New Roman" w:hAnsi="Times New Roman" w:eastAsia="宋体"/>
                 <w:sz w:val="20"/>
               </w:rPr>
-              <w:t>486.41万元</w:t>
+              <w:t>486.43万元</w:t>
             </w:r>
           </w:p>
         </w:tc>
@@ -204,7 +204,7 @@
                 <w:rFonts w:ascii="Times New Roman" w:hAnsi="Times New Roman" w:eastAsia="宋体"/>
                 <w:sz w:val="20"/>
               </w:rPr>
-              <w:t>-2.72%</w:t>
+              <w:t>-2.71%</w:t>
             </w:r>
           </w:p>
         </w:tc>
@@ -280,7 +280,7 @@
                 <w:rFonts w:ascii="Times New Roman" w:hAnsi="Times New Roman" w:eastAsia="宋体"/>
                 <w:sz w:val="20"/>
               </w:rPr>
-              <w:t>-1.83%</w:t>
+              <w:t>-1.82%</w:t>
             </w:r>
           </w:p>
         </w:tc>
@@ -494,7 +494,7 @@
           <w:b w:val="0"/>
           <w:sz w:val="24"/>
         </w:rPr>
-        <w:t>项目期间共形成 36 条投资决策记录、8 只候选证券的跟踪分析，全部决策均包含基本面依据、技术面依据、市场依据、风险判断与AI使用情况，实现“指标→信号→判断→投资决策”完整证据链；每笔交易均可追溯到决策编号与规则校验结果。</w:t>
+        <w:t>项目期间共形成 37 条投资决策记录、8 只候选证券的跟踪分析，全部决策均包含基本面依据、技术面依据、市场依据、风险判断与AI使用情况，实现“指标→信号→判断→投资决策”完整证据链；每笔交易均可追溯到决策编号与规则校验结果。</w:t>
       </w:r>
     </w:p>
     <w:p>
@@ -802,7 +802,7 @@
           <w:b w:val="0"/>
           <w:sz w:val="24"/>
         </w:rPr>
-        <w:t>· 药明康德（603259）：浮动盈亏 +0.23 万元（现价160.0，成本157.70）。</w:t>
+        <w:t>· 药明康德（603259）：浮动盈亏 +0.25 万元（现价160.0，成本158.08）。</w:t>
       </w:r>
     </w:p>
     <w:p>

--- a/outputs/13_投资总结报告.docx
+++ b/outputs/13_投资总结报告.docx
@@ -166,7 +166,7 @@
                 <w:rFonts w:ascii="Times New Roman" w:hAnsi="Times New Roman" w:eastAsia="宋体"/>
                 <w:sz w:val="20"/>
               </w:rPr>
-              <w:t>486.43万元</w:t>
+              <w:t>488.79万元</w:t>
             </w:r>
           </w:p>
         </w:tc>
@@ -204,7 +204,7 @@
                 <w:rFonts w:ascii="Times New Roman" w:hAnsi="Times New Roman" w:eastAsia="宋体"/>
                 <w:sz w:val="20"/>
               </w:rPr>
-              <w:t>-2.71%</w:t>
+              <w:t>-2.24%</w:t>
             </w:r>
           </w:p>
         </w:tc>
@@ -242,7 +242,7 @@
                 <w:rFonts w:ascii="Times New Roman" w:hAnsi="Times New Roman" w:eastAsia="宋体"/>
                 <w:sz w:val="20"/>
               </w:rPr>
-              <w:t>-0.89%</w:t>
+              <w:t>-0.19%</w:t>
             </w:r>
           </w:p>
         </w:tc>
@@ -280,7 +280,7 @@
                 <w:rFonts w:ascii="Times New Roman" w:hAnsi="Times New Roman" w:eastAsia="宋体"/>
                 <w:sz w:val="20"/>
               </w:rPr>
-              <w:t>-1.82%</w:t>
+              <w:t>-2.05%</w:t>
             </w:r>
           </w:p>
         </w:tc>
@@ -318,7 +318,7 @@
                 <w:rFonts w:ascii="Times New Roman" w:hAnsi="Times New Roman" w:eastAsia="宋体"/>
                 <w:sz w:val="20"/>
               </w:rPr>
-              <w:t>19.9%</w:t>
+              <w:t>19.8%</w:t>
             </w:r>
           </w:p>
         </w:tc>
@@ -648,7 +648,7 @@
           <w:b w:val="0"/>
           <w:sz w:val="24"/>
         </w:rPr>
-        <w:t>· 沪深300ETF（510300）：浮动盈亏 -1.53 万元（现价4.582，成本4.64）。</w:t>
+        <w:t>· 沪深300ETF（510300）：浮动盈亏 -0.85 万元（现价4.608，成本4.64）。</w:t>
       </w:r>
     </w:p>
     <w:p>
@@ -662,7 +662,7 @@
           <w:b w:val="0"/>
           <w:sz w:val="24"/>
         </w:rPr>
-        <w:t>· 中国平安（601318）：浮动盈亏 -5.00 万元（现价53.37，成本56.12）。</w:t>
+        <w:t>· 中国平安（601318）：浮动盈亏 -3.89 万元（现价53.98，成本56.12）。</w:t>
       </w:r>
     </w:p>
     <w:p>
@@ -676,7 +676,7 @@
           <w:b w:val="0"/>
           <w:sz w:val="24"/>
         </w:rPr>
-        <w:t>· 紫金矿业（601899）：浮动盈亏 +0.00 万元（现价31.41，成本31.41）。</w:t>
+        <w:t>· 紫金矿业（601899）：浮动盈亏 -0.11 万元（现价31.3，成本31.41）。</w:t>
       </w:r>
     </w:p>
     <w:p>
@@ -690,7 +690,7 @@
           <w:b w:val="0"/>
           <w:sz w:val="24"/>
         </w:rPr>
-        <w:t>· 长江电力（600900）：浮动盈亏 +0.36 万元（现价28.27，成本27.89）。</w:t>
+        <w:t>· 长江电力（600900）：浮动盈亏 +0.20 万元（现价28.1，成本27.89）。</w:t>
       </w:r>
     </w:p>
     <w:p>
@@ -704,7 +704,7 @@
           <w:b w:val="0"/>
           <w:sz w:val="24"/>
         </w:rPr>
-        <w:t>· 新集能源（601918）：浮动盈亏 -0.15 万元（现价10.31，成本10.47）。</w:t>
+        <w:t>· 新集能源（601918）：浮动盈亏 +0.22 万元（现价10.7，成本10.47）。</w:t>
       </w:r>
     </w:p>
     <w:p>
@@ -718,7 +718,7 @@
           <w:b w:val="0"/>
           <w:sz w:val="24"/>
         </w:rPr>
-        <w:t>· 恺英网络（002517）：浮动盈亏 -0.46 万元（现价16.61，成本17.52）。</w:t>
+        <w:t>· 恺英网络（002517）：浮动盈亏 -0.37 万元（现价16.78，成本17.52）。</w:t>
       </w:r>
     </w:p>
     <w:p>
@@ -732,7 +732,7 @@
           <w:b w:val="0"/>
           <w:sz w:val="24"/>
         </w:rPr>
-        <w:t>· 星网锐捷（002396）：浮动盈亏 +1.85 万元（现价38.9，成本35.87）。</w:t>
+        <w:t>· 星网锐捷（002396）：浮动盈亏 +1.14 万元（现价37.74，成本35.87）。</w:t>
       </w:r>
     </w:p>
     <w:p>
@@ -746,7 +746,7 @@
           <w:b w:val="0"/>
           <w:sz w:val="24"/>
         </w:rPr>
-        <w:t>· 深信服（300454）：浮动盈亏 +0.32 万元（现价143.06，成本136.73）。</w:t>
+        <w:t>· 深信服（300454）：浮动盈亏 +0.33 万元（现价143.25，成本136.73）。</w:t>
       </w:r>
     </w:p>
     <w:p>
@@ -760,7 +760,7 @@
           <w:b w:val="0"/>
           <w:sz w:val="24"/>
         </w:rPr>
-        <w:t>· 哈药股份（600664）：浮动盈亏 +0.08 万元（现价7.5，成本7.33）。</w:t>
+        <w:t>· 哈药股份（600664）：浮动盈亏 +0.46 万元（现价8.25，成本7.33）。</w:t>
       </w:r>
     </w:p>
     <w:p>
@@ -774,7 +774,7 @@
           <w:b w:val="0"/>
           <w:sz w:val="24"/>
         </w:rPr>
-        <w:t>· 招商轮船（601872）：浮动盈亏 +0.08 万元（现价22.36，成本20.76）。</w:t>
+        <w:t>· 招商轮船（601872）：浮动盈亏 +0.11 万元（现价22.91，成本20.76）。</w:t>
       </w:r>
     </w:p>
     <w:p>
@@ -788,7 +788,7 @@
           <w:b w:val="0"/>
           <w:sz w:val="24"/>
         </w:rPr>
-        <w:t>· 睿创微纳（688002）：浮动盈亏 +0.92 万元（现价186.8，成本177.58）。</w:t>
+        <w:t>· 睿创微纳（688002）：浮动盈亏 +0.91 万元（现价186.73，成本177.58）。</w:t>
       </w:r>
     </w:p>
     <w:p>
@@ -802,7 +802,7 @@
           <w:b w:val="0"/>
           <w:sz w:val="24"/>
         </w:rPr>
-        <w:t>· 药明康德（603259）：浮动盈亏 +0.25 万元（现价160.0，成本158.08）。</w:t>
+        <w:t>· 药明康德（603259）：浮动盈亏 +1.28 万元（现价167.96，成本158.08）。</w:t>
       </w:r>
     </w:p>
     <w:p>
@@ -816,7 +816,7 @@
           <w:b w:val="0"/>
           <w:sz w:val="24"/>
         </w:rPr>
-        <w:t>· 康龙化成（300759）：浮动盈亏 +0.06 万元（现价43.3，成本42.65）。</w:t>
+        <w:t>· 康龙化成（300759）：浮动盈亏 +0.25 万元（现价45.13，成本42.65）。</w:t>
       </w:r>
     </w:p>
     <w:p>
@@ -830,7 +830,7 @@
           <w:b w:val="0"/>
           <w:sz w:val="24"/>
         </w:rPr>
-        <w:t>· 赤峰黄金（600988）：浮动盈亏 +0.28 万元（现价44.26，成本43.56）。</w:t>
+        <w:t>· 赤峰黄金（600988）：浮动盈亏 -0.24 万元（现价42.96，成本43.56）。</w:t>
       </w:r>
     </w:p>
     <w:p>

--- a/outputs/13_投资总结报告.docx
+++ b/outputs/13_投资总结报告.docx
@@ -166,7 +166,7 @@
                 <w:rFonts w:ascii="Times New Roman" w:hAnsi="Times New Roman" w:eastAsia="宋体"/>
                 <w:sz w:val="20"/>
               </w:rPr>
-              <w:t>488.79万元</w:t>
+              <w:t>490.55万元</w:t>
             </w:r>
           </w:p>
         </w:tc>
@@ -204,7 +204,7 @@
                 <w:rFonts w:ascii="Times New Roman" w:hAnsi="Times New Roman" w:eastAsia="宋体"/>
                 <w:sz w:val="20"/>
               </w:rPr>
-              <w:t>-2.24%</w:t>
+              <w:t>-1.89%</w:t>
             </w:r>
           </w:p>
         </w:tc>
@@ -242,7 +242,7 @@
                 <w:rFonts w:ascii="Times New Roman" w:hAnsi="Times New Roman" w:eastAsia="宋体"/>
                 <w:sz w:val="20"/>
               </w:rPr>
-              <w:t>-0.19%</w:t>
+              <w:t>-0.08%</w:t>
             </w:r>
           </w:p>
         </w:tc>
@@ -280,7 +280,7 @@
                 <w:rFonts w:ascii="Times New Roman" w:hAnsi="Times New Roman" w:eastAsia="宋体"/>
                 <w:sz w:val="20"/>
               </w:rPr>
-              <w:t>-2.05%</w:t>
+              <w:t>-1.81%</w:t>
             </w:r>
           </w:p>
         </w:tc>
@@ -318,7 +318,7 @@
                 <w:rFonts w:ascii="Times New Roman" w:hAnsi="Times New Roman" w:eastAsia="宋体"/>
                 <w:sz w:val="20"/>
               </w:rPr>
-              <w:t>19.8%</w:t>
+              <w:t>19.7%</w:t>
             </w:r>
           </w:p>
         </w:tc>
@@ -648,7 +648,7 @@
           <w:b w:val="0"/>
           <w:sz w:val="24"/>
         </w:rPr>
-        <w:t>· 沪深300ETF（510300）：浮动盈亏 -0.85 万元（现价4.608，成本4.64）。</w:t>
+        <w:t>· 沪深300ETF（510300）：浮动盈亏 -0.72 万元（现价4.613，成本4.64）。</w:t>
       </w:r>
     </w:p>
     <w:p>
@@ -662,7 +662,7 @@
           <w:b w:val="0"/>
           <w:sz w:val="24"/>
         </w:rPr>
-        <w:t>· 中国平安（601318）：浮动盈亏 -3.89 万元（现价53.98，成本56.12）。</w:t>
+        <w:t>· 中国平安（601318）：浮动盈亏 -3.02 万元（现价54.46，成本56.12）。</w:t>
       </w:r>
     </w:p>
     <w:p>
@@ -676,7 +676,7 @@
           <w:b w:val="0"/>
           <w:sz w:val="24"/>
         </w:rPr>
-        <w:t>· 紫金矿业（601899）：浮动盈亏 -0.11 万元（现价31.3，成本31.41）。</w:t>
+        <w:t>· 紫金矿业（601899）：浮动盈亏 +0.00 万元（现价31.41，成本31.41）。</w:t>
       </w:r>
     </w:p>
     <w:p>
@@ -690,7 +690,7 @@
           <w:b w:val="0"/>
           <w:sz w:val="24"/>
         </w:rPr>
-        <w:t>· 长江电力（600900）：浮动盈亏 +0.20 万元（现价28.1，成本27.89）。</w:t>
+        <w:t>· 长江电力（600900）：浮动盈亏 +0.13 万元（现价28.02，成本27.89）。</w:t>
       </w:r>
     </w:p>
     <w:p>
@@ -704,7 +704,7 @@
           <w:b w:val="0"/>
           <w:sz w:val="24"/>
         </w:rPr>
-        <w:t>· 新集能源（601918）：浮动盈亏 +0.22 万元（现价10.7，成本10.47）。</w:t>
+        <w:t>· 新集能源（601918）：浮动盈亏 +0.45 万元（现价10.95，成本10.47）。</w:t>
       </w:r>
     </w:p>
     <w:p>
@@ -718,7 +718,7 @@
           <w:b w:val="0"/>
           <w:sz w:val="24"/>
         </w:rPr>
-        <w:t>· 恺英网络（002517）：浮动盈亏 -0.37 万元（现价16.78，成本17.52）。</w:t>
+        <w:t>· 恺英网络（002517）：浮动盈亏 -0.31 万元（现价16.89，成本17.52）。</w:t>
       </w:r>
     </w:p>
     <w:p>
@@ -732,7 +732,7 @@
           <w:b w:val="0"/>
           <w:sz w:val="24"/>
         </w:rPr>
-        <w:t>· 星网锐捷（002396）：浮动盈亏 +1.14 万元（现价37.74，成本35.87）。</w:t>
+        <w:t>· 星网锐捷（002396）：浮动盈亏 +1.13 万元（现价37.72，成本35.87）。</w:t>
       </w:r>
     </w:p>
     <w:p>
@@ -746,7 +746,7 @@
           <w:b w:val="0"/>
           <w:sz w:val="24"/>
         </w:rPr>
-        <w:t>· 深信服（300454）：浮动盈亏 +0.33 万元（现价143.25，成本136.73）。</w:t>
+        <w:t>· 深信服（300454）：浮动盈亏 +0.72 万元（现价151.13，成本136.73）。</w:t>
       </w:r>
     </w:p>
     <w:p>
@@ -760,7 +760,7 @@
           <w:b w:val="0"/>
           <w:sz w:val="24"/>
         </w:rPr>
-        <w:t>· 哈药股份（600664）：浮动盈亏 +0.46 万元（现价8.25，成本7.33）。</w:t>
+        <w:t>· 哈药股份（600664）：浮动盈亏 +0.88 万元（现价9.08，成本7.33）。</w:t>
       </w:r>
     </w:p>
     <w:p>
@@ -774,7 +774,7 @@
           <w:b w:val="0"/>
           <w:sz w:val="24"/>
         </w:rPr>
-        <w:t>· 招商轮船（601872）：浮动盈亏 +0.11 万元（现价22.91，成本20.76）。</w:t>
+        <w:t>· 招商轮船（601872）：浮动盈亏 +0.04 万元（现价21.48，成本20.76）。</w:t>
       </w:r>
     </w:p>
     <w:p>
@@ -788,7 +788,7 @@
           <w:b w:val="0"/>
           <w:sz w:val="24"/>
         </w:rPr>
-        <w:t>· 睿创微纳（688002）：浮动盈亏 +0.91 万元（现价186.73，成本177.58）。</w:t>
+        <w:t>· 睿创微纳（688002）：浮动盈亏 +0.92 万元（现价186.8，成本177.58）。</w:t>
       </w:r>
     </w:p>
     <w:p>
@@ -802,7 +802,7 @@
           <w:b w:val="0"/>
           <w:sz w:val="24"/>
         </w:rPr>
-        <w:t>· 药明康德（603259）：浮动盈亏 +1.28 万元（现价167.96，成本158.08）。</w:t>
+        <w:t>· 药明康德（603259）：浮动盈亏 +1.27 万元（现价167.85，成本158.08）。</w:t>
       </w:r>
     </w:p>
     <w:p>
@@ -816,7 +816,7 @@
           <w:b w:val="0"/>
           <w:sz w:val="24"/>
         </w:rPr>
-        <w:t>· 康龙化成（300759）：浮动盈亏 +0.25 万元（现价45.13，成本42.65）。</w:t>
+        <w:t>· 康龙化成（300759）：浮动盈亏 +0.18 万元（现价44.46，成本42.65）。</w:t>
       </w:r>
     </w:p>
     <w:p>
@@ -830,7 +830,7 @@
           <w:b w:val="0"/>
           <w:sz w:val="24"/>
         </w:rPr>
-        <w:t>· 赤峰黄金（600988）：浮动盈亏 -0.24 万元（现价42.96，成本43.56）。</w:t>
+        <w:t>· 赤峰黄金（600988）：浮动盈亏 -0.46 万元（现价42.4，成本43.56）。</w:t>
       </w:r>
     </w:p>
     <w:p>

--- a/outputs/13_投资总结报告.docx
+++ b/outputs/13_投资总结报告.docx
@@ -166,7 +166,7 @@
                 <w:rFonts w:ascii="Times New Roman" w:hAnsi="Times New Roman" w:eastAsia="宋体"/>
                 <w:sz w:val="20"/>
               </w:rPr>
-              <w:t>490.55万元</w:t>
+              <w:t>487.42万元</w:t>
             </w:r>
           </w:p>
         </w:tc>
@@ -204,7 +204,7 @@
                 <w:rFonts w:ascii="Times New Roman" w:hAnsi="Times New Roman" w:eastAsia="宋体"/>
                 <w:sz w:val="20"/>
               </w:rPr>
-              <w:t>-1.89%</w:t>
+              <w:t>-2.52%</w:t>
             </w:r>
           </w:p>
         </w:tc>
@@ -242,7 +242,7 @@
                 <w:rFonts w:ascii="Times New Roman" w:hAnsi="Times New Roman" w:eastAsia="宋体"/>
                 <w:sz w:val="20"/>
               </w:rPr>
-              <w:t>-0.08%</w:t>
+              <w:t>-0.68%</w:t>
             </w:r>
           </w:p>
         </w:tc>
@@ -280,7 +280,7 @@
                 <w:rFonts w:ascii="Times New Roman" w:hAnsi="Times New Roman" w:eastAsia="宋体"/>
                 <w:sz w:val="20"/>
               </w:rPr>
-              <w:t>-1.81%</w:t>
+              <w:t>-1.84%</w:t>
             </w:r>
           </w:p>
         </w:tc>
@@ -318,7 +318,7 @@
                 <w:rFonts w:ascii="Times New Roman" w:hAnsi="Times New Roman" w:eastAsia="宋体"/>
                 <w:sz w:val="20"/>
               </w:rPr>
-              <w:t>19.7%</w:t>
+              <w:t>19.8%</w:t>
             </w:r>
           </w:p>
         </w:tc>
@@ -648,7 +648,7 @@
           <w:b w:val="0"/>
           <w:sz w:val="24"/>
         </w:rPr>
-        <w:t>· 沪深300ETF（510300）：浮动盈亏 -0.72 万元（现价4.613，成本4.64）。</w:t>
+        <w:t>· 沪深300ETF（510300）：浮动盈亏 -1.32 万元（现价4.59，成本4.64）。</w:t>
       </w:r>
     </w:p>
     <w:p>
@@ -662,7 +662,7 @@
           <w:b w:val="0"/>
           <w:sz w:val="24"/>
         </w:rPr>
-        <w:t>· 中国平安（601318）：浮动盈亏 -3.02 万元（现价54.46，成本56.12）。</w:t>
+        <w:t>· 中国平安（601318）：浮动盈亏 -4.09 万元（现价53.87，成本56.12）。</w:t>
       </w:r>
     </w:p>
     <w:p>
@@ -690,7 +690,7 @@
           <w:b w:val="0"/>
           <w:sz w:val="24"/>
         </w:rPr>
-        <w:t>· 长江电力（600900）：浮动盈亏 +0.13 万元（现价28.02，成本27.89）。</w:t>
+        <w:t>· 长江电力（600900）：浮动盈亏 +0.18 万元（现价28.08，成本27.89）。</w:t>
       </w:r>
     </w:p>
     <w:p>
@@ -704,7 +704,7 @@
           <w:b w:val="0"/>
           <w:sz w:val="24"/>
         </w:rPr>
-        <w:t>· 新集能源（601918）：浮动盈亏 +0.45 万元（现价10.95，成本10.47）。</w:t>
+        <w:t>· 新集能源（601918）：浮动盈亏 +0.38 万元（现价10.87，成本10.47）。</w:t>
       </w:r>
     </w:p>
     <w:p>
@@ -718,7 +718,7 @@
           <w:b w:val="0"/>
           <w:sz w:val="24"/>
         </w:rPr>
-        <w:t>· 恺英网络（002517）：浮动盈亏 -0.31 万元（现价16.89，成本17.52）。</w:t>
+        <w:t>· 恺英网络（002517）：浮动盈亏 -0.57 万元（现价16.38，成本17.52）。</w:t>
       </w:r>
     </w:p>
     <w:p>
@@ -732,7 +732,7 @@
           <w:b w:val="0"/>
           <w:sz w:val="24"/>
         </w:rPr>
-        <w:t>· 星网锐捷（002396）：浮动盈亏 +1.13 万元（现价37.72，成本35.87）。</w:t>
+        <w:t>· 星网锐捷（002396）：浮动盈亏 +0.40 万元（现价36.52，成本35.87）。</w:t>
       </w:r>
     </w:p>
     <w:p>
@@ -746,7 +746,7 @@
           <w:b w:val="0"/>
           <w:sz w:val="24"/>
         </w:rPr>
-        <w:t>· 深信服（300454）：浮动盈亏 +0.72 万元（现价151.13，成本136.73）。</w:t>
+        <w:t>· 深信服（300454）：浮动盈亏 +0.49 万元（现价146.43，成本136.73）。</w:t>
       </w:r>
     </w:p>
     <w:p>
@@ -760,7 +760,7 @@
           <w:b w:val="0"/>
           <w:sz w:val="24"/>
         </w:rPr>
-        <w:t>· 哈药股份（600664）：浮动盈亏 +0.88 万元（现价9.08，成本7.33）。</w:t>
+        <w:t>· 哈药股份（600664）：浮动盈亏 +0.85 万元（现价9.04，成本7.33）。</w:t>
       </w:r>
     </w:p>
     <w:p>
@@ -774,7 +774,7 @@
           <w:b w:val="0"/>
           <w:sz w:val="24"/>
         </w:rPr>
-        <w:t>· 招商轮船（601872）：浮动盈亏 +0.04 万元（现价21.48，成本20.76）。</w:t>
+        <w:t>· 招商轮船（601872）：浮动盈亏 +0.00 万元（现价20.78，成本20.76）。</w:t>
       </w:r>
     </w:p>
     <w:p>
@@ -788,7 +788,7 @@
           <w:b w:val="0"/>
           <w:sz w:val="24"/>
         </w:rPr>
-        <w:t>· 睿创微纳（688002）：浮动盈亏 +0.92 万元（现价186.8，成本177.58）。</w:t>
+        <w:t>· 睿创微纳（688002）：浮动盈亏 +0.65 万元（现价184.06，成本177.58）。</w:t>
       </w:r>
     </w:p>
     <w:p>
@@ -802,7 +802,7 @@
           <w:b w:val="0"/>
           <w:sz w:val="24"/>
         </w:rPr>
-        <w:t>· 药明康德（603259）：浮动盈亏 +1.27 万元（现价167.85，成本158.08）。</w:t>
+        <w:t>· 药明康德（603259）：浮动盈亏 +1.28 万元（现价167.95，成本158.08）。</w:t>
       </w:r>
     </w:p>
     <w:p>
@@ -816,7 +816,7 @@
           <w:b w:val="0"/>
           <w:sz w:val="24"/>
         </w:rPr>
-        <w:t>· 康龙化成（300759）：浮动盈亏 +0.18 万元（现价44.46，成本42.65）。</w:t>
+        <w:t>· 康龙化成（300759）：浮动盈亏 +0.24 万元（现价45.02，成本42.65）。</w:t>
       </w:r>
     </w:p>
     <w:p>
@@ -830,7 +830,7 @@
           <w:b w:val="0"/>
           <w:sz w:val="24"/>
         </w:rPr>
-        <w:t>· 赤峰黄金（600988）：浮动盈亏 -0.46 万元（现价42.4，成本43.56）。</w:t>
+        <w:t>· 赤峰黄金（600988）：浮动盈亏 -0.42 万元（现价42.5，成本43.56）。</w:t>
       </w:r>
     </w:p>
     <w:p>

--- a/outputs/13_投资总结报告.docx
+++ b/outputs/13_投资总结报告.docx
@@ -166,7 +166,7 @@
                 <w:rFonts w:ascii="Times New Roman" w:hAnsi="Times New Roman" w:eastAsia="宋体"/>
                 <w:sz w:val="20"/>
               </w:rPr>
-              <w:t>487.42万元</w:t>
+              <w:t>480.46万元</w:t>
             </w:r>
           </w:p>
         </w:tc>
@@ -204,7 +204,7 @@
                 <w:rFonts w:ascii="Times New Roman" w:hAnsi="Times New Roman" w:eastAsia="宋体"/>
                 <w:sz w:val="20"/>
               </w:rPr>
-              <w:t>-2.52%</w:t>
+              <w:t>-3.91%</w:t>
             </w:r>
           </w:p>
         </w:tc>
@@ -242,7 +242,7 @@
                 <w:rFonts w:ascii="Times New Roman" w:hAnsi="Times New Roman" w:eastAsia="宋体"/>
                 <w:sz w:val="20"/>
               </w:rPr>
-              <w:t>-0.68%</w:t>
+              <w:t>-2.39%</w:t>
             </w:r>
           </w:p>
         </w:tc>
@@ -280,7 +280,7 @@
                 <w:rFonts w:ascii="Times New Roman" w:hAnsi="Times New Roman" w:eastAsia="宋体"/>
                 <w:sz w:val="20"/>
               </w:rPr>
-              <w:t>-1.84%</w:t>
+              <w:t>-1.52%</w:t>
             </w:r>
           </w:p>
         </w:tc>
@@ -318,7 +318,7 @@
                 <w:rFonts w:ascii="Times New Roman" w:hAnsi="Times New Roman" w:eastAsia="宋体"/>
                 <w:sz w:val="20"/>
               </w:rPr>
-              <w:t>19.8%</w:t>
+              <w:t>20.1%</w:t>
             </w:r>
           </w:p>
         </w:tc>
@@ -648,7 +648,7 @@
           <w:b w:val="0"/>
           <w:sz w:val="24"/>
         </w:rPr>
-        <w:t>· 沪深300ETF（510300）：浮动盈亏 -1.32 万元（现价4.59，成本4.64）。</w:t>
+        <w:t>· 沪深300ETF（510300）：浮动盈亏 -3.26 万元（现价4.515，成本4.64）。</w:t>
       </w:r>
     </w:p>
     <w:p>
@@ -662,7 +662,7 @@
           <w:b w:val="0"/>
           <w:sz w:val="24"/>
         </w:rPr>
-        <w:t>· 中国平安（601318）：浮动盈亏 -4.09 万元（现价53.87，成本56.12）。</w:t>
+        <w:t>· 中国平安（601318）：浮动盈亏 -5.22 万元（现价53.25，成本56.12）。</w:t>
       </w:r>
     </w:p>
     <w:p>
@@ -676,7 +676,7 @@
           <w:b w:val="0"/>
           <w:sz w:val="24"/>
         </w:rPr>
-        <w:t>· 紫金矿业（601899）：浮动盈亏 +0.00 万元（现价31.41，成本31.41）。</w:t>
+        <w:t>· 紫金矿业（601899）：浮动盈亏 -1.44 万元（现价30.01，成本31.41）。</w:t>
       </w:r>
     </w:p>
     <w:p>
@@ -690,7 +690,7 @@
           <w:b w:val="0"/>
           <w:sz w:val="24"/>
         </w:rPr>
-        <w:t>· 长江电力（600900）：浮动盈亏 +0.18 万元（现价28.08，成本27.89）。</w:t>
+        <w:t>· 长江电力（600900）：浮动盈亏 +0.44 万元（现价28.36，成本27.89）。</w:t>
       </w:r>
     </w:p>
     <w:p>
@@ -704,7 +704,7 @@
           <w:b w:val="0"/>
           <w:sz w:val="24"/>
         </w:rPr>
-        <w:t>· 新集能源（601918）：浮动盈亏 +0.38 万元（现价10.87，成本10.47）。</w:t>
+        <w:t>· 新集能源（601918）：浮动盈亏 +0.64 万元（现价11.15，成本10.47）。</w:t>
       </w:r>
     </w:p>
     <w:p>
@@ -718,7 +718,7 @@
           <w:b w:val="0"/>
           <w:sz w:val="24"/>
         </w:rPr>
-        <w:t>· 恺英网络（002517）：浮动盈亏 -0.57 万元（现价16.38，成本17.52）。</w:t>
+        <w:t>· 恺英网络（002517）：浮动盈亏 -0.67 万元（现价16.17，成本17.52）。</w:t>
       </w:r>
     </w:p>
     <w:p>
@@ -732,7 +732,7 @@
           <w:b w:val="0"/>
           <w:sz w:val="24"/>
         </w:rPr>
-        <w:t>· 星网锐捷（002396）：浮动盈亏 +0.40 万元（现价36.52，成本35.87）。</w:t>
+        <w:t>· 星网锐捷（002396）：浮动盈亏 +0.48 万元（现价36.65，成本35.87）。</w:t>
       </w:r>
     </w:p>
     <w:p>
@@ -746,7 +746,7 @@
           <w:b w:val="0"/>
           <w:sz w:val="24"/>
         </w:rPr>
-        <w:t>· 深信服（300454）：浮动盈亏 +0.49 万元（现价146.43，成本136.73）。</w:t>
+        <w:t>· 深信服（300454）：浮动盈亏 +0.26 万元（现价141.99，成本136.73）。</w:t>
       </w:r>
     </w:p>
     <w:p>
@@ -760,7 +760,7 @@
           <w:b w:val="0"/>
           <w:sz w:val="24"/>
         </w:rPr>
-        <w:t>· 哈药股份（600664）：浮动盈亏 +0.85 万元（现价9.04，成本7.33）。</w:t>
+        <w:t>· 哈药股份（600664）：浮动盈亏 +0.41 万元（现价8.14，成本7.33）。</w:t>
       </w:r>
     </w:p>
     <w:p>
@@ -774,7 +774,7 @@
           <w:b w:val="0"/>
           <w:sz w:val="24"/>
         </w:rPr>
-        <w:t>· 招商轮船（601872）：浮动盈亏 +0.00 万元（现价20.78，成本20.76）。</w:t>
+        <w:t>· 招商轮船（601872）：浮动盈亏 +0.01 万元（现价20.93，成本20.76）。</w:t>
       </w:r>
     </w:p>
     <w:p>
@@ -788,7 +788,7 @@
           <w:b w:val="0"/>
           <w:sz w:val="24"/>
         </w:rPr>
-        <w:t>· 睿创微纳（688002）：浮动盈亏 +0.65 万元（现价184.06，成本177.58）。</w:t>
+        <w:t>· 睿创微纳（688002）：浮动盈亏 +0.13 万元（现价178.85，成本177.58）。</w:t>
       </w:r>
     </w:p>
     <w:p>
@@ -802,7 +802,7 @@
           <w:b w:val="0"/>
           <w:sz w:val="24"/>
         </w:rPr>
-        <w:t>· 药明康德（603259）：浮动盈亏 +1.28 万元（现价167.95，成本158.08）。</w:t>
+        <w:t>· 药明康德（603259）：浮动盈亏 +0.56 万元（现价162.4，成本158.08）。</w:t>
       </w:r>
     </w:p>
     <w:p>
@@ -816,7 +816,7 @@
           <w:b w:val="0"/>
           <w:sz w:val="24"/>
         </w:rPr>
-        <w:t>· 康龙化成（300759）：浮动盈亏 +0.24 万元（现价45.02，成本42.65）。</w:t>
+        <w:t>· 康龙化成（300759）：浮动盈亏 +0.09 万元（现价43.5，成本42.65）。</w:t>
       </w:r>
     </w:p>
     <w:p>
@@ -830,7 +830,7 @@
           <w:b w:val="0"/>
           <w:sz w:val="24"/>
         </w:rPr>
-        <w:t>· 赤峰黄金（600988）：浮动盈亏 -0.42 万元（现价42.5，成本43.56）。</w:t>
+        <w:t>· 赤峰黄金（600988）：浮动盈亏 -1.31 万元（现价40.28，成本43.56）。</w:t>
       </w:r>
     </w:p>
     <w:p>

--- a/outputs/13_投资总结报告.docx
+++ b/outputs/13_投资总结报告.docx
@@ -166,7 +166,7 @@
                 <w:rFonts w:ascii="Times New Roman" w:hAnsi="Times New Roman" w:eastAsia="宋体"/>
                 <w:sz w:val="20"/>
               </w:rPr>
-              <w:t>480.46万元</w:t>
+              <w:t>471.89万元</w:t>
             </w:r>
           </w:p>
         </w:tc>
@@ -204,7 +204,7 @@
                 <w:rFonts w:ascii="Times New Roman" w:hAnsi="Times New Roman" w:eastAsia="宋体"/>
                 <w:sz w:val="20"/>
               </w:rPr>
-              <w:t>-3.91%</w:t>
+              <w:t>-5.62%</w:t>
             </w:r>
           </w:p>
         </w:tc>
@@ -242,7 +242,7 @@
                 <w:rFonts w:ascii="Times New Roman" w:hAnsi="Times New Roman" w:eastAsia="宋体"/>
                 <w:sz w:val="20"/>
               </w:rPr>
-              <w:t>-2.39%</w:t>
+              <w:t>-4.56%</w:t>
             </w:r>
           </w:p>
         </w:tc>
@@ -280,7 +280,7 @@
                 <w:rFonts w:ascii="Times New Roman" w:hAnsi="Times New Roman" w:eastAsia="宋体"/>
                 <w:sz w:val="20"/>
               </w:rPr>
-              <w:t>-1.52%</w:t>
+              <w:t>-1.06%</w:t>
             </w:r>
           </w:p>
         </w:tc>
@@ -318,7 +318,7 @@
                 <w:rFonts w:ascii="Times New Roman" w:hAnsi="Times New Roman" w:eastAsia="宋体"/>
                 <w:sz w:val="20"/>
               </w:rPr>
-              <w:t>20.1%</w:t>
+              <w:t>44.7%</w:t>
             </w:r>
           </w:p>
         </w:tc>
@@ -356,7 +356,7 @@
                 <w:rFonts w:ascii="Times New Roman" w:hAnsi="Times New Roman" w:eastAsia="宋体"/>
                 <w:sz w:val="20"/>
               </w:rPr>
-              <w:t>4113元</w:t>
+              <w:t>4971元</w:t>
             </w:r>
           </w:p>
         </w:tc>
@@ -494,7 +494,7 @@
           <w:b w:val="0"/>
           <w:sz w:val="24"/>
         </w:rPr>
-        <w:t>项目期间共形成 37 条投资决策记录、8 只候选证券的跟踪分析，全部决策均包含基本面依据、技术面依据、市场依据、风险判断与AI使用情况，实现“指标→信号→判断→投资决策”完整证据链；每笔交易均可追溯到决策编号与规则校验结果。</w:t>
+        <w:t>项目期间共形成 38 条投资决策记录、8 只候选证券的跟踪分析，全部决策均包含基本面依据、技术面依据、市场依据、风险判断与AI使用情况，实现“指标→信号→判断→投资决策”完整证据链；每笔交易均可追溯到决策编号与规则校验结果。</w:t>
       </w:r>
     </w:p>
     <w:p>
@@ -648,7 +648,7 @@
           <w:b w:val="0"/>
           <w:sz w:val="24"/>
         </w:rPr>
-        <w:t>· 沪深300ETF（510300）：浮动盈亏 -3.26 万元（现价4.515，成本4.64）。</w:t>
+        <w:t>· 510300（510300）：已实现盈亏 -5.80 万元。</w:t>
       </w:r>
     </w:p>
     <w:p>
@@ -662,7 +662,7 @@
           <w:b w:val="0"/>
           <w:sz w:val="24"/>
         </w:rPr>
-        <w:t>· 中国平安（601318）：浮动盈亏 -5.22 万元（现价53.25，成本56.12）。</w:t>
+        <w:t>· 中国平安（601318）：浮动盈亏 -6.77 万元（现价52.4，成本56.12）。</w:t>
       </w:r>
     </w:p>
     <w:p>
@@ -676,7 +676,7 @@
           <w:b w:val="0"/>
           <w:sz w:val="24"/>
         </w:rPr>
-        <w:t>· 紫金矿业（601899）：浮动盈亏 -1.44 万元（现价30.01，成本31.41）。</w:t>
+        <w:t>· 紫金矿业（601899）：浮动盈亏 -2.05 万元（现价29.42，成本31.41）。</w:t>
       </w:r>
     </w:p>
     <w:p>
@@ -690,7 +690,7 @@
           <w:b w:val="0"/>
           <w:sz w:val="24"/>
         </w:rPr>
-        <w:t>· 长江电力（600900）：浮动盈亏 +0.44 万元（现价28.36，成本27.89）。</w:t>
+        <w:t>· 长江电力（600900）：浮动盈亏 +0.62 万元（现价28.55，成本27.89）。</w:t>
       </w:r>
     </w:p>
     <w:p>
@@ -704,7 +704,7 @@
           <w:b w:val="0"/>
           <w:sz w:val="24"/>
         </w:rPr>
-        <w:t>· 新集能源（601918）：浮动盈亏 +0.64 万元（现价11.15，成本10.47）。</w:t>
+        <w:t>· 新集能源（601918）：浮动盈亏 +0.93 万元（现价11.45，成本10.47）。</w:t>
       </w:r>
     </w:p>
     <w:p>
@@ -718,7 +718,7 @@
           <w:b w:val="0"/>
           <w:sz w:val="24"/>
         </w:rPr>
-        <w:t>· 恺英网络（002517）：浮动盈亏 -0.67 万元（现价16.17，成本17.52）。</w:t>
+        <w:t>· 恺英网络（002517）：浮动盈亏 -0.92 万元（现价15.68，成本17.52）。</w:t>
       </w:r>
     </w:p>
     <w:p>
@@ -732,7 +732,7 @@
           <w:b w:val="0"/>
           <w:sz w:val="24"/>
         </w:rPr>
-        <w:t>· 星网锐捷（002396）：浮动盈亏 +0.48 万元（现价36.65，成本35.87）。</w:t>
+        <w:t>· 星网锐捷（002396）：浮动盈亏 -1.76 万元（现价32.99，成本35.87）。</w:t>
       </w:r>
     </w:p>
     <w:p>
@@ -746,7 +746,7 @@
           <w:b w:val="0"/>
           <w:sz w:val="24"/>
         </w:rPr>
-        <w:t>· 深信服（300454）：浮动盈亏 +0.26 万元（现价141.99，成本136.73）。</w:t>
+        <w:t>· 深信服（300454）：浮动盈亏 +0.13 万元（现价139.37，成本136.73）。</w:t>
       </w:r>
     </w:p>
     <w:p>
@@ -760,7 +760,7 @@
           <w:b w:val="0"/>
           <w:sz w:val="24"/>
         </w:rPr>
-        <w:t>· 哈药股份（600664）：浮动盈亏 +0.41 万元（现价8.14，成本7.33）。</w:t>
+        <w:t>· 哈药股份（600664）：浮动盈亏 +0.00 万元（现价7.33，成本7.33）。</w:t>
       </w:r>
     </w:p>
     <w:p>
@@ -774,7 +774,7 @@
           <w:b w:val="0"/>
           <w:sz w:val="24"/>
         </w:rPr>
-        <w:t>· 招商轮船（601872）：浮动盈亏 +0.01 万元（现价20.93，成本20.76）。</w:t>
+        <w:t>· 招商轮船（601872）：浮动盈亏 -0.01 万元（现价20.65，成本20.76）。</w:t>
       </w:r>
     </w:p>
     <w:p>
@@ -788,7 +788,7 @@
           <w:b w:val="0"/>
           <w:sz w:val="24"/>
         </w:rPr>
-        <w:t>· 睿创微纳（688002）：浮动盈亏 +0.13 万元（现价178.85，成本177.58）。</w:t>
+        <w:t>· 睿创微纳（688002）：浮动盈亏 -0.19 万元（现价175.66，成本177.58）。</w:t>
       </w:r>
     </w:p>
     <w:p>
@@ -802,7 +802,7 @@
           <w:b w:val="0"/>
           <w:sz w:val="24"/>
         </w:rPr>
-        <w:t>· 药明康德（603259）：浮动盈亏 +0.56 万元（现价162.4，成本158.08）。</w:t>
+        <w:t>· 药明康德（603259）：浮动盈亏 +0.48 万元（现价161.8，成本158.08）。</w:t>
       </w:r>
     </w:p>
     <w:p>
@@ -816,7 +816,7 @@
           <w:b w:val="0"/>
           <w:sz w:val="24"/>
         </w:rPr>
-        <w:t>· 康龙化成（300759）：浮动盈亏 +0.09 万元（现价43.5，成本42.65）。</w:t>
+        <w:t>· 康龙化成（300759）：浮动盈亏 +0.05 万元（现价43.13，成本42.65）。</w:t>
       </w:r>
     </w:p>
     <w:p>
@@ -830,7 +830,7 @@
           <w:b w:val="0"/>
           <w:sz w:val="24"/>
         </w:rPr>
-        <w:t>· 赤峰黄金（600988）：浮动盈亏 -1.31 万元（现价40.28，成本43.56）。</w:t>
+        <w:t>· 赤峰黄金（600988）：浮动盈亏 -2.20 万元（现价38.07，成本43.56）。</w:t>
       </w:r>
     </w:p>
     <w:p>
@@ -844,7 +844,7 @@
           <w:b w:val="0"/>
           <w:sz w:val="24"/>
         </w:rPr>
-        <w:t>· 交易费用累计 4113 元，占初始资金 0.082%。</w:t>
+        <w:t>· 交易费用累计 4971 元，占初始资金 0.099%。</w:t>
       </w:r>
     </w:p>
     <w:p>

--- a/outputs/13_投资总结报告.docx
+++ b/outputs/13_投资总结报告.docx
@@ -166,7 +166,7 @@
                 <w:rFonts w:ascii="Times New Roman" w:hAnsi="Times New Roman" w:eastAsia="宋体"/>
                 <w:sz w:val="20"/>
               </w:rPr>
-              <w:t>471.89万元</w:t>
+              <w:t>471.64万元</w:t>
             </w:r>
           </w:p>
         </w:tc>
@@ -204,7 +204,7 @@
                 <w:rFonts w:ascii="Times New Roman" w:hAnsi="Times New Roman" w:eastAsia="宋体"/>
                 <w:sz w:val="20"/>
               </w:rPr>
-              <w:t>-5.62%</w:t>
+              <w:t>-5.67%</w:t>
             </w:r>
           </w:p>
         </w:tc>
@@ -242,7 +242,7 @@
                 <w:rFonts w:ascii="Times New Roman" w:hAnsi="Times New Roman" w:eastAsia="宋体"/>
                 <w:sz w:val="20"/>
               </w:rPr>
-              <w:t>-4.56%</w:t>
+              <w:t>-4.29%</w:t>
             </w:r>
           </w:p>
         </w:tc>
@@ -280,7 +280,7 @@
                 <w:rFonts w:ascii="Times New Roman" w:hAnsi="Times New Roman" w:eastAsia="宋体"/>
                 <w:sz w:val="20"/>
               </w:rPr>
-              <w:t>-1.06%</w:t>
+              <w:t>-1.38%</w:t>
             </w:r>
           </w:p>
         </w:tc>
@@ -318,7 +318,7 @@
                 <w:rFonts w:ascii="Times New Roman" w:hAnsi="Times New Roman" w:eastAsia="宋体"/>
                 <w:sz w:val="20"/>
               </w:rPr>
-              <w:t>44.7%</w:t>
+              <w:t>20.3%</w:t>
             </w:r>
           </w:p>
         </w:tc>
@@ -356,7 +356,7 @@
                 <w:rFonts w:ascii="Times New Roman" w:hAnsi="Times New Roman" w:eastAsia="宋体"/>
                 <w:sz w:val="20"/>
               </w:rPr>
-              <w:t>4971元</w:t>
+              <w:t>5259元</w:t>
             </w:r>
           </w:p>
         </w:tc>
@@ -494,7 +494,7 @@
           <w:b w:val="0"/>
           <w:sz w:val="24"/>
         </w:rPr>
-        <w:t>项目期间共形成 38 条投资决策记录、8 只候选证券的跟踪分析，全部决策均包含基本面依据、技术面依据、市场依据、风险判断与AI使用情况，实现“指标→信号→判断→投资决策”完整证据链；每笔交易均可追溯到决策编号与规则校验结果。</w:t>
+        <w:t>项目期间共形成 40 条投资决策记录、8 只候选证券的跟踪分析，全部决策均包含基本面依据、技术面依据、市场依据、风险判断与AI使用情况，实现“指标→信号→判断→投资决策”完整证据链；每笔交易均可追溯到决策编号与规则校验结果。</w:t>
       </w:r>
     </w:p>
     <w:p>
@@ -662,7 +662,7 @@
           <w:b w:val="0"/>
           <w:sz w:val="24"/>
         </w:rPr>
-        <w:t>· 中国平安（601318）：浮动盈亏 -6.77 万元（现价52.4，成本56.12）。</w:t>
+        <w:t>· 中国平安（601318）：浮动盈亏 -6.59 万元（现价52.5，成本56.12）。</w:t>
       </w:r>
     </w:p>
     <w:p>
@@ -676,7 +676,7 @@
           <w:b w:val="0"/>
           <w:sz w:val="24"/>
         </w:rPr>
-        <w:t>· 紫金矿业（601899）：浮动盈亏 -2.05 万元（现价29.42，成本31.41）。</w:t>
+        <w:t>· 紫金矿业（601899）：浮动盈亏 -2.26 万元（现价29.46，成本30.05）。</w:t>
       </w:r>
     </w:p>
     <w:p>
@@ -690,7 +690,7 @@
           <w:b w:val="0"/>
           <w:sz w:val="24"/>
         </w:rPr>
-        <w:t>· 长江电力（600900）：浮动盈亏 +0.62 万元（现价28.55，成本27.89）。</w:t>
+        <w:t>· 长江电力（600900）：浮动盈亏 +0.46 万元（现价28.38，成本27.89）。</w:t>
       </w:r>
     </w:p>
     <w:p>
@@ -704,7 +704,7 @@
           <w:b w:val="0"/>
           <w:sz w:val="24"/>
         </w:rPr>
-        <w:t>· 新集能源（601918）：浮动盈亏 +0.93 万元（现价11.45，成本10.47）。</w:t>
+        <w:t>· 新集能源（601918）：浮动盈亏 +0.84 万元（现价11.36，成本10.47）。</w:t>
       </w:r>
     </w:p>
     <w:p>
@@ -718,7 +718,7 @@
           <w:b w:val="0"/>
           <w:sz w:val="24"/>
         </w:rPr>
-        <w:t>· 恺英网络（002517）：浮动盈亏 -0.92 万元（现价15.68，成本17.52）。</w:t>
+        <w:t>· 恺英网络（002517）：浮动盈亏 -0.83 万元（现价15.87，成本17.52）。</w:t>
       </w:r>
     </w:p>
     <w:p>
@@ -732,7 +732,7 @@
           <w:b w:val="0"/>
           <w:sz w:val="24"/>
         </w:rPr>
-        <w:t>· 星网锐捷（002396）：浮动盈亏 -1.76 万元（现价32.99，成本35.87）。</w:t>
+        <w:t>· 星网锐捷（002396）：浮动盈亏 -1.84 万元（现价32.86，成本35.87）。</w:t>
       </w:r>
     </w:p>
     <w:p>
@@ -746,7 +746,7 @@
           <w:b w:val="0"/>
           <w:sz w:val="24"/>
         </w:rPr>
-        <w:t>· 深信服（300454）：浮动盈亏 +0.13 万元（现价139.37，成本136.73）。</w:t>
+        <w:t>· 深信服（300454）：浮动盈亏 +0.20 万元（现价140.7，成本136.73）。</w:t>
       </w:r>
     </w:p>
     <w:p>
@@ -760,7 +760,7 @@
           <w:b w:val="0"/>
           <w:sz w:val="24"/>
         </w:rPr>
-        <w:t>· 哈药股份（600664）：浮动盈亏 +0.00 万元（现价7.33，成本7.33）。</w:t>
+        <w:t>· 哈药股份（600664）：浮动盈亏 -0.10 万元（现价7.14，成本7.33）。</w:t>
       </w:r>
     </w:p>
     <w:p>
@@ -774,7 +774,7 @@
           <w:b w:val="0"/>
           <w:sz w:val="24"/>
         </w:rPr>
-        <w:t>· 招商轮船（601872）：浮动盈亏 -0.01 万元（现价20.65，成本20.76）。</w:t>
+        <w:t>· 招商轮船（601872）：浮动盈亏 -0.04 万元（现价19.89，成本20.76）。</w:t>
       </w:r>
     </w:p>
     <w:p>
@@ -788,7 +788,7 @@
           <w:b w:val="0"/>
           <w:sz w:val="24"/>
         </w:rPr>
-        <w:t>· 睿创微纳（688002）：浮动盈亏 -0.19 万元（现价175.66，成本177.58）。</w:t>
+        <w:t>· 睿创微纳（688002）：浮动盈亏 -0.10 万元（现价176.56，成本177.58）。</w:t>
       </w:r>
     </w:p>
     <w:p>
@@ -802,7 +802,7 @@
           <w:b w:val="0"/>
           <w:sz w:val="24"/>
         </w:rPr>
-        <w:t>· 药明康德（603259）：浮动盈亏 +0.48 万元（现价161.8，成本158.08）。</w:t>
+        <w:t>· 药明康德（603259）：浮动盈亏 +0.34 万元（现价160.66，成本158.08）。</w:t>
       </w:r>
     </w:p>
     <w:p>
@@ -816,7 +816,7 @@
           <w:b w:val="0"/>
           <w:sz w:val="24"/>
         </w:rPr>
-        <w:t>· 康龙化成（300759）：浮动盈亏 +0.05 万元（现价43.13，成本42.65）。</w:t>
+        <w:t>· 康龙化成（300759）：浮动盈亏 +0.03 万元（现价42.98，成本42.65）。</w:t>
       </w:r>
     </w:p>
     <w:p>
@@ -830,7 +830,7 @@
           <w:b w:val="0"/>
           <w:sz w:val="24"/>
         </w:rPr>
-        <w:t>· 赤峰黄金（600988）：浮动盈亏 -2.20 万元（现价38.07，成本43.56）。</w:t>
+        <w:t>· 赤峰黄金（600988）：浮动盈亏 -2.05 万元（现价38.44，成本43.56）。</w:t>
       </w:r>
     </w:p>
     <w:p>
@@ -844,7 +844,21 @@
           <w:b w:val="0"/>
           <w:sz w:val="24"/>
         </w:rPr>
-        <w:t>· 交易费用累计 4971 元，占初始资金 0.099%。</w:t>
+        <w:t>· 宁德时代（300750）：浮动盈亏 +0.00 万元（现价286.8，成本286.80）。</w:t>
+      </w:r>
+    </w:p>
+    <w:p>
+      <w:pPr>
+        <w:spacing w:after="120" w:line="312" w:lineRule="auto"/>
+        <w:jc w:val="left"/>
+      </w:pPr>
+      <w:r>
+        <w:rPr>
+          <w:rFonts w:ascii="Times New Roman" w:hAnsi="Times New Roman" w:eastAsia="宋体"/>
+          <w:b w:val="0"/>
+          <w:sz w:val="24"/>
+        </w:rPr>
+        <w:t>· 交易费用累计 5259 元，占初始资金 0.105%。</w:t>
       </w:r>
     </w:p>
     <w:p>

--- a/outputs/13_投资总结报告.docx
+++ b/outputs/13_投资总结报告.docx
@@ -242,7 +242,7 @@
                 <w:rFonts w:ascii="Times New Roman" w:hAnsi="Times New Roman" w:eastAsia="宋体"/>
                 <w:sz w:val="20"/>
               </w:rPr>
-              <w:t>-4.29%</w:t>
+              <w:t>-4.46%</w:t>
             </w:r>
           </w:p>
         </w:tc>
@@ -280,7 +280,7 @@
                 <w:rFonts w:ascii="Times New Roman" w:hAnsi="Times New Roman" w:eastAsia="宋体"/>
                 <w:sz w:val="20"/>
               </w:rPr>
-              <w:t>-1.38%</w:t>
+              <w:t>-1.21%</w:t>
             </w:r>
           </w:p>
         </w:tc>

--- a/outputs/13_投资总结报告.docx
+++ b/outputs/13_投资总结报告.docx
@@ -166,7 +166,7 @@
                 <w:rFonts w:ascii="Times New Roman" w:hAnsi="Times New Roman" w:eastAsia="宋体"/>
                 <w:sz w:val="20"/>
               </w:rPr>
-              <w:t>471.64万元</w:t>
+              <w:t>476.00万元</w:t>
             </w:r>
           </w:p>
         </w:tc>
@@ -204,7 +204,7 @@
                 <w:rFonts w:ascii="Times New Roman" w:hAnsi="Times New Roman" w:eastAsia="宋体"/>
                 <w:sz w:val="20"/>
               </w:rPr>
-              <w:t>-5.67%</w:t>
+              <w:t>-4.80%</w:t>
             </w:r>
           </w:p>
         </w:tc>
@@ -242,7 +242,7 @@
                 <w:rFonts w:ascii="Times New Roman" w:hAnsi="Times New Roman" w:eastAsia="宋体"/>
                 <w:sz w:val="20"/>
               </w:rPr>
-              <w:t>-4.46%</w:t>
+              <w:t>-4.19%</w:t>
             </w:r>
           </w:p>
         </w:tc>
@@ -280,7 +280,7 @@
                 <w:rFonts w:ascii="Times New Roman" w:hAnsi="Times New Roman" w:eastAsia="宋体"/>
                 <w:sz w:val="20"/>
               </w:rPr>
-              <w:t>-1.21%</w:t>
+              <w:t>-0.61%</w:t>
             </w:r>
           </w:p>
         </w:tc>
@@ -318,7 +318,7 @@
                 <w:rFonts w:ascii="Times New Roman" w:hAnsi="Times New Roman" w:eastAsia="宋体"/>
                 <w:sz w:val="20"/>
               </w:rPr>
-              <w:t>20.3%</w:t>
+              <w:t>20.1%</w:t>
             </w:r>
           </w:p>
         </w:tc>
@@ -662,7 +662,7 @@
           <w:b w:val="0"/>
           <w:sz w:val="24"/>
         </w:rPr>
-        <w:t>· 中国平安（601318）：浮动盈亏 -6.59 万元（现价52.5，成本56.12）。</w:t>
+        <w:t>· 中国平安（601318）：浮动盈亏 -5.15 万元（现价53.29，成本56.12）。</w:t>
       </w:r>
     </w:p>
     <w:p>
@@ -676,7 +676,7 @@
           <w:b w:val="0"/>
           <w:sz w:val="24"/>
         </w:rPr>
-        <w:t>· 紫金矿业（601899）：浮动盈亏 -2.26 万元（现价29.46，成本30.05）。</w:t>
+        <w:t>· 紫金矿业（601899）：浮动盈亏 -0.99 万元（现价29.79，成本30.05）。</w:t>
       </w:r>
     </w:p>
     <w:p>
@@ -690,7 +690,7 @@
           <w:b w:val="0"/>
           <w:sz w:val="24"/>
         </w:rPr>
-        <w:t>· 长江电力（600900）：浮动盈亏 +0.46 万元（现价28.38，成本27.89）。</w:t>
+        <w:t>· 长江电力（600900）：浮动盈亏 +0.61 万元（现价28.54，成本27.89）。</w:t>
       </w:r>
     </w:p>
     <w:p>
@@ -704,7 +704,7 @@
           <w:b w:val="0"/>
           <w:sz w:val="24"/>
         </w:rPr>
-        <w:t>· 新集能源（601918）：浮动盈亏 +0.84 万元（现价11.36，成本10.47）。</w:t>
+        <w:t>· 新集能源（601918）：浮动盈亏 +0.78 万元（现价11.29，成本10.47）。</w:t>
       </w:r>
     </w:p>
     <w:p>
@@ -718,7 +718,7 @@
           <w:b w:val="0"/>
           <w:sz w:val="24"/>
         </w:rPr>
-        <w:t>· 恺英网络（002517）：浮动盈亏 -0.83 万元（现价15.87，成本17.52）。</w:t>
+        <w:t>· 恺英网络（002517）：浮动盈亏 -0.75 万元（现价16.01，成本17.52）。</w:t>
       </w:r>
     </w:p>
     <w:p>
@@ -732,7 +732,7 @@
           <w:b w:val="0"/>
           <w:sz w:val="24"/>
         </w:rPr>
-        <w:t>· 星网锐捷（002396）：浮动盈亏 -1.84 万元（现价32.86，成本35.87）。</w:t>
+        <w:t>· 星网锐捷（002396）：浮动盈亏 -1.99 万元（现价32.6，成本35.87）。</w:t>
       </w:r>
     </w:p>
     <w:p>
@@ -746,7 +746,7 @@
           <w:b w:val="0"/>
           <w:sz w:val="24"/>
         </w:rPr>
-        <w:t>· 深信服（300454）：浮动盈亏 +0.20 万元（现价140.7，成本136.73）。</w:t>
+        <w:t>· 深信服（300454）：浮动盈亏 +0.03 万元（现价137.42，成本136.73）。</w:t>
       </w:r>
     </w:p>
     <w:p>
@@ -760,7 +760,7 @@
           <w:b w:val="0"/>
           <w:sz w:val="24"/>
         </w:rPr>
-        <w:t>· 哈药股份（600664）：浮动盈亏 -0.10 万元（现价7.14，成本7.33）。</w:t>
+        <w:t>· 哈药股份（600664）：浮动盈亏 +0.04 万元（现价7.4，成本7.33）。</w:t>
       </w:r>
     </w:p>
     <w:p>
@@ -774,7 +774,7 @@
           <w:b w:val="0"/>
           <w:sz w:val="24"/>
         </w:rPr>
-        <w:t>· 招商轮船（601872）：浮动盈亏 -0.04 万元（现价19.89，成本20.76）。</w:t>
+        <w:t>· 招商轮船（601872）：浮动盈亏 -0.03 万元（现价20.15，成本20.76）。</w:t>
       </w:r>
     </w:p>
     <w:p>
@@ -788,7 +788,7 @@
           <w:b w:val="0"/>
           <w:sz w:val="24"/>
         </w:rPr>
-        <w:t>· 睿创微纳（688002）：浮动盈亏 -0.10 万元（现价176.56，成本177.58）。</w:t>
+        <w:t>· 睿创微纳（688002）：浮动盈亏 -0.42 万元（现价173.42，成本177.58）。</w:t>
       </w:r>
     </w:p>
     <w:p>
@@ -802,7 +802,7 @@
           <w:b w:val="0"/>
           <w:sz w:val="24"/>
         </w:rPr>
-        <w:t>· 药明康德（603259）：浮动盈亏 +0.34 万元（现价160.66，成本158.08）。</w:t>
+        <w:t>· 药明康德（603259）：浮动盈亏 +1.20 万元（现价167.34，成本158.08）。</w:t>
       </w:r>
     </w:p>
     <w:p>
@@ -816,7 +816,7 @@
           <w:b w:val="0"/>
           <w:sz w:val="24"/>
         </w:rPr>
-        <w:t>· 康龙化成（300759）：浮动盈亏 +0.03 万元（现价42.98，成本42.65）。</w:t>
+        <w:t>· 康龙化成（300759）：浮动盈亏 +0.23 万元（现价44.97，成本42.65）。</w:t>
       </w:r>
     </w:p>
     <w:p>
@@ -830,7 +830,7 @@
           <w:b w:val="0"/>
           <w:sz w:val="24"/>
         </w:rPr>
-        <w:t>· 赤峰黄金（600988）：浮动盈亏 -2.05 万元（现价38.44，成本43.56）。</w:t>
+        <w:t>· 赤峰黄金（600988）：浮动盈亏 -1.60 万元（现价39.56，成本43.56）。</w:t>
       </w:r>
     </w:p>
     <w:p>
@@ -844,7 +844,7 @@
           <w:b w:val="0"/>
           <w:sz w:val="24"/>
         </w:rPr>
-        <w:t>· 宁德时代（300750）：浮动盈亏 +0.00 万元（现价286.8，成本286.80）。</w:t>
+        <w:t>· 宁德时代（300750）：浮动盈亏 +0.47 万元（现价291.11，成本286.80）。</w:t>
       </w:r>
     </w:p>
     <w:p>

--- a/outputs/13_投资总结报告.docx
+++ b/outputs/13_投资总结报告.docx
@@ -166,7 +166,7 @@
                 <w:rFonts w:ascii="Times New Roman" w:hAnsi="Times New Roman" w:eastAsia="宋体"/>
                 <w:sz w:val="20"/>
               </w:rPr>
-              <w:t>476.00万元</w:t>
+              <w:t>471.01万元</w:t>
             </w:r>
           </w:p>
         </w:tc>
@@ -204,7 +204,7 @@
                 <w:rFonts w:ascii="Times New Roman" w:hAnsi="Times New Roman" w:eastAsia="宋体"/>
                 <w:sz w:val="20"/>
               </w:rPr>
-              <w:t>-4.80%</w:t>
+              <w:t>-5.80%</w:t>
             </w:r>
           </w:p>
         </w:tc>
@@ -242,7 +242,7 @@
                 <w:rFonts w:ascii="Times New Roman" w:hAnsi="Times New Roman" w:eastAsia="宋体"/>
                 <w:sz w:val="20"/>
               </w:rPr>
-              <w:t>-4.19%</w:t>
+              <w:t>-5.23%</w:t>
             </w:r>
           </w:p>
         </w:tc>
@@ -280,7 +280,7 @@
                 <w:rFonts w:ascii="Times New Roman" w:hAnsi="Times New Roman" w:eastAsia="宋体"/>
                 <w:sz w:val="20"/>
               </w:rPr>
-              <w:t>-0.61%</w:t>
+              <w:t>-0.57%</w:t>
             </w:r>
           </w:p>
         </w:tc>
@@ -318,7 +318,7 @@
                 <w:rFonts w:ascii="Times New Roman" w:hAnsi="Times New Roman" w:eastAsia="宋体"/>
                 <w:sz w:val="20"/>
               </w:rPr>
-              <w:t>20.1%</w:t>
+              <w:t>20.3%</w:t>
             </w:r>
           </w:p>
         </w:tc>
@@ -662,7 +662,7 @@
           <w:b w:val="0"/>
           <w:sz w:val="24"/>
         </w:rPr>
-        <w:t>· 中国平安（601318）：浮动盈亏 -5.15 万元（现价53.29，成本56.12）。</w:t>
+        <w:t>· 中国平安（601318）：浮动盈亏 -6.28 万元（现价52.67，成本56.12）。</w:t>
       </w:r>
     </w:p>
     <w:p>
@@ -676,7 +676,7 @@
           <w:b w:val="0"/>
           <w:sz w:val="24"/>
         </w:rPr>
-        <w:t>· 紫金矿业（601899）：浮动盈亏 -0.99 万元（现价29.79，成本30.05）。</w:t>
+        <w:t>· 紫金矿业（601899）：浮动盈亏 -2.61 万元（现价29.37，成本30.05）。</w:t>
       </w:r>
     </w:p>
     <w:p>
@@ -690,7 +690,7 @@
           <w:b w:val="0"/>
           <w:sz w:val="24"/>
         </w:rPr>
-        <w:t>· 长江电力（600900）：浮动盈亏 +0.61 万元（现价28.54，成本27.89）。</w:t>
+        <w:t>· 长江电力（600900）：浮动盈亏 +0.94 万元（现价28.9，成本27.89）。</w:t>
       </w:r>
     </w:p>
     <w:p>
@@ -704,7 +704,7 @@
           <w:b w:val="0"/>
           <w:sz w:val="24"/>
         </w:rPr>
-        <w:t>· 新集能源（601918）：浮动盈亏 +0.78 万元（现价11.29，成本10.47）。</w:t>
+        <w:t>· 新集能源（601918）：浮动盈亏 +1.00 万元（现价11.53，成本10.47）。</w:t>
       </w:r>
     </w:p>
     <w:p>
@@ -718,7 +718,7 @@
           <w:b w:val="0"/>
           <w:sz w:val="24"/>
         </w:rPr>
-        <w:t>· 恺英网络（002517）：浮动盈亏 -0.75 万元（现价16.01，成本17.52）。</w:t>
+        <w:t>· 恺英网络（002517）：浮动盈亏 -0.92 万元（现价15.69，成本17.52）。</w:t>
       </w:r>
     </w:p>
     <w:p>
@@ -732,7 +732,7 @@
           <w:b w:val="0"/>
           <w:sz w:val="24"/>
         </w:rPr>
-        <w:t>· 星网锐捷（002396）：浮动盈亏 -1.99 万元（现价32.6，成本35.87）。</w:t>
+        <w:t>· 星网锐捷（002396）：浮动盈亏 -2.52 万元（现价31.74，成本35.87）。</w:t>
       </w:r>
     </w:p>
     <w:p>
@@ -746,7 +746,7 @@
           <w:b w:val="0"/>
           <w:sz w:val="24"/>
         </w:rPr>
-        <w:t>· 深信服（300454）：浮动盈亏 +0.03 万元（现价137.42，成本136.73）。</w:t>
+        <w:t>· 深信服（300454）：浮动盈亏 -0.44 万元（现价127.9，成本136.73）。</w:t>
       </w:r>
     </w:p>
     <w:p>
@@ -760,7 +760,7 @@
           <w:b w:val="0"/>
           <w:sz w:val="24"/>
         </w:rPr>
-        <w:t>· 哈药股份（600664）：浮动盈亏 +0.04 万元（现价7.4，成本7.33）。</w:t>
+        <w:t>· 哈药股份（600664）：浮动盈亏 -0.04 万元（现价7.24，成本7.33）。</w:t>
       </w:r>
     </w:p>
     <w:p>
@@ -774,7 +774,7 @@
           <w:b w:val="0"/>
           <w:sz w:val="24"/>
         </w:rPr>
-        <w:t>· 招商轮船（601872）：浮动盈亏 -0.03 万元（现价20.15，成本20.76）。</w:t>
+        <w:t>· 招商轮船（601872）：浮动盈亏 +0.06 万元（现价22.03，成本20.76）。</w:t>
       </w:r>
     </w:p>
     <w:p>
@@ -788,7 +788,7 @@
           <w:b w:val="0"/>
           <w:sz w:val="24"/>
         </w:rPr>
-        <w:t>· 睿创微纳（688002）：浮动盈亏 -0.42 万元（现价173.42，成本177.58）。</w:t>
+        <w:t>· 睿创微纳（688002）：浮动盈亏 -0.58 万元（现价171.82，成本177.58）。</w:t>
       </w:r>
     </w:p>
     <w:p>
@@ -802,7 +802,7 @@
           <w:b w:val="0"/>
           <w:sz w:val="24"/>
         </w:rPr>
-        <w:t>· 药明康德（603259）：浮动盈亏 +1.20 万元（现价167.34，成本158.08）。</w:t>
+        <w:t>· 药明康德（603259）：浮动盈亏 +0.51 万元（现价162.0，成本158.08）。</w:t>
       </w:r>
     </w:p>
     <w:p>
@@ -816,7 +816,7 @@
           <w:b w:val="0"/>
           <w:sz w:val="24"/>
         </w:rPr>
-        <w:t>· 康龙化成（300759）：浮动盈亏 +0.23 万元（现价44.97，成本42.65）。</w:t>
+        <w:t>· 康龙化成（300759）：浮动盈亏 +0.11 万元（现价43.75，成本42.65）。</w:t>
       </w:r>
     </w:p>
     <w:p>
@@ -830,7 +830,7 @@
           <w:b w:val="0"/>
           <w:sz w:val="24"/>
         </w:rPr>
-        <w:t>· 赤峰黄金（600988）：浮动盈亏 -1.60 万元（现价39.56，成本43.56）。</w:t>
+        <w:t>· 赤峰黄金（600988）：浮动盈亏 -1.80 万元（现价39.07，成本43.56）。</w:t>
       </w:r>
     </w:p>
     <w:p>
@@ -844,7 +844,7 @@
           <w:b w:val="0"/>
           <w:sz w:val="24"/>
         </w:rPr>
-        <w:t>· 宁德时代（300750）：浮动盈亏 +0.47 万元（现价291.11，成本286.80）。</w:t>
+        <w:t>· 宁德时代（300750）：浮动盈亏 -0.01 万元（现价286.75，成本286.80）。</w:t>
       </w:r>
     </w:p>
     <w:p>

--- a/outputs/13_投资总结报告.docx
+++ b/outputs/13_投资总结报告.docx
@@ -166,7 +166,7 @@
                 <w:rFonts w:ascii="Times New Roman" w:hAnsi="Times New Roman" w:eastAsia="宋体"/>
                 <w:sz w:val="20"/>
               </w:rPr>
-              <w:t>471.01万元</w:t>
+              <w:t>478.95万元</w:t>
             </w:r>
           </w:p>
         </w:tc>
@@ -204,7 +204,7 @@
                 <w:rFonts w:ascii="Times New Roman" w:hAnsi="Times New Roman" w:eastAsia="宋体"/>
                 <w:sz w:val="20"/>
               </w:rPr>
-              <w:t>-5.80%</w:t>
+              <w:t>-4.21%</w:t>
             </w:r>
           </w:p>
         </w:tc>
@@ -242,7 +242,7 @@
                 <w:rFonts w:ascii="Times New Roman" w:hAnsi="Times New Roman" w:eastAsia="宋体"/>
                 <w:sz w:val="20"/>
               </w:rPr>
-              <w:t>-5.23%</w:t>
+              <w:t>-4.98%</w:t>
             </w:r>
           </w:p>
         </w:tc>
@@ -280,7 +280,7 @@
                 <w:rFonts w:ascii="Times New Roman" w:hAnsi="Times New Roman" w:eastAsia="宋体"/>
                 <w:sz w:val="20"/>
               </w:rPr>
-              <w:t>-0.57%</w:t>
+              <w:t>+0.77%</w:t>
             </w:r>
           </w:p>
         </w:tc>
@@ -318,7 +318,7 @@
                 <w:rFonts w:ascii="Times New Roman" w:hAnsi="Times New Roman" w:eastAsia="宋体"/>
                 <w:sz w:val="20"/>
               </w:rPr>
-              <w:t>20.3%</w:t>
+              <w:t>20.0%</w:t>
             </w:r>
           </w:p>
         </w:tc>
@@ -662,7 +662,7 @@
           <w:b w:val="0"/>
           <w:sz w:val="24"/>
         </w:rPr>
-        <w:t>· 中国平安（601318）：浮动盈亏 -6.28 万元（现价52.67，成本56.12）。</w:t>
+        <w:t>· 中国平安（601318）：浮动盈亏 -5.99 万元（现价52.83，成本56.12）。</w:t>
       </w:r>
     </w:p>
     <w:p>
@@ -676,7 +676,7 @@
           <w:b w:val="0"/>
           <w:sz w:val="24"/>
         </w:rPr>
-        <w:t>· 紫金矿业（601899）：浮动盈亏 -2.61 万元（现价29.37，成本30.05）。</w:t>
+        <w:t>· 紫金矿业（601899）：浮动盈亏 +2.91 万元（现价30.8，成本30.05）。</w:t>
       </w:r>
     </w:p>
     <w:p>
@@ -690,7 +690,7 @@
           <w:b w:val="0"/>
           <w:sz w:val="24"/>
         </w:rPr>
-        <w:t>· 长江电力（600900）：浮动盈亏 +0.94 万元（现价28.9，成本27.89）。</w:t>
+        <w:t>· 长江电力（600900）：浮动盈亏 +1.03 万元（现价28.99，成本27.89）。</w:t>
       </w:r>
     </w:p>
     <w:p>
@@ -704,7 +704,7 @@
           <w:b w:val="0"/>
           <w:sz w:val="24"/>
         </w:rPr>
-        <w:t>· 新集能源（601918）：浮动盈亏 +1.00 万元（现价11.53，成本10.47）。</w:t>
+        <w:t>· 新集能源（601918）：浮动盈亏 +1.05 万元（现价11.58，成本10.47）。</w:t>
       </w:r>
     </w:p>
     <w:p>
@@ -718,7 +718,7 @@
           <w:b w:val="0"/>
           <w:sz w:val="24"/>
         </w:rPr>
-        <w:t>· 恺英网络（002517）：浮动盈亏 -0.92 万元（现价15.69，成本17.52）。</w:t>
+        <w:t>· 恺英网络（002517）：浮动盈亏 -0.65 万元（现价16.21，成本17.52）。</w:t>
       </w:r>
     </w:p>
     <w:p>
@@ -732,7 +732,7 @@
           <w:b w:val="0"/>
           <w:sz w:val="24"/>
         </w:rPr>
-        <w:t>· 星网锐捷（002396）：浮动盈亏 -2.52 万元（现价31.74，成本35.87）。</w:t>
+        <w:t>· 星网锐捷（002396）：浮动盈亏 -2.83 万元（现价31.23，成本35.87）。</w:t>
       </w:r>
     </w:p>
     <w:p>
@@ -746,7 +746,7 @@
           <w:b w:val="0"/>
           <w:sz w:val="24"/>
         </w:rPr>
-        <w:t>· 深信服（300454）：浮动盈亏 -0.44 万元（现价127.9，成本136.73）。</w:t>
+        <w:t>· 深信服（300454）：浮动盈亏 +0.11 万元（现价138.96，成本136.73）。</w:t>
       </w:r>
     </w:p>
     <w:p>
@@ -760,7 +760,7 @@
           <w:b w:val="0"/>
           <w:sz w:val="24"/>
         </w:rPr>
-        <w:t>· 哈药股份（600664）：浮动盈亏 -0.04 万元（现价7.24，成本7.33）。</w:t>
+        <w:t>· 哈药股份（600664）：浮动盈亏 +0.03 万元（现价7.39，成本7.33）。</w:t>
       </w:r>
     </w:p>
     <w:p>
@@ -774,7 +774,7 @@
           <w:b w:val="0"/>
           <w:sz w:val="24"/>
         </w:rPr>
-        <w:t>· 招商轮船（601872）：浮动盈亏 +0.06 万元（现价22.03，成本20.76）。</w:t>
+        <w:t>· 招商轮船（601872）：浮动盈亏 +0.07 万元（现价22.07，成本20.76）。</w:t>
       </w:r>
     </w:p>
     <w:p>
@@ -788,7 +788,7 @@
           <w:b w:val="0"/>
           <w:sz w:val="24"/>
         </w:rPr>
-        <w:t>· 睿创微纳（688002）：浮动盈亏 -0.58 万元（现价171.82，成本177.58）。</w:t>
+        <w:t>· 睿创微纳（688002）：浮动盈亏 -0.69 万元（现价170.72，成本177.58）。</w:t>
       </w:r>
     </w:p>
     <w:p>
@@ -802,7 +802,7 @@
           <w:b w:val="0"/>
           <w:sz w:val="24"/>
         </w:rPr>
-        <w:t>· 药明康德（603259）：浮动盈亏 +0.51 万元（现价162.0，成本158.08）。</w:t>
+        <w:t>· 药明康德（603259）：浮动盈亏 -0.04 万元（现价157.8，成本158.08）。</w:t>
       </w:r>
     </w:p>
     <w:p>
@@ -816,7 +816,7 @@
           <w:b w:val="0"/>
           <w:sz w:val="24"/>
         </w:rPr>
-        <w:t>· 康龙化成（300759）：浮动盈亏 +0.11 万元（现价43.75，成本42.65）。</w:t>
+        <w:t>· 康龙化成（300759）：浮动盈亏 +0.05 万元（现价43.11，成本42.65）。</w:t>
       </w:r>
     </w:p>
     <w:p>
@@ -830,7 +830,7 @@
           <w:b w:val="0"/>
           <w:sz w:val="24"/>
         </w:rPr>
-        <w:t>· 赤峰黄金（600988）：浮动盈亏 -1.80 万元（现价39.07，成本43.56）。</w:t>
+        <w:t>· 赤峰黄金（600988）：浮动盈亏 -0.87 万元（现价41.38，成本43.56）。</w:t>
       </w:r>
     </w:p>
     <w:p>
@@ -844,7 +844,7 @@
           <w:b w:val="0"/>
           <w:sz w:val="24"/>
         </w:rPr>
-        <w:t>· 宁德时代（300750）：浮动盈亏 -0.01 万元（现价286.75，成本286.80）。</w:t>
+        <w:t>· 宁德时代（300750）：浮动盈亏 +1.20 万元（现价297.75，成本286.80）。</w:t>
       </w:r>
     </w:p>
     <w:p>

--- a/outputs/13_投资总结报告.docx
+++ b/outputs/13_投资总结报告.docx
@@ -242,7 +242,7 @@
                 <w:rFonts w:ascii="Times New Roman" w:hAnsi="Times New Roman" w:eastAsia="宋体"/>
                 <w:sz w:val="20"/>
               </w:rPr>
-              <w:t>-4.98%</w:t>
+              <w:t>-5.07%</w:t>
             </w:r>
           </w:p>
         </w:tc>
@@ -280,7 +280,7 @@
                 <w:rFonts w:ascii="Times New Roman" w:hAnsi="Times New Roman" w:eastAsia="宋体"/>
                 <w:sz w:val="20"/>
               </w:rPr>
-              <w:t>+0.77%</w:t>
+              <w:t>+0.86%</w:t>
             </w:r>
           </w:p>
         </w:tc>

--- a/outputs/13_投资总结报告.docx
+++ b/outputs/13_投资总结报告.docx
@@ -166,7 +166,7 @@
                 <w:rFonts w:ascii="Times New Roman" w:hAnsi="Times New Roman" w:eastAsia="宋体"/>
                 <w:sz w:val="20"/>
               </w:rPr>
-              <w:t>478.95万元</w:t>
+              <w:t>472.86万元</w:t>
             </w:r>
           </w:p>
         </w:tc>
@@ -204,7 +204,7 @@
                 <w:rFonts w:ascii="Times New Roman" w:hAnsi="Times New Roman" w:eastAsia="宋体"/>
                 <w:sz w:val="20"/>
               </w:rPr>
-              <w:t>-4.21%</w:t>
+              <w:t>-5.43%</w:t>
             </w:r>
           </w:p>
         </w:tc>
@@ -242,7 +242,7 @@
                 <w:rFonts w:ascii="Times New Roman" w:hAnsi="Times New Roman" w:eastAsia="宋体"/>
                 <w:sz w:val="20"/>
               </w:rPr>
-              <w:t>-5.07%</w:t>
+              <w:t>-5.72%</w:t>
             </w:r>
           </w:p>
         </w:tc>
@@ -280,7 +280,7 @@
                 <w:rFonts w:ascii="Times New Roman" w:hAnsi="Times New Roman" w:eastAsia="宋体"/>
                 <w:sz w:val="20"/>
               </w:rPr>
-              <w:t>+0.86%</w:t>
+              <w:t>+0.29%</w:t>
             </w:r>
           </w:p>
         </w:tc>
@@ -318,7 +318,7 @@
                 <w:rFonts w:ascii="Times New Roman" w:hAnsi="Times New Roman" w:eastAsia="宋体"/>
                 <w:sz w:val="20"/>
               </w:rPr>
-              <w:t>20.0%</w:t>
+              <w:t>20.3%</w:t>
             </w:r>
           </w:p>
         </w:tc>
@@ -662,7 +662,7 @@
           <w:b w:val="0"/>
           <w:sz w:val="24"/>
         </w:rPr>
-        <w:t>· 中国平安（601318）：浮动盈亏 -5.99 万元（现价52.83，成本56.12）。</w:t>
+        <w:t>· 中国平安（601318）：浮动盈亏 -5.24 万元（现价53.24，成本56.12）。</w:t>
       </w:r>
     </w:p>
     <w:p>
@@ -676,7 +676,7 @@
           <w:b w:val="0"/>
           <w:sz w:val="24"/>
         </w:rPr>
-        <w:t>· 紫金矿业（601899）：浮动盈亏 +2.91 万元（现价30.8，成本30.05）。</w:t>
+        <w:t>· 紫金矿业（601899）：浮动盈亏 +0.67 万元（现价30.22，成本30.05）。</w:t>
       </w:r>
     </w:p>
     <w:p>
@@ -690,7 +690,7 @@
           <w:b w:val="0"/>
           <w:sz w:val="24"/>
         </w:rPr>
-        <w:t>· 长江电力（600900）：浮动盈亏 +1.03 万元（现价28.99，成本27.89）。</w:t>
+        <w:t>· 长江电力（600900）：浮动盈亏 +1.39 万元（现价29.38，成本27.89）。</w:t>
       </w:r>
     </w:p>
     <w:p>
@@ -704,7 +704,7 @@
           <w:b w:val="0"/>
           <w:sz w:val="24"/>
         </w:rPr>
-        <w:t>· 新集能源（601918）：浮动盈亏 +1.05 万元（现价11.58，成本10.47）。</w:t>
+        <w:t>· 新集能源（601918）：浮动盈亏 +0.22 万元（现价10.7，成本10.47）。</w:t>
       </w:r>
     </w:p>
     <w:p>
@@ -718,7 +718,7 @@
           <w:b w:val="0"/>
           <w:sz w:val="24"/>
         </w:rPr>
-        <w:t>· 恺英网络（002517）：浮动盈亏 -0.65 万元（现价16.21，成本17.52）。</w:t>
+        <w:t>· 恺英网络（002517）：浮动盈亏 -0.57 万元（现价16.37，成本17.52）。</w:t>
       </w:r>
     </w:p>
     <w:p>
@@ -732,7 +732,7 @@
           <w:b w:val="0"/>
           <w:sz w:val="24"/>
         </w:rPr>
-        <w:t>· 星网锐捷（002396）：浮动盈亏 -2.83 万元（现价31.23，成本35.87）。</w:t>
+        <w:t>· 星网锐捷（002396）：浮动盈亏 -4.73 万元（现价28.11，成本35.87）。</w:t>
       </w:r>
     </w:p>
     <w:p>
@@ -746,7 +746,7 @@
           <w:b w:val="0"/>
           <w:sz w:val="24"/>
         </w:rPr>
-        <w:t>· 深信服（300454）：浮动盈亏 +0.11 万元（现价138.96，成本136.73）。</w:t>
+        <w:t>· 深信服（300454）：浮动盈亏 +0.06 万元（现价137.9，成本136.73）。</w:t>
       </w:r>
     </w:p>
     <w:p>
@@ -760,7 +760,7 @@
           <w:b w:val="0"/>
           <w:sz w:val="24"/>
         </w:rPr>
-        <w:t>· 哈药股份（600664）：浮动盈亏 +0.03 万元（现价7.39，成本7.33）。</w:t>
+        <w:t>· 哈药股份（600664）：浮动盈亏 -0.34 万元（现价6.65，成本7.33）。</w:t>
       </w:r>
     </w:p>
     <w:p>
@@ -774,7 +774,7 @@
           <w:b w:val="0"/>
           <w:sz w:val="24"/>
         </w:rPr>
-        <w:t>· 招商轮船（601872）：浮动盈亏 +0.07 万元（现价22.07，成本20.76）。</w:t>
+        <w:t>· 招商轮船（601872）：浮动盈亏 -0.04 万元（现价20.0，成本20.76）。</w:t>
       </w:r>
     </w:p>
     <w:p>
@@ -788,7 +788,7 @@
           <w:b w:val="0"/>
           <w:sz w:val="24"/>
         </w:rPr>
-        <w:t>· 睿创微纳（688002）：浮动盈亏 -0.69 万元（现价170.72，成本177.58）。</w:t>
+        <w:t>· 睿创微纳（688002）：浮动盈亏 -1.53 万元（现价162.31，成本177.58）。</w:t>
       </w:r>
     </w:p>
     <w:p>
@@ -802,7 +802,7 @@
           <w:b w:val="0"/>
           <w:sz w:val="24"/>
         </w:rPr>
-        <w:t>· 药明康德（603259）：浮动盈亏 -0.04 万元（现价157.8，成本158.08）。</w:t>
+        <w:t>· 药明康德（603259）：浮动盈亏 -0.03 万元（现价157.85，成本158.08）。</w:t>
       </w:r>
     </w:p>
     <w:p>
@@ -816,7 +816,7 @@
           <w:b w:val="0"/>
           <w:sz w:val="24"/>
         </w:rPr>
-        <w:t>· 康龙化成（300759）：浮动盈亏 +0.05 万元（现价43.11，成本42.65）。</w:t>
+        <w:t>· 康龙化成（300759）：浮动盈亏 -0.09 万元（现价41.8，成本42.65）。</w:t>
       </w:r>
     </w:p>
     <w:p>
@@ -830,7 +830,7 @@
           <w:b w:val="0"/>
           <w:sz w:val="24"/>
         </w:rPr>
-        <w:t>· 赤峰黄金（600988）：浮动盈亏 -0.87 万元（现价41.38，成本43.56）。</w:t>
+        <w:t>· 赤峰黄金（600988）：浮动盈亏 -1.74 万元（现价39.2，成本43.56）。</w:t>
       </w:r>
     </w:p>
     <w:p>
@@ -844,7 +844,7 @@
           <w:b w:val="0"/>
           <w:sz w:val="24"/>
         </w:rPr>
-        <w:t>· 宁德时代（300750）：浮动盈亏 +1.20 万元（现价297.75，成本286.80）。</w:t>
+        <w:t>· 宁德时代（300750）：浮动盈亏 +1.27 万元（现价298.38，成本286.80）。</w:t>
       </w:r>
     </w:p>
     <w:p>

--- a/outputs/13_投资总结报告.docx
+++ b/outputs/13_投资总结报告.docx
@@ -166,7 +166,7 @@
                 <w:rFonts w:ascii="Times New Roman" w:hAnsi="Times New Roman" w:eastAsia="宋体"/>
                 <w:sz w:val="20"/>
               </w:rPr>
-              <w:t>472.86万元</w:t>
+              <w:t>470.42万元</w:t>
             </w:r>
           </w:p>
         </w:tc>
@@ -204,7 +204,7 @@
                 <w:rFonts w:ascii="Times New Roman" w:hAnsi="Times New Roman" w:eastAsia="宋体"/>
                 <w:sz w:val="20"/>
               </w:rPr>
-              <w:t>-5.43%</w:t>
+              <w:t>-5.92%</w:t>
             </w:r>
           </w:p>
         </w:tc>
@@ -242,7 +242,7 @@
                 <w:rFonts w:ascii="Times New Roman" w:hAnsi="Times New Roman" w:eastAsia="宋体"/>
                 <w:sz w:val="20"/>
               </w:rPr>
-              <w:t>-5.72%</w:t>
+              <w:t>-5.99%</w:t>
             </w:r>
           </w:p>
         </w:tc>
@@ -280,7 +280,7 @@
                 <w:rFonts w:ascii="Times New Roman" w:hAnsi="Times New Roman" w:eastAsia="宋体"/>
                 <w:sz w:val="20"/>
               </w:rPr>
-              <w:t>+0.29%</w:t>
+              <w:t>+0.07%</w:t>
             </w:r>
           </w:p>
         </w:tc>
@@ -318,7 +318,7 @@
                 <w:rFonts w:ascii="Times New Roman" w:hAnsi="Times New Roman" w:eastAsia="宋体"/>
                 <w:sz w:val="20"/>
               </w:rPr>
-              <w:t>20.3%</w:t>
+              <w:t>20.4%</w:t>
             </w:r>
           </w:p>
         </w:tc>
@@ -662,7 +662,7 @@
           <w:b w:val="0"/>
           <w:sz w:val="24"/>
         </w:rPr>
-        <w:t>· 中国平安（601318）：浮动盈亏 -5.24 万元（现价53.24，成本56.12）。</w:t>
+        <w:t>· 中国平安（601318）：浮动盈亏 -8.06 万元（现价51.69，成本56.12）。</w:t>
       </w:r>
     </w:p>
     <w:p>
@@ -676,7 +676,7 @@
           <w:b w:val="0"/>
           <w:sz w:val="24"/>
         </w:rPr>
-        <w:t>· 紫金矿业（601899）：浮动盈亏 +0.67 万元（现价30.22，成本30.05）。</w:t>
+        <w:t>· 紫金矿业（601899）：浮动盈亏 +1.37 万元（现价30.4，成本30.05）。</w:t>
       </w:r>
     </w:p>
     <w:p>
@@ -690,7 +690,7 @@
           <w:b w:val="0"/>
           <w:sz w:val="24"/>
         </w:rPr>
-        <w:t>· 长江电力（600900）：浮动盈亏 +1.39 万元（现价29.38，成本27.89）。</w:t>
+        <w:t>· 长江电力（600900）：浮动盈亏 +1.18 万元（现价29.15，成本27.89）。</w:t>
       </w:r>
     </w:p>
     <w:p>
@@ -704,7 +704,7 @@
           <w:b w:val="0"/>
           <w:sz w:val="24"/>
         </w:rPr>
-        <w:t>· 新集能源（601918）：浮动盈亏 +0.22 万元（现价10.7，成本10.47）。</w:t>
+        <w:t>· 新集能源（601918）：浮动盈亏 +0.60 万元（现价11.1，成本10.47）。</w:t>
       </w:r>
     </w:p>
     <w:p>
@@ -718,7 +718,7 @@
           <w:b w:val="0"/>
           <w:sz w:val="24"/>
         </w:rPr>
-        <w:t>· 恺英网络（002517）：浮动盈亏 -0.57 万元（现价16.37，成本17.52）。</w:t>
+        <w:t>· 恺英网络（002517）：浮动盈亏 -0.73 万元（现价16.05，成本17.52）。</w:t>
       </w:r>
     </w:p>
     <w:p>
@@ -732,7 +732,7 @@
           <w:b w:val="0"/>
           <w:sz w:val="24"/>
         </w:rPr>
-        <w:t>· 星网锐捷（002396）：浮动盈亏 -4.73 万元（现价28.11，成本35.87）。</w:t>
+        <w:t>· 星网锐捷（002396）：浮动盈亏 -4.55 万元（现价28.41，成本35.87）。</w:t>
       </w:r>
     </w:p>
     <w:p>
@@ -746,7 +746,7 @@
           <w:b w:val="0"/>
           <w:sz w:val="24"/>
         </w:rPr>
-        <w:t>· 深信服（300454）：浮动盈亏 +0.06 万元（现价137.9，成本136.73）。</w:t>
+        <w:t>· 深信服（300454）：浮动盈亏 -0.09 万元（现价134.98，成本136.73）。</w:t>
       </w:r>
     </w:p>
     <w:p>
@@ -760,7 +760,7 @@
           <w:b w:val="0"/>
           <w:sz w:val="24"/>
         </w:rPr>
-        <w:t>· 哈药股份（600664）：浮动盈亏 -0.34 万元（现价6.65，成本7.33）。</w:t>
+        <w:t>· 哈药股份（600664）：浮动盈亏 -0.39 万元（现价6.56，成本7.33）。</w:t>
       </w:r>
     </w:p>
     <w:p>
@@ -774,7 +774,7 @@
           <w:b w:val="0"/>
           <w:sz w:val="24"/>
         </w:rPr>
-        <w:t>· 招商轮船（601872）：浮动盈亏 -0.04 万元（现价20.0，成本20.76）。</w:t>
+        <w:t>· 招商轮船（601872）：浮动盈亏 +0.03 万元（现价21.31，成本20.76）。</w:t>
       </w:r>
     </w:p>
     <w:p>
@@ -788,7 +788,7 @@
           <w:b w:val="0"/>
           <w:sz w:val="24"/>
         </w:rPr>
-        <w:t>· 睿创微纳（688002）：浮动盈亏 -1.53 万元（现价162.31，成本177.58）。</w:t>
+        <w:t>· 睿创微纳（688002）：浮动盈亏 -1.03 万元（现价167.29，成本177.58）。</w:t>
       </w:r>
     </w:p>
     <w:p>
@@ -802,7 +802,7 @@
           <w:b w:val="0"/>
           <w:sz w:val="24"/>
         </w:rPr>
-        <w:t>· 药明康德（603259）：浮动盈亏 -0.03 万元（现价157.85，成本158.08）。</w:t>
+        <w:t>· 药明康德（603259）：浮动盈亏 -0.09 万元（现价157.35，成本158.08）。</w:t>
       </w:r>
     </w:p>
     <w:p>
@@ -816,7 +816,7 @@
           <w:b w:val="0"/>
           <w:sz w:val="24"/>
         </w:rPr>
-        <w:t>· 康龙化成（300759）：浮动盈亏 -0.09 万元（现价41.8，成本42.65）。</w:t>
+        <w:t>· 康龙化成（300759）：浮动盈亏 -0.20 万元（现价40.6，成本42.65）。</w:t>
       </w:r>
     </w:p>
     <w:p>
@@ -830,7 +830,7 @@
           <w:b w:val="0"/>
           <w:sz w:val="24"/>
         </w:rPr>
-        <w:t>· 赤峰黄金（600988）：浮动盈亏 -1.74 万元（现价39.2，成本43.56）。</w:t>
+        <w:t>· 赤峰黄金（600988）：浮动盈亏 -1.42 万元（现价40.01，成本43.56）。</w:t>
       </w:r>
     </w:p>
     <w:p>
@@ -844,7 +844,7 @@
           <w:b w:val="0"/>
           <w:sz w:val="24"/>
         </w:rPr>
-        <w:t>· 宁德时代（300750）：浮动盈亏 +1.27 万元（现价298.38，成本286.80）。</w:t>
+        <w:t>· 宁德时代（300750）：浮动盈亏 +0.25 万元（现价289.1，成本286.80）。</w:t>
       </w:r>
     </w:p>
     <w:p>

--- a/outputs/13_投资总结报告.docx
+++ b/outputs/13_投资总结报告.docx
@@ -166,7 +166,7 @@
                 <w:rFonts w:ascii="Times New Roman" w:hAnsi="Times New Roman" w:eastAsia="宋体"/>
                 <w:sz w:val="20"/>
               </w:rPr>
-              <w:t>470.42万元</w:t>
+              <w:t>465.89万元</w:t>
             </w:r>
           </w:p>
         </w:tc>
@@ -204,7 +204,7 @@
                 <w:rFonts w:ascii="Times New Roman" w:hAnsi="Times New Roman" w:eastAsia="宋体"/>
                 <w:sz w:val="20"/>
               </w:rPr>
-              <w:t>-5.92%</w:t>
+              <w:t>-6.82%</w:t>
             </w:r>
           </w:p>
         </w:tc>
@@ -242,7 +242,7 @@
                 <w:rFonts w:ascii="Times New Roman" w:hAnsi="Times New Roman" w:eastAsia="宋体"/>
                 <w:sz w:val="20"/>
               </w:rPr>
-              <w:t>-5.99%</w:t>
+              <w:t>-7.26%</w:t>
             </w:r>
           </w:p>
         </w:tc>
@@ -280,7 +280,7 @@
                 <w:rFonts w:ascii="Times New Roman" w:hAnsi="Times New Roman" w:eastAsia="宋体"/>
                 <w:sz w:val="20"/>
               </w:rPr>
-              <w:t>+0.07%</w:t>
+              <w:t>+0.44%</w:t>
             </w:r>
           </w:p>
         </w:tc>
@@ -318,7 +318,7 @@
                 <w:rFonts w:ascii="Times New Roman" w:hAnsi="Times New Roman" w:eastAsia="宋体"/>
                 <w:sz w:val="20"/>
               </w:rPr>
-              <w:t>20.4%</w:t>
+              <w:t>40.6%</w:t>
             </w:r>
           </w:p>
         </w:tc>
@@ -356,7 +356,7 @@
                 <w:rFonts w:ascii="Times New Roman" w:hAnsi="Times New Roman" w:eastAsia="宋体"/>
                 <w:sz w:val="20"/>
               </w:rPr>
-              <w:t>5259元</w:t>
+              <w:t>5958元</w:t>
             </w:r>
           </w:p>
         </w:tc>
@@ -494,7 +494,7 @@
           <w:b w:val="0"/>
           <w:sz w:val="24"/>
         </w:rPr>
-        <w:t>项目期间共形成 40 条投资决策记录、8 只候选证券的跟踪分析，全部决策均包含基本面依据、技术面依据、市场依据、风险判断与AI使用情况，实现“指标→信号→判断→投资决策”完整证据链；每笔交易均可追溯到决策编号与规则校验结果。</w:t>
+        <w:t>项目期间共形成 41 条投资决策记录、8 只候选证券的跟踪分析，全部决策均包含基本面依据、技术面依据、市场依据、风险判断与AI使用情况，实现“指标→信号→判断→投资决策”完整证据链；每笔交易均可追溯到决策编号与规则校验结果。</w:t>
       </w:r>
     </w:p>
     <w:p>
@@ -634,7 +634,7 @@
           <w:b w:val="0"/>
           <w:sz w:val="24"/>
         </w:rPr>
-        <w:t>· 中国平安（601318）：已实现盈亏 -0.77 万元。</w:t>
+        <w:t>· 601318（601318）：已实现盈亏 -9.67 万元。</w:t>
       </w:r>
     </w:p>
     <w:p>
@@ -662,7 +662,7 @@
           <w:b w:val="0"/>
           <w:sz w:val="24"/>
         </w:rPr>
-        <w:t>· 中国平安（601318）：浮动盈亏 -8.06 万元（现价51.69，成本56.12）。</w:t>
+        <w:t>· 紫金矿业（601899）：浮动盈亏 -0.26 万元（现价29.98，成本30.05）。</w:t>
       </w:r>
     </w:p>
     <w:p>
@@ -676,7 +676,7 @@
           <w:b w:val="0"/>
           <w:sz w:val="24"/>
         </w:rPr>
-        <w:t>· 紫金矿业（601899）：浮动盈亏 +1.37 万元（现价30.4，成本30.05）。</w:t>
+        <w:t>· 长江电力（600900）：浮动盈亏 +1.46 万元（现价29.45，成本27.89）。</w:t>
       </w:r>
     </w:p>
     <w:p>
@@ -690,7 +690,7 @@
           <w:b w:val="0"/>
           <w:sz w:val="24"/>
         </w:rPr>
-        <w:t>· 长江电力（600900）：浮动盈亏 +1.18 万元（现价29.15，成本27.89）。</w:t>
+        <w:t>· 新集能源（601918）：浮动盈亏 +0.04 万元（现价10.51，成本10.47）。</w:t>
       </w:r>
     </w:p>
     <w:p>
@@ -704,7 +704,7 @@
           <w:b w:val="0"/>
           <w:sz w:val="24"/>
         </w:rPr>
-        <w:t>· 新集能源（601918）：浮动盈亏 +0.60 万元（现价11.1，成本10.47）。</w:t>
+        <w:t>· 恺英网络（002517）：浮动盈亏 -0.83 万元（现价15.85，成本17.52）。</w:t>
       </w:r>
     </w:p>
     <w:p>
@@ -718,7 +718,7 @@
           <w:b w:val="0"/>
           <w:sz w:val="24"/>
         </w:rPr>
-        <w:t>· 恺英网络（002517）：浮动盈亏 -0.73 万元（现价16.05，成本17.52）。</w:t>
+        <w:t>· 星网锐捷（002396）：浮动盈亏 -4.83 万元（现价27.95，成本35.87）。</w:t>
       </w:r>
     </w:p>
     <w:p>
@@ -732,7 +732,7 @@
           <w:b w:val="0"/>
           <w:sz w:val="24"/>
         </w:rPr>
-        <w:t>· 星网锐捷（002396）：浮动盈亏 -4.55 万元（现价28.41，成本35.87）。</w:t>
+        <w:t>· 深信服（300454）：浮动盈亏 -0.06 万元（现价135.5，成本136.73）。</w:t>
       </w:r>
     </w:p>
     <w:p>
@@ -746,7 +746,7 @@
           <w:b w:val="0"/>
           <w:sz w:val="24"/>
         </w:rPr>
-        <w:t>· 深信服（300454）：浮动盈亏 -0.09 万元（现价134.98，成本136.73）。</w:t>
+        <w:t>· 哈药股份（600664）：浮动盈亏 -0.58 万元（现价6.16，成本7.33）。</w:t>
       </w:r>
     </w:p>
     <w:p>
@@ -760,7 +760,7 @@
           <w:b w:val="0"/>
           <w:sz w:val="24"/>
         </w:rPr>
-        <w:t>· 哈药股份（600664）：浮动盈亏 -0.39 万元（现价6.56，成本7.33）。</w:t>
+        <w:t>· 招商轮船（601872）：浮动盈亏 +0.04 万元（现价21.48，成本20.76）。</w:t>
       </w:r>
     </w:p>
     <w:p>
@@ -774,7 +774,7 @@
           <w:b w:val="0"/>
           <w:sz w:val="24"/>
         </w:rPr>
-        <w:t>· 招商轮船（601872）：浮动盈亏 +0.03 万元（现价21.31，成本20.76）。</w:t>
+        <w:t>· 睿创微纳（688002）：浮动盈亏 -0.41 万元（现价173.5，成本177.58）。</w:t>
       </w:r>
     </w:p>
     <w:p>
@@ -788,7 +788,7 @@
           <w:b w:val="0"/>
           <w:sz w:val="24"/>
         </w:rPr>
-        <w:t>· 睿创微纳（688002）：浮动盈亏 -1.03 万元（现价167.29，成本177.58）。</w:t>
+        <w:t>· 药明康德（603259）：浮动盈亏 -0.51 万元（现价154.18，成本158.08）。</w:t>
       </w:r>
     </w:p>
     <w:p>
@@ -802,7 +802,7 @@
           <w:b w:val="0"/>
           <w:sz w:val="24"/>
         </w:rPr>
-        <w:t>· 药明康德（603259）：浮动盈亏 -0.09 万元（现价157.35，成本158.08）。</w:t>
+        <w:t>· 康龙化成（300759）：浮动盈亏 -0.26 万元（现价40.0，成本42.65）。</w:t>
       </w:r>
     </w:p>
     <w:p>
@@ -816,7 +816,7 @@
           <w:b w:val="0"/>
           <w:sz w:val="24"/>
         </w:rPr>
-        <w:t>· 康龙化成（300759）：浮动盈亏 -0.20 万元（现价40.6，成本42.65）。</w:t>
+        <w:t>· 赤峰黄金（600988）：浮动盈亏 -1.82 万元（现价39.0，成本43.56）。</w:t>
       </w:r>
     </w:p>
     <w:p>
@@ -830,7 +830,7 @@
           <w:b w:val="0"/>
           <w:sz w:val="24"/>
         </w:rPr>
-        <w:t>· 赤峰黄金（600988）：浮动盈亏 -1.42 万元（现价40.01，成本43.56）。</w:t>
+        <w:t>· 宁德时代（300750）：浮动盈亏 -0.73 万元（现价280.12，成本286.80）。</w:t>
       </w:r>
     </w:p>
     <w:p>
@@ -844,21 +844,7 @@
           <w:b w:val="0"/>
           <w:sz w:val="24"/>
         </w:rPr>
-        <w:t>· 宁德时代（300750）：浮动盈亏 +0.25 万元（现价289.1，成本286.80）。</w:t>
-      </w:r>
-    </w:p>
-    <w:p>
-      <w:pPr>
-        <w:spacing w:after="120" w:line="312" w:lineRule="auto"/>
-        <w:jc w:val="left"/>
-      </w:pPr>
-      <w:r>
-        <w:rPr>
-          <w:rFonts w:ascii="Times New Roman" w:hAnsi="Times New Roman" w:eastAsia="宋体"/>
-          <w:b w:val="0"/>
-          <w:sz w:val="24"/>
-        </w:rPr>
-        <w:t>· 交易费用累计 5259 元，占初始资金 0.105%。</w:t>
+        <w:t>· 交易费用累计 5958 元，占初始资金 0.119%。</w:t>
       </w:r>
     </w:p>
     <w:p>

--- a/outputs/13_投资总结报告.docx
+++ b/outputs/13_投资总结报告.docx
@@ -166,7 +166,7 @@
                 <w:rFonts w:ascii="Times New Roman" w:hAnsi="Times New Roman" w:eastAsia="宋体"/>
                 <w:sz w:val="20"/>
               </w:rPr>
-              <w:t>465.89万元</w:t>
+              <w:t>460.73万元</w:t>
             </w:r>
           </w:p>
         </w:tc>
@@ -204,7 +204,7 @@
                 <w:rFonts w:ascii="Times New Roman" w:hAnsi="Times New Roman" w:eastAsia="宋体"/>
                 <w:sz w:val="20"/>
               </w:rPr>
-              <w:t>-6.82%</w:t>
+              <w:t>-7.85%</w:t>
             </w:r>
           </w:p>
         </w:tc>
@@ -242,7 +242,7 @@
                 <w:rFonts w:ascii="Times New Roman" w:hAnsi="Times New Roman" w:eastAsia="宋体"/>
                 <w:sz w:val="20"/>
               </w:rPr>
-              <w:t>-7.26%</w:t>
+              <w:t>-8.40%</w:t>
             </w:r>
           </w:p>
         </w:tc>
@@ -280,7 +280,7 @@
                 <w:rFonts w:ascii="Times New Roman" w:hAnsi="Times New Roman" w:eastAsia="宋体"/>
                 <w:sz w:val="20"/>
               </w:rPr>
-              <w:t>+0.44%</w:t>
+              <w:t>+0.55%</w:t>
             </w:r>
           </w:p>
         </w:tc>
@@ -318,7 +318,7 @@
                 <w:rFonts w:ascii="Times New Roman" w:hAnsi="Times New Roman" w:eastAsia="宋体"/>
                 <w:sz w:val="20"/>
               </w:rPr>
-              <w:t>40.6%</w:t>
+              <w:t>22.4%</w:t>
             </w:r>
           </w:p>
         </w:tc>
@@ -356,7 +356,7 @@
                 <w:rFonts w:ascii="Times New Roman" w:hAnsi="Times New Roman" w:eastAsia="宋体"/>
                 <w:sz w:val="20"/>
               </w:rPr>
-              <w:t>5958元</w:t>
+              <w:t>6173元</w:t>
             </w:r>
           </w:p>
         </w:tc>
@@ -494,7 +494,7 @@
           <w:b w:val="0"/>
           <w:sz w:val="24"/>
         </w:rPr>
-        <w:t>项目期间共形成 41 条投资决策记录、8 只候选证券的跟踪分析，全部决策均包含基本面依据、技术面依据、市场依据、风险判断与AI使用情况，实现“指标→信号→判断→投资决策”完整证据链；每笔交易均可追溯到决策编号与规则校验结果。</w:t>
+        <w:t>项目期间共形成 42 条投资决策记录、8 只候选证券的跟踪分析，全部决策均包含基本面依据、技术面依据、市场依据、风险判断与AI使用情况，实现“指标→信号→判断→投资决策”完整证据链；每笔交易均可追溯到决策编号与规则校验结果。</w:t>
       </w:r>
     </w:p>
     <w:p>
@@ -662,7 +662,7 @@
           <w:b w:val="0"/>
           <w:sz w:val="24"/>
         </w:rPr>
-        <w:t>· 紫金矿业（601899）：浮动盈亏 -0.26 万元（现价29.98，成本30.05）。</w:t>
+        <w:t>· 紫金矿业（601899）：浮动盈亏 -2.57 万元（现价29.38，成本30.05）。</w:t>
       </w:r>
     </w:p>
     <w:p>
@@ -676,7 +676,7 @@
           <w:b w:val="0"/>
           <w:sz w:val="24"/>
         </w:rPr>
-        <w:t>· 长江电力（600900）：浮动盈亏 +1.46 万元（现价29.45，成本27.89）。</w:t>
+        <w:t>· 长江电力（600900）：浮动盈亏 +1.59 万元（现价29.6，成本29.18）。</w:t>
       </w:r>
     </w:p>
     <w:p>
@@ -690,7 +690,7 @@
           <w:b w:val="0"/>
           <w:sz w:val="24"/>
         </w:rPr>
-        <w:t>· 新集能源（601918）：浮动盈亏 +0.04 万元（现价10.51，成本10.47）。</w:t>
+        <w:t>· 新集能源（601918）：浮动盈亏 -0.58 万元（现价9.86，成本10.47）。</w:t>
       </w:r>
     </w:p>
     <w:p>
@@ -704,7 +704,7 @@
           <w:b w:val="0"/>
           <w:sz w:val="24"/>
         </w:rPr>
-        <w:t>· 恺英网络（002517）：浮动盈亏 -0.83 万元（现价15.85，成本17.52）。</w:t>
+        <w:t>· 恺英网络（002517）：浮动盈亏 -1.05 万元（现价15.42，成本17.52）。</w:t>
       </w:r>
     </w:p>
     <w:p>
@@ -718,7 +718,7 @@
           <w:b w:val="0"/>
           <w:sz w:val="24"/>
         </w:rPr>
-        <w:t>· 星网锐捷（002396）：浮动盈亏 -4.83 万元（现价27.95，成本35.87）。</w:t>
+        <w:t>· 星网锐捷（002396）：浮动盈亏 -5.78 万元（现价26.4，成本35.87）。</w:t>
       </w:r>
     </w:p>
     <w:p>
@@ -732,7 +732,7 @@
           <w:b w:val="0"/>
           <w:sz w:val="24"/>
         </w:rPr>
-        <w:t>· 深信服（300454）：浮动盈亏 -0.06 万元（现价135.5，成本136.73）。</w:t>
+        <w:t>· 深信服（300454）：浮动盈亏 -0.29 万元（现价131.0，成本136.73）。</w:t>
       </w:r>
     </w:p>
     <w:p>
@@ -746,7 +746,7 @@
           <w:b w:val="0"/>
           <w:sz w:val="24"/>
         </w:rPr>
-        <w:t>· 哈药股份（600664）：浮动盈亏 -0.58 万元（现价6.16，成本7.33）。</w:t>
+        <w:t>· 哈药股份（600664）：浮动盈亏 -0.57 万元（现价6.19，成本7.33）。</w:t>
       </w:r>
     </w:p>
     <w:p>
@@ -760,7 +760,7 @@
           <w:b w:val="0"/>
           <w:sz w:val="24"/>
         </w:rPr>
-        <w:t>· 招商轮船（601872）：浮动盈亏 +0.04 万元（现价21.48，成本20.76）。</w:t>
+        <w:t>· 招商轮船（601872）：浮动盈亏 -0.07 万元（现价19.33，成本20.76）。</w:t>
       </w:r>
     </w:p>
     <w:p>
@@ -774,7 +774,7 @@
           <w:b w:val="0"/>
           <w:sz w:val="24"/>
         </w:rPr>
-        <w:t>· 睿创微纳（688002）：浮动盈亏 -0.41 万元（现价173.5，成本177.58）。</w:t>
+        <w:t>· 睿创微纳（688002）：浮动盈亏 -1.01 万元（现价167.52，成本177.58）。</w:t>
       </w:r>
     </w:p>
     <w:p>
@@ -788,7 +788,7 @@
           <w:b w:val="0"/>
           <w:sz w:val="24"/>
         </w:rPr>
-        <w:t>· 药明康德（603259）：浮动盈亏 -0.51 万元（现价154.18，成本158.08）。</w:t>
+        <w:t>· 药明康德（603259）：浮动盈亏 -0.47 万元（现价154.5，成本158.08）。</w:t>
       </w:r>
     </w:p>
     <w:p>
@@ -802,7 +802,7 @@
           <w:b w:val="0"/>
           <w:sz w:val="24"/>
         </w:rPr>
-        <w:t>· 康龙化成（300759）：浮动盈亏 -0.26 万元（现价40.0，成本42.65）。</w:t>
+        <w:t>· 康龙化成（300759）：浮动盈亏 -0.36 万元（现价39.05，成本42.65）。</w:t>
       </w:r>
     </w:p>
     <w:p>
@@ -816,7 +816,7 @@
           <w:b w:val="0"/>
           <w:sz w:val="24"/>
         </w:rPr>
-        <w:t>· 赤峰黄金（600988）：浮动盈亏 -1.82 万元（现价39.0，成本43.56）。</w:t>
+        <w:t>· 赤峰黄金（600988）：浮动盈亏 -1.88 万元（现价38.85，成本43.56）。</w:t>
       </w:r>
     </w:p>
     <w:p>
@@ -830,7 +830,7 @@
           <w:b w:val="0"/>
           <w:sz w:val="24"/>
         </w:rPr>
-        <w:t>· 宁德时代（300750）：浮动盈亏 -0.73 万元（现价280.12，成本286.80）。</w:t>
+        <w:t>· 宁德时代（300750）：浮动盈亏 -0.91 万元（现价278.5，成本286.80）。</w:t>
       </w:r>
     </w:p>
     <w:p>
@@ -844,7 +844,7 @@
           <w:b w:val="0"/>
           <w:sz w:val="24"/>
         </w:rPr>
-        <w:t>· 交易费用累计 5958 元，占初始资金 0.119%。</w:t>
+        <w:t>· 交易费用累计 6173 元，占初始资金 0.123%。</w:t>
       </w:r>
     </w:p>
     <w:p>

--- a/outputs/13_投资总结报告.docx
+++ b/outputs/13_投资总结报告.docx
@@ -166,7 +166,7 @@
                 <w:rFonts w:ascii="Times New Roman" w:hAnsi="Times New Roman" w:eastAsia="宋体"/>
                 <w:sz w:val="20"/>
               </w:rPr>
-              <w:t>460.73万元</w:t>
+              <w:t>459.87万元</w:t>
             </w:r>
           </w:p>
         </w:tc>
@@ -204,7 +204,7 @@
                 <w:rFonts w:ascii="Times New Roman" w:hAnsi="Times New Roman" w:eastAsia="宋体"/>
                 <w:sz w:val="20"/>
               </w:rPr>
-              <w:t>-7.85%</w:t>
+              <w:t>-8.03%</w:t>
             </w:r>
           </w:p>
         </w:tc>
@@ -242,7 +242,7 @@
                 <w:rFonts w:ascii="Times New Roman" w:hAnsi="Times New Roman" w:eastAsia="宋体"/>
                 <w:sz w:val="20"/>
               </w:rPr>
-              <w:t>-8.40%</w:t>
+              <w:t>-8.30%</w:t>
             </w:r>
           </w:p>
         </w:tc>
@@ -280,7 +280,7 @@
                 <w:rFonts w:ascii="Times New Roman" w:hAnsi="Times New Roman" w:eastAsia="宋体"/>
                 <w:sz w:val="20"/>
               </w:rPr>
-              <w:t>+0.55%</w:t>
+              <w:t>+0.27%</w:t>
             </w:r>
           </w:p>
         </w:tc>
@@ -318,7 +318,7 @@
                 <w:rFonts w:ascii="Times New Roman" w:hAnsi="Times New Roman" w:eastAsia="宋体"/>
                 <w:sz w:val="20"/>
               </w:rPr>
-              <w:t>22.4%</w:t>
+              <w:t>22.5%</w:t>
             </w:r>
           </w:p>
         </w:tc>
@@ -662,7 +662,7 @@
           <w:b w:val="0"/>
           <w:sz w:val="24"/>
         </w:rPr>
-        <w:t>· 紫金矿业（601899）：浮动盈亏 -2.57 万元（现价29.38，成本30.05）。</w:t>
+        <w:t>· 紫金矿业（601899）：浮动盈亏 -0.49 万元（现价29.92，成本30.05）。</w:t>
       </w:r>
     </w:p>
     <w:p>
@@ -676,7 +676,7 @@
           <w:b w:val="0"/>
           <w:sz w:val="24"/>
         </w:rPr>
-        <w:t>· 长江电力（600900）：浮动盈亏 +1.59 万元（现价29.6，成本29.18）。</w:t>
+        <w:t>· 长江电力（600900）：浮动盈亏 +0.75 万元（现价29.38，成本29.18）。</w:t>
       </w:r>
     </w:p>
     <w:p>
@@ -690,7 +690,7 @@
           <w:b w:val="0"/>
           <w:sz w:val="24"/>
         </w:rPr>
-        <w:t>· 新集能源（601918）：浮动盈亏 -0.58 万元（现价9.86，成本10.47）。</w:t>
+        <w:t>· 新集能源（601918）：浮动盈亏 -0.25 万元（现价10.21，成本10.47）。</w:t>
       </w:r>
     </w:p>
     <w:p>
@@ -704,7 +704,7 @@
           <w:b w:val="0"/>
           <w:sz w:val="24"/>
         </w:rPr>
-        <w:t>· 恺英网络（002517）：浮动盈亏 -1.05 万元（现价15.42，成本17.52）。</w:t>
+        <w:t>· 恺英网络（002517）：浮动盈亏 -1.20 万元（现价15.12，成本17.52）。</w:t>
       </w:r>
     </w:p>
     <w:p>
@@ -718,7 +718,7 @@
           <w:b w:val="0"/>
           <w:sz w:val="24"/>
         </w:rPr>
-        <w:t>· 星网锐捷（002396）：浮动盈亏 -5.78 万元（现价26.4，成本35.87）。</w:t>
+        <w:t>· 星网锐捷（002396）：浮动盈亏 -6.15 万元（现价25.78，成本35.87）。</w:t>
       </w:r>
     </w:p>
     <w:p>
@@ -732,7 +732,7 @@
           <w:b w:val="0"/>
           <w:sz w:val="24"/>
         </w:rPr>
-        <w:t>· 深信服（300454）：浮动盈亏 -0.29 万元（现价131.0，成本136.73）。</w:t>
+        <w:t>· 深信服（300454）：浮动盈亏 -0.58 万元（现价125.12，成本136.73）。</w:t>
       </w:r>
     </w:p>
     <w:p>
@@ -746,7 +746,7 @@
           <w:b w:val="0"/>
           <w:sz w:val="24"/>
         </w:rPr>
-        <w:t>· 哈药股份（600664）：浮动盈亏 -0.57 万元（现价6.19，成本7.33）。</w:t>
+        <w:t>· 哈药股份（600664）：浮动盈亏 -0.50 万元（现价6.32，成本7.33）。</w:t>
       </w:r>
     </w:p>
     <w:p>
@@ -760,7 +760,7 @@
           <w:b w:val="0"/>
           <w:sz w:val="24"/>
         </w:rPr>
-        <w:t>· 招商轮船（601872）：浮动盈亏 -0.07 万元（现价19.33，成本20.76）。</w:t>
+        <w:t>· 招商轮船（601872）：浮动盈亏 -0.13 万元（现价18.19，成本20.76）。</w:t>
       </w:r>
     </w:p>
     <w:p>
@@ -774,7 +774,7 @@
           <w:b w:val="0"/>
           <w:sz w:val="24"/>
         </w:rPr>
-        <w:t>· 睿创微纳（688002）：浮动盈亏 -1.01 万元（现价167.52，成本177.58）。</w:t>
+        <w:t>· 睿创微纳（688002）：浮动盈亏 -1.28 万元（现价164.77，成本177.58）。</w:t>
       </w:r>
     </w:p>
     <w:p>
@@ -788,7 +788,7 @@
           <w:b w:val="0"/>
           <w:sz w:val="24"/>
         </w:rPr>
-        <w:t>· 药明康德（603259）：浮动盈亏 -0.47 万元（现价154.5，成本158.08）。</w:t>
+        <w:t>· 药明康德（603259）：浮动盈亏 -1.79 万元（现价144.3，成本158.08）。</w:t>
       </w:r>
     </w:p>
     <w:p>
@@ -802,7 +802,7 @@
           <w:b w:val="0"/>
           <w:sz w:val="24"/>
         </w:rPr>
-        <w:t>· 康龙化成（300759）：浮动盈亏 -0.36 万元（现价39.05，成本42.65）。</w:t>
+        <w:t>· 康龙化成（300759）：浮动盈亏 -0.63 万元（现价36.39，成本42.65）。</w:t>
       </w:r>
     </w:p>
     <w:p>
@@ -816,7 +816,7 @@
           <w:b w:val="0"/>
           <w:sz w:val="24"/>
         </w:rPr>
-        <w:t>· 赤峰黄金（600988）：浮动盈亏 -1.88 万元（现价38.85，成本43.56）。</w:t>
+        <w:t>· 赤峰黄金（600988）：浮动盈亏 -1.47 万元（现价39.89，成本43.56）。</w:t>
       </w:r>
     </w:p>
     <w:p>
@@ -830,7 +830,7 @@
           <w:b w:val="0"/>
           <w:sz w:val="24"/>
         </w:rPr>
-        <w:t>· 宁德时代（300750）：浮动盈亏 -0.91 万元（现价278.5，成本286.80）。</w:t>
+        <w:t>· 宁德时代（300750）：浮动盈亏 -1.08 万元（现价277.0，成本286.80）。</w:t>
       </w:r>
     </w:p>
     <w:p>

--- a/outputs/13_投资总结报告.docx
+++ b/outputs/13_投资总结报告.docx
@@ -166,7 +166,7 @@
                 <w:rFonts w:ascii="Times New Roman" w:hAnsi="Times New Roman" w:eastAsia="宋体"/>
                 <w:sz w:val="20"/>
               </w:rPr>
-              <w:t>459.87万元</w:t>
+              <w:t>459.40万元</w:t>
             </w:r>
           </w:p>
         </w:tc>
@@ -204,7 +204,7 @@
                 <w:rFonts w:ascii="Times New Roman" w:hAnsi="Times New Roman" w:eastAsia="宋体"/>
                 <w:sz w:val="20"/>
               </w:rPr>
-              <w:t>-8.03%</w:t>
+              <w:t>-8.12%</w:t>
             </w:r>
           </w:p>
         </w:tc>
@@ -242,7 +242,7 @@
                 <w:rFonts w:ascii="Times New Roman" w:hAnsi="Times New Roman" w:eastAsia="宋体"/>
                 <w:sz w:val="20"/>
               </w:rPr>
-              <w:t>-8.30%</w:t>
+              <w:t>-8.21%</w:t>
             </w:r>
           </w:p>
         </w:tc>
@@ -280,7 +280,7 @@
                 <w:rFonts w:ascii="Times New Roman" w:hAnsi="Times New Roman" w:eastAsia="宋体"/>
                 <w:sz w:val="20"/>
               </w:rPr>
-              <w:t>+0.27%</w:t>
+              <w:t>+0.09%</w:t>
             </w:r>
           </w:p>
         </w:tc>
@@ -318,7 +318,7 @@
                 <w:rFonts w:ascii="Times New Roman" w:hAnsi="Times New Roman" w:eastAsia="宋体"/>
                 <w:sz w:val="20"/>
               </w:rPr>
-              <w:t>22.5%</w:t>
+              <w:t>28.9%</w:t>
             </w:r>
           </w:p>
         </w:tc>
@@ -356,7 +356,7 @@
                 <w:rFonts w:ascii="Times New Roman" w:hAnsi="Times New Roman" w:eastAsia="宋体"/>
                 <w:sz w:val="20"/>
               </w:rPr>
-              <w:t>6173元</w:t>
+              <w:t>6393元</w:t>
             </w:r>
           </w:p>
         </w:tc>
@@ -494,7 +494,7 @@
           <w:b w:val="0"/>
           <w:sz w:val="24"/>
         </w:rPr>
-        <w:t>项目期间共形成 42 条投资决策记录、8 只候选证券的跟踪分析，全部决策均包含基本面依据、技术面依据、市场依据、风险判断与AI使用情况，实现“指标→信号→判断→投资决策”完整证据链；每笔交易均可追溯到决策编号与规则校验结果。</w:t>
+        <w:t>项目期间共形成 43 条投资决策记录、8 只候选证券的跟踪分析，全部决策均包含基本面依据、技术面依据、市场依据、风险判断与AI使用情况，实现“指标→信号→判断→投资决策”完整证据链；每笔交易均可追溯到决策编号与规则校验结果。</w:t>
       </w:r>
     </w:p>
     <w:p>
@@ -662,7 +662,7 @@
           <w:b w:val="0"/>
           <w:sz w:val="24"/>
         </w:rPr>
-        <w:t>· 紫金矿业（601899）：浮动盈亏 -0.49 万元（现价29.92，成本30.05）。</w:t>
+        <w:t>· 300750（300750）：已实现盈亏 -2.18 万元。</w:t>
       </w:r>
     </w:p>
     <w:p>
@@ -676,7 +676,7 @@
           <w:b w:val="0"/>
           <w:sz w:val="24"/>
         </w:rPr>
-        <w:t>· 长江电力（600900）：浮动盈亏 +0.75 万元（现价29.38，成本29.18）。</w:t>
+        <w:t>· 紫金矿业（601899）：浮动盈亏 -0.99 万元（现价29.79，成本30.05）。</w:t>
       </w:r>
     </w:p>
     <w:p>
@@ -690,7 +690,7 @@
           <w:b w:val="0"/>
           <w:sz w:val="24"/>
         </w:rPr>
-        <w:t>· 新集能源（601918）：浮动盈亏 -0.25 万元（现价10.21，成本10.47）。</w:t>
+        <w:t>· 长江电力（600900）：浮动盈亏 +1.36 万元（现价29.54，成本29.18）。</w:t>
       </w:r>
     </w:p>
     <w:p>
@@ -704,7 +704,7 @@
           <w:b w:val="0"/>
           <w:sz w:val="24"/>
         </w:rPr>
-        <w:t>· 恺英网络（002517）：浮动盈亏 -1.20 万元（现价15.12，成本17.52）。</w:t>
+        <w:t>· 新集能源（601918）：浮动盈亏 +0.12 万元（现价10.6，成本10.47）。</w:t>
       </w:r>
     </w:p>
     <w:p>
@@ -718,7 +718,7 @@
           <w:b w:val="0"/>
           <w:sz w:val="24"/>
         </w:rPr>
-        <w:t>· 星网锐捷（002396）：浮动盈亏 -6.15 万元（现价25.78，成本35.87）。</w:t>
+        <w:t>· 恺英网络（002517）：浮动盈亏 -1.13 万元（现价15.25，成本17.52）。</w:t>
       </w:r>
     </w:p>
     <w:p>
@@ -732,7 +732,7 @@
           <w:b w:val="0"/>
           <w:sz w:val="24"/>
         </w:rPr>
-        <w:t>· 深信服（300454）：浮动盈亏 -0.58 万元（现价125.12，成本136.73）。</w:t>
+        <w:t>· 星网锐捷（002396）：浮动盈亏 -6.26 万元（现价25.61，成本35.87）。</w:t>
       </w:r>
     </w:p>
     <w:p>
@@ -746,7 +746,7 @@
           <w:b w:val="0"/>
           <w:sz w:val="24"/>
         </w:rPr>
-        <w:t>· 哈药股份（600664）：浮动盈亏 -0.50 万元（现价6.32，成本7.33）。</w:t>
+        <w:t>· 深信服（300454）：浮动盈亏 -0.59 万元（现价125.01，成本136.73）。</w:t>
       </w:r>
     </w:p>
     <w:p>
@@ -760,7 +760,7 @@
           <w:b w:val="0"/>
           <w:sz w:val="24"/>
         </w:rPr>
-        <w:t>· 招商轮船（601872）：浮动盈亏 -0.13 万元（现价18.19，成本20.76）。</w:t>
+        <w:t>· 哈药股份（600664）：浮动盈亏 -0.69 万元（现价5.95，成本7.33）。</w:t>
       </w:r>
     </w:p>
     <w:p>
@@ -774,7 +774,7 @@
           <w:b w:val="0"/>
           <w:sz w:val="24"/>
         </w:rPr>
-        <w:t>· 睿创微纳（688002）：浮动盈亏 -1.28 万元（现价164.77，成本177.58）。</w:t>
+        <w:t>· 招商轮船（601872）：浮动盈亏 -0.15 万元（现价17.85，成本20.76）。</w:t>
       </w:r>
     </w:p>
     <w:p>
@@ -788,7 +788,7 @@
           <w:b w:val="0"/>
           <w:sz w:val="24"/>
         </w:rPr>
-        <w:t>· 药明康德（603259）：浮动盈亏 -1.79 万元（现价144.3，成本158.08）。</w:t>
+        <w:t>· 睿创微纳（688002）：浮动盈亏 -1.98 万元（现价157.79，成本177.58）。</w:t>
       </w:r>
     </w:p>
     <w:p>
@@ -802,7 +802,7 @@
           <w:b w:val="0"/>
           <w:sz w:val="24"/>
         </w:rPr>
-        <w:t>· 康龙化成（300759）：浮动盈亏 -0.63 万元（现价36.39，成本42.65）。</w:t>
+        <w:t>· 药明康德（603259）：浮动盈亏 -1.51 万元（现价146.5，成本158.08）。</w:t>
       </w:r>
     </w:p>
     <w:p>
@@ -816,7 +816,7 @@
           <w:b w:val="0"/>
           <w:sz w:val="24"/>
         </w:rPr>
-        <w:t>· 赤峰黄金（600988）：浮动盈亏 -1.47 万元（现价39.89，成本43.56）。</w:t>
+        <w:t>· 康龙化成（300759）：浮动盈亏 -0.41 万元（现价38.5，成本42.65）。</w:t>
       </w:r>
     </w:p>
     <w:p>
@@ -830,7 +830,7 @@
           <w:b w:val="0"/>
           <w:sz w:val="24"/>
         </w:rPr>
-        <w:t>· 宁德时代（300750）：浮动盈亏 -1.08 万元（现价277.0，成本286.80）。</w:t>
+        <w:t>· 赤峰黄金（600988）：浮动盈亏 -0.87 万元（现价41.38，成本43.56）。</w:t>
       </w:r>
     </w:p>
     <w:p>
@@ -844,7 +844,7 @@
           <w:b w:val="0"/>
           <w:sz w:val="24"/>
         </w:rPr>
-        <w:t>· 交易费用累计 6173 元，占初始资金 0.123%。</w:t>
+        <w:t>· 交易费用累计 6393 元，占初始资金 0.128%。</w:t>
       </w:r>
     </w:p>
     <w:p>

--- a/outputs/13_投资总结报告.docx
+++ b/outputs/13_投资总结报告.docx
@@ -166,7 +166,7 @@
                 <w:rFonts w:ascii="Times New Roman" w:hAnsi="Times New Roman" w:eastAsia="宋体"/>
                 <w:sz w:val="20"/>
               </w:rPr>
-              <w:t>459.40万元</w:t>
+              <w:t>458.64万元</w:t>
             </w:r>
           </w:p>
         </w:tc>
@@ -204,7 +204,7 @@
                 <w:rFonts w:ascii="Times New Roman" w:hAnsi="Times New Roman" w:eastAsia="宋体"/>
                 <w:sz w:val="20"/>
               </w:rPr>
-              <w:t>-8.12%</w:t>
+              <w:t>-8.27%</w:t>
             </w:r>
           </w:p>
         </w:tc>
@@ -242,7 +242,7 @@
                 <w:rFonts w:ascii="Times New Roman" w:hAnsi="Times New Roman" w:eastAsia="宋体"/>
                 <w:sz w:val="20"/>
               </w:rPr>
-              <w:t>-8.21%</w:t>
+              <w:t>-8.71%</w:t>
             </w:r>
           </w:p>
         </w:tc>
@@ -280,7 +280,7 @@
                 <w:rFonts w:ascii="Times New Roman" w:hAnsi="Times New Roman" w:eastAsia="宋体"/>
                 <w:sz w:val="20"/>
               </w:rPr>
-              <w:t>+0.09%</w:t>
+              <w:t>+0.44%</w:t>
             </w:r>
           </w:p>
         </w:tc>
@@ -318,7 +318,7 @@
                 <w:rFonts w:ascii="Times New Roman" w:hAnsi="Times New Roman" w:eastAsia="宋体"/>
                 <w:sz w:val="20"/>
               </w:rPr>
-              <w:t>28.9%</w:t>
+              <w:t>20.5%</w:t>
             </w:r>
           </w:p>
         </w:tc>
@@ -356,7 +356,7 @@
                 <w:rFonts w:ascii="Times New Roman" w:hAnsi="Times New Roman" w:eastAsia="宋体"/>
                 <w:sz w:val="20"/>
               </w:rPr>
-              <w:t>6393元</w:t>
+              <w:t>6489元</w:t>
             </w:r>
           </w:p>
         </w:tc>
@@ -494,7 +494,7 @@
           <w:b w:val="0"/>
           <w:sz w:val="24"/>
         </w:rPr>
-        <w:t>项目期间共形成 43 条投资决策记录、8 只候选证券的跟踪分析，全部决策均包含基本面依据、技术面依据、市场依据、风险判断与AI使用情况，实现“指标→信号→判断→投资决策”完整证据链；每笔交易均可追溯到决策编号与规则校验结果。</w:t>
+        <w:t>项目期间共形成 44 条投资决策记录、8 只候选证券的跟踪分析，全部决策均包含基本面依据、技术面依据、市场依据、风险判断与AI使用情况，实现“指标→信号→判断→投资决策”完整证据链；每笔交易均可追溯到决策编号与规则校验结果。</w:t>
       </w:r>
     </w:p>
     <w:p>
@@ -536,7 +536,7 @@
           <w:b w:val="0"/>
           <w:sz w:val="24"/>
         </w:rPr>
-        <w:t>· 000333（000333）：已实现盈亏 +0.16 万元。</w:t>
+        <w:t>· 美的集团（000333）：已实现盈亏 +0.16 万元。</w:t>
       </w:r>
     </w:p>
     <w:p>
@@ -676,7 +676,7 @@
           <w:b w:val="0"/>
           <w:sz w:val="24"/>
         </w:rPr>
-        <w:t>· 紫金矿业（601899）：浮动盈亏 -0.99 万元（现价29.79，成本30.05）。</w:t>
+        <w:t>· 紫金矿业（601899）：浮动盈亏 -3.81 万元（现价29.06，成本30.05）。</w:t>
       </w:r>
     </w:p>
     <w:p>
@@ -690,7 +690,7 @@
           <w:b w:val="0"/>
           <w:sz w:val="24"/>
         </w:rPr>
-        <w:t>· 长江电力（600900）：浮动盈亏 +1.36 万元（现价29.54，成本29.18）。</w:t>
+        <w:t>· 长江电力（600900）：浮动盈亏 +1.94 万元（现价29.69，成本29.18）。</w:t>
       </w:r>
     </w:p>
     <w:p>
@@ -704,7 +704,7 @@
           <w:b w:val="0"/>
           <w:sz w:val="24"/>
         </w:rPr>
-        <w:t>· 新集能源（601918）：浮动盈亏 +0.12 万元（现价10.6，成本10.47）。</w:t>
+        <w:t>· 美的集团（000333）：浮动盈亏 +0.00 万元（现价85.28，成本85.28）。</w:t>
       </w:r>
     </w:p>
     <w:p>
@@ -718,7 +718,7 @@
           <w:b w:val="0"/>
           <w:sz w:val="24"/>
         </w:rPr>
-        <w:t>· 恺英网络（002517）：浮动盈亏 -1.13 万元（现价15.25，成本17.52）。</w:t>
+        <w:t>· 新集能源（601918）：浮动盈亏 +0.17 万元（现价10.65，成本10.47）。</w:t>
       </w:r>
     </w:p>
     <w:p>
@@ -732,7 +732,7 @@
           <w:b w:val="0"/>
           <w:sz w:val="24"/>
         </w:rPr>
-        <w:t>· 星网锐捷（002396）：浮动盈亏 -6.26 万元（现价25.61，成本35.87）。</w:t>
+        <w:t>· 恺英网络（002517）：浮动盈亏 -1.09 万元（现价15.33，成本17.52）。</w:t>
       </w:r>
     </w:p>
     <w:p>
@@ -746,7 +746,7 @@
           <w:b w:val="0"/>
           <w:sz w:val="24"/>
         </w:rPr>
-        <w:t>· 深信服（300454）：浮动盈亏 -0.59 万元（现价125.01，成本136.73）。</w:t>
+        <w:t>· 星网锐捷（002396）：浮动盈亏 -5.62 万元（现价26.65，成本35.87）。</w:t>
       </w:r>
     </w:p>
     <w:p>
@@ -760,7 +760,7 @@
           <w:b w:val="0"/>
           <w:sz w:val="24"/>
         </w:rPr>
-        <w:t>· 哈药股份（600664）：浮动盈亏 -0.69 万元（现价5.95，成本7.33）。</w:t>
+        <w:t>· 深信服（300454）：浮动盈亏 -0.13 万元（现价134.2，成本136.73）。</w:t>
       </w:r>
     </w:p>
     <w:p>
@@ -774,7 +774,7 @@
           <w:b w:val="0"/>
           <w:sz w:val="24"/>
         </w:rPr>
-        <w:t>· 招商轮船（601872）：浮动盈亏 -0.15 万元（现价17.85，成本20.76）。</w:t>
+        <w:t>· 哈药股份（600664）：浮动盈亏 -0.73 万元（现价5.86，成本7.33）。</w:t>
       </w:r>
     </w:p>
     <w:p>
@@ -788,7 +788,7 @@
           <w:b w:val="0"/>
           <w:sz w:val="24"/>
         </w:rPr>
-        <w:t>· 睿创微纳（688002）：浮动盈亏 -1.98 万元（现价157.79，成本177.58）。</w:t>
+        <w:t>· 招商轮船（601872）：浮动盈亏 -0.16 万元（现价17.58，成本20.76）。</w:t>
       </w:r>
     </w:p>
     <w:p>
@@ -802,7 +802,7 @@
           <w:b w:val="0"/>
           <w:sz w:val="24"/>
         </w:rPr>
-        <w:t>· 药明康德（603259）：浮动盈亏 -1.51 万元（现价146.5，成本158.08）。</w:t>
+        <w:t>· 睿创微纳（688002）：浮动盈亏 -1.66 万元（现价160.95，成本177.58）。</w:t>
       </w:r>
     </w:p>
     <w:p>
@@ -816,7 +816,7 @@
           <w:b w:val="0"/>
           <w:sz w:val="24"/>
         </w:rPr>
-        <w:t>· 康龙化成（300759）：浮动盈亏 -0.41 万元（现价38.5，成本42.65）。</w:t>
+        <w:t>· 药明康德（603259）：浮动盈亏 -1.35 万元（现价147.66，成本158.08）。</w:t>
       </w:r>
     </w:p>
     <w:p>
@@ -830,7 +830,7 @@
           <w:b w:val="0"/>
           <w:sz w:val="24"/>
         </w:rPr>
-        <w:t>· 赤峰黄金（600988）：浮动盈亏 -0.87 万元（现价41.38，成本43.56）。</w:t>
+        <w:t>· 康龙化成（300759）：浮动盈亏 -0.36 万元（现价39.09，成本42.65）。</w:t>
       </w:r>
     </w:p>
     <w:p>
@@ -844,7 +844,21 @@
           <w:b w:val="0"/>
           <w:sz w:val="24"/>
         </w:rPr>
-        <w:t>· 交易费用累计 6393 元，占初始资金 0.128%。</w:t>
+        <w:t>· 赤峰黄金（600988）：浮动盈亏 -1.04 万元（现价40.97，成本43.56）。</w:t>
+      </w:r>
+    </w:p>
+    <w:p>
+      <w:pPr>
+        <w:spacing w:after="120" w:line="312" w:lineRule="auto"/>
+        <w:jc w:val="left"/>
+      </w:pPr>
+      <w:r>
+        <w:rPr>
+          <w:rFonts w:ascii="Times New Roman" w:hAnsi="Times New Roman" w:eastAsia="宋体"/>
+          <w:b w:val="0"/>
+          <w:sz w:val="24"/>
+        </w:rPr>
+        <w:t>· 交易费用累计 6489 元，占初始资金 0.130%。</w:t>
       </w:r>
     </w:p>
     <w:p>

--- a/outputs/13_投资总结报告.docx
+++ b/outputs/13_投资总结报告.docx
@@ -166,7 +166,7 @@
                 <w:rFonts w:ascii="Times New Roman" w:hAnsi="Times New Roman" w:eastAsia="宋体"/>
                 <w:sz w:val="20"/>
               </w:rPr>
-              <w:t>458.64万元</w:t>
+              <w:t>456.01万元</w:t>
             </w:r>
           </w:p>
         </w:tc>
@@ -204,7 +204,7 @@
                 <w:rFonts w:ascii="Times New Roman" w:hAnsi="Times New Roman" w:eastAsia="宋体"/>
                 <w:sz w:val="20"/>
               </w:rPr>
-              <w:t>-8.27%</w:t>
+              <w:t>-8.80%</w:t>
             </w:r>
           </w:p>
         </w:tc>
@@ -242,7 +242,7 @@
                 <w:rFonts w:ascii="Times New Roman" w:hAnsi="Times New Roman" w:eastAsia="宋体"/>
                 <w:sz w:val="20"/>
               </w:rPr>
-              <w:t>-8.71%</w:t>
+              <w:t>-9.59%</w:t>
             </w:r>
           </w:p>
         </w:tc>
@@ -280,7 +280,7 @@
                 <w:rFonts w:ascii="Times New Roman" w:hAnsi="Times New Roman" w:eastAsia="宋体"/>
                 <w:sz w:val="20"/>
               </w:rPr>
-              <w:t>+0.44%</w:t>
+              <w:t>+0.79%</w:t>
             </w:r>
           </w:p>
         </w:tc>
@@ -318,7 +318,7 @@
                 <w:rFonts w:ascii="Times New Roman" w:hAnsi="Times New Roman" w:eastAsia="宋体"/>
                 <w:sz w:val="20"/>
               </w:rPr>
-              <w:t>20.5%</w:t>
+              <w:t>20.7%</w:t>
             </w:r>
           </w:p>
         </w:tc>
@@ -676,7 +676,7 @@
           <w:b w:val="0"/>
           <w:sz w:val="24"/>
         </w:rPr>
-        <w:t>· 紫金矿业（601899）：浮动盈亏 -3.81 万元（现价29.06，成本30.05）。</w:t>
+        <w:t>· 紫金矿业（601899）：浮动盈亏 -4.54 万元（现价28.87，成本30.05）。</w:t>
       </w:r>
     </w:p>
     <w:p>
@@ -690,7 +690,7 @@
           <w:b w:val="0"/>
           <w:sz w:val="24"/>
         </w:rPr>
-        <w:t>· 长江电力（600900）：浮动盈亏 +1.94 万元（现价29.69，成本29.18）。</w:t>
+        <w:t>· 长江电力（600900）：浮动盈亏 +1.48 万元（现价29.57，成本29.18）。</w:t>
       </w:r>
     </w:p>
     <w:p>
@@ -704,7 +704,7 @@
           <w:b w:val="0"/>
           <w:sz w:val="24"/>
         </w:rPr>
-        <w:t>· 美的集团（000333）：浮动盈亏 +0.00 万元（现价85.28，成本85.28）。</w:t>
+        <w:t>· 美的集团（000333）：浮动盈亏 -0.64 万元（现价83.86，成本85.28）。</w:t>
       </w:r>
     </w:p>
     <w:p>
@@ -718,7 +718,7 @@
           <w:b w:val="0"/>
           <w:sz w:val="24"/>
         </w:rPr>
-        <w:t>· 新集能源（601918）：浮动盈亏 +0.17 万元（现价10.65，成本10.47）。</w:t>
+        <w:t>· 新集能源（601918）：浮动盈亏 -0.40 万元（现价10.05，成本10.47）。</w:t>
       </w:r>
     </w:p>
     <w:p>
@@ -732,7 +732,7 @@
           <w:b w:val="0"/>
           <w:sz w:val="24"/>
         </w:rPr>
-        <w:t>· 恺英网络（002517）：浮动盈亏 -1.09 万元（现价15.33，成本17.52）。</w:t>
+        <w:t>· 恺英网络（002517）：浮动盈亏 -1.25 万元（现价15.01，成本17.52）。</w:t>
       </w:r>
     </w:p>
     <w:p>
@@ -746,7 +746,7 @@
           <w:b w:val="0"/>
           <w:sz w:val="24"/>
         </w:rPr>
-        <w:t>· 星网锐捷（002396）：浮动盈亏 -5.62 万元（现价26.65，成本35.87）。</w:t>
+        <w:t>· 星网锐捷（002396）：浮动盈亏 -5.54 万元（现价26.78，成本35.87）。</w:t>
       </w:r>
     </w:p>
     <w:p>
@@ -760,7 +760,7 @@
           <w:b w:val="0"/>
           <w:sz w:val="24"/>
         </w:rPr>
-        <w:t>· 深信服（300454）：浮动盈亏 -0.13 万元（现价134.2，成本136.73）。</w:t>
+        <w:t>· 深信服（300454）：浮动盈亏 -0.09 万元（现价134.9，成本136.73）。</w:t>
       </w:r>
     </w:p>
     <w:p>
@@ -774,7 +774,7 @@
           <w:b w:val="0"/>
           <w:sz w:val="24"/>
         </w:rPr>
-        <w:t>· 哈药股份（600664）：浮动盈亏 -0.73 万元（现价5.86，成本7.33）。</w:t>
+        <w:t>· 哈药股份（600664）：浮动盈亏 -0.68 万元（现价5.97，成本7.33）。</w:t>
       </w:r>
     </w:p>
     <w:p>
@@ -788,7 +788,7 @@
           <w:b w:val="0"/>
           <w:sz w:val="24"/>
         </w:rPr>
-        <w:t>· 招商轮船（601872）：浮动盈亏 -0.16 万元（现价17.58，成本20.76）。</w:t>
+        <w:t>· 招商轮船（601872）：浮动盈亏 -0.16 万元（现价17.61，成本20.76）。</w:t>
       </w:r>
     </w:p>
     <w:p>
@@ -802,7 +802,7 @@
           <w:b w:val="0"/>
           <w:sz w:val="24"/>
         </w:rPr>
-        <w:t>· 睿创微纳（688002）：浮动盈亏 -1.66 万元（现价160.95，成本177.58）。</w:t>
+        <w:t>· 睿创微纳（688002）：浮动盈亏 -1.54 万元（现价162.16，成本177.58）。</w:t>
       </w:r>
     </w:p>
     <w:p>
@@ -816,7 +816,7 @@
           <w:b w:val="0"/>
           <w:sz w:val="24"/>
         </w:rPr>
-        <w:t>· 药明康德（603259）：浮动盈亏 -1.35 万元（现价147.66，成本158.08）。</w:t>
+        <w:t>· 药明康德（603259）：浮动盈亏 -1.39 万元（现价147.35，成本158.08）。</w:t>
       </w:r>
     </w:p>
     <w:p>
@@ -830,7 +830,7 @@
           <w:b w:val="0"/>
           <w:sz w:val="24"/>
         </w:rPr>
-        <w:t>· 康龙化成（300759）：浮动盈亏 -0.36 万元（现价39.09，成本42.65）。</w:t>
+        <w:t>· 康龙化成（300759）：浮动盈亏 -0.39 万元（现价38.7，成本42.65）。</w:t>
       </w:r>
     </w:p>
     <w:p>
@@ -844,7 +844,7 @@
           <w:b w:val="0"/>
           <w:sz w:val="24"/>
         </w:rPr>
-        <w:t>· 赤峰黄金（600988）：浮动盈亏 -1.04 万元（现价40.97，成本43.56）。</w:t>
+        <w:t>· 赤峰黄金（600988）：浮动盈亏 -1.32 万元（现价40.25，成本43.56）。</w:t>
       </w:r>
     </w:p>
     <w:p>

--- a/outputs/13_投资总结报告.docx
+++ b/outputs/13_投资总结报告.docx
@@ -166,7 +166,7 @@
                 <w:rFonts w:ascii="Times New Roman" w:hAnsi="Times New Roman" w:eastAsia="宋体"/>
                 <w:sz w:val="20"/>
               </w:rPr>
-              <w:t>456.01万元</w:t>
+              <w:t>448.99万元</w:t>
             </w:r>
           </w:p>
         </w:tc>
@@ -204,7 +204,7 @@
                 <w:rFonts w:ascii="Times New Roman" w:hAnsi="Times New Roman" w:eastAsia="宋体"/>
                 <w:sz w:val="20"/>
               </w:rPr>
-              <w:t>-8.80%</w:t>
+              <w:t>-10.20%</w:t>
             </w:r>
           </w:p>
         </w:tc>
@@ -242,7 +242,7 @@
                 <w:rFonts w:ascii="Times New Roman" w:hAnsi="Times New Roman" w:eastAsia="宋体"/>
                 <w:sz w:val="20"/>
               </w:rPr>
-              <w:t>-9.59%</w:t>
+              <w:t>-11.25%</w:t>
             </w:r>
           </w:p>
         </w:tc>
@@ -280,7 +280,7 @@
                 <w:rFonts w:ascii="Times New Roman" w:hAnsi="Times New Roman" w:eastAsia="宋体"/>
                 <w:sz w:val="20"/>
               </w:rPr>
-              <w:t>+0.79%</w:t>
+              <w:t>+1.05%</w:t>
             </w:r>
           </w:p>
         </w:tc>
@@ -318,7 +318,7 @@
                 <w:rFonts w:ascii="Times New Roman" w:hAnsi="Times New Roman" w:eastAsia="宋体"/>
                 <w:sz w:val="20"/>
               </w:rPr>
-              <w:t>20.7%</w:t>
+              <w:t>44.9%</w:t>
             </w:r>
           </w:p>
         </w:tc>
@@ -356,7 +356,7 @@
                 <w:rFonts w:ascii="Times New Roman" w:hAnsi="Times New Roman" w:eastAsia="宋体"/>
                 <w:sz w:val="20"/>
               </w:rPr>
-              <w:t>6489元</w:t>
+              <w:t>7295元</w:t>
             </w:r>
           </w:p>
         </w:tc>
@@ -494,7 +494,7 @@
           <w:b w:val="0"/>
           <w:sz w:val="24"/>
         </w:rPr>
-        <w:t>项目期间共形成 44 条投资决策记录、8 只候选证券的跟踪分析，全部决策均包含基本面依据、技术面依据、市场依据、风险判断与AI使用情况，实现“指标→信号→判断→投资决策”完整证据链；每笔交易均可追溯到决策编号与规则校验结果。</w:t>
+        <w:t>项目期间共形成 45 条投资决策记录、8 只候选证券的跟踪分析，全部决策均包含基本面依据、技术面依据、市场依据、风险判断与AI使用情况，实现“指标→信号→判断→投资决策”完整证据链；每笔交易均可追溯到决策编号与规则校验结果。</w:t>
       </w:r>
     </w:p>
     <w:p>
@@ -522,7 +522,7 @@
           <w:b w:val="0"/>
           <w:sz w:val="24"/>
         </w:rPr>
-        <w:t>· 紫金矿业（601899）：已实现盈亏 -9.04 万元。</w:t>
+        <w:t>· 601899（601899）：已实现盈亏 -17.55 万元。</w:t>
       </w:r>
     </w:p>
     <w:p>
@@ -676,7 +676,7 @@
           <w:b w:val="0"/>
           <w:sz w:val="24"/>
         </w:rPr>
-        <w:t>· 紫金矿业（601899）：浮动盈亏 -4.54 万元（现价28.87，成本30.05）。</w:t>
+        <w:t>· 长江电力（600900）：浮动盈亏 +2.44 万元（现价29.82，成本29.18）。</w:t>
       </w:r>
     </w:p>
     <w:p>
@@ -690,7 +690,7 @@
           <w:b w:val="0"/>
           <w:sz w:val="24"/>
         </w:rPr>
-        <w:t>· 长江电力（600900）：浮动盈亏 +1.48 万元（现价29.57，成本29.18）。</w:t>
+        <w:t>· 美的集团（000333）：浮动盈亏 +0.00 万元（现价85.29，成本85.28）。</w:t>
       </w:r>
     </w:p>
     <w:p>
@@ -704,7 +704,7 @@
           <w:b w:val="0"/>
           <w:sz w:val="24"/>
         </w:rPr>
-        <w:t>· 美的集团（000333）：浮动盈亏 -0.64 万元（现价83.86，成本85.28）。</w:t>
+        <w:t>· 新集能源（601918）：浮动盈亏 -0.71 万元（现价9.73，成本10.47）。</w:t>
       </w:r>
     </w:p>
     <w:p>
@@ -718,7 +718,7 @@
           <w:b w:val="0"/>
           <w:sz w:val="24"/>
         </w:rPr>
-        <w:t>· 新集能源（601918）：浮动盈亏 -0.40 万元（现价10.05，成本10.47）。</w:t>
+        <w:t>· 恺英网络（002517）：浮动盈亏 -1.46 万元（现价14.59，成本17.52）。</w:t>
       </w:r>
     </w:p>
     <w:p>
@@ -732,7 +732,7 @@
           <w:b w:val="0"/>
           <w:sz w:val="24"/>
         </w:rPr>
-        <w:t>· 恺英网络（002517）：浮动盈亏 -1.25 万元（现价15.01，成本17.52）。</w:t>
+        <w:t>· 星网锐捷（002396）：浮动盈亏 -6.20 万元（现价25.7，成本35.87）。</w:t>
       </w:r>
     </w:p>
     <w:p>
@@ -746,7 +746,7 @@
           <w:b w:val="0"/>
           <w:sz w:val="24"/>
         </w:rPr>
-        <w:t>· 星网锐捷（002396）：浮动盈亏 -5.54 万元（现价26.78，成本35.87）。</w:t>
+        <w:t>· 深信服（300454）：浮动盈亏 -0.33 万元（现价130.03，成本136.73）。</w:t>
       </w:r>
     </w:p>
     <w:p>
@@ -760,7 +760,7 @@
           <w:b w:val="0"/>
           <w:sz w:val="24"/>
         </w:rPr>
-        <w:t>· 深信服（300454）：浮动盈亏 -0.09 万元（现价134.9，成本136.73）。</w:t>
+        <w:t>· 哈药股份（600664）：浮动盈亏 -0.89 万元（现价5.56，成本7.33）。</w:t>
       </w:r>
     </w:p>
     <w:p>
@@ -774,7 +774,7 @@
           <w:b w:val="0"/>
           <w:sz w:val="24"/>
         </w:rPr>
-        <w:t>· 哈药股份（600664）：浮动盈亏 -0.68 万元（现价5.97，成本7.33）。</w:t>
+        <w:t>· 招商轮船（601872）：浮动盈亏 -0.22 万元（现价16.27，成本20.76）。</w:t>
       </w:r>
     </w:p>
     <w:p>
@@ -788,7 +788,7 @@
           <w:b w:val="0"/>
           <w:sz w:val="24"/>
         </w:rPr>
-        <w:t>· 招商轮船（601872）：浮动盈亏 -0.16 万元（现价17.61，成本20.76）。</w:t>
+        <w:t>· 睿创微纳（688002）：浮动盈亏 -2.87 万元（现价148.88，成本177.58）。</w:t>
       </w:r>
     </w:p>
     <w:p>
@@ -802,7 +802,7 @@
           <w:b w:val="0"/>
           <w:sz w:val="24"/>
         </w:rPr>
-        <w:t>· 睿创微纳（688002）：浮动盈亏 -1.54 万元（现价162.16，成本177.58）。</w:t>
+        <w:t>· 药明康德（603259）：浮动盈亏 -2.18 万元（现价141.31，成本158.08）。</w:t>
       </w:r>
     </w:p>
     <w:p>
@@ -816,7 +816,7 @@
           <w:b w:val="0"/>
           <w:sz w:val="24"/>
         </w:rPr>
-        <w:t>· 药明康德（603259）：浮动盈亏 -1.39 万元（现价147.35，成本158.08）。</w:t>
+        <w:t>· 康龙化成（300759）：浮动盈亏 -0.54 万元（现价37.24，成本42.65）。</w:t>
       </w:r>
     </w:p>
     <w:p>
@@ -830,7 +830,7 @@
           <w:b w:val="0"/>
           <w:sz w:val="24"/>
         </w:rPr>
-        <w:t>· 康龙化成（300759）：浮动盈亏 -0.39 万元（现价38.7，成本42.65）。</w:t>
+        <w:t>· 赤峰黄金（600988）：浮动盈亏 -2.02 万元（现价38.51，成本43.56）。</w:t>
       </w:r>
     </w:p>
     <w:p>
@@ -844,21 +844,7 @@
           <w:b w:val="0"/>
           <w:sz w:val="24"/>
         </w:rPr>
-        <w:t>· 赤峰黄金（600988）：浮动盈亏 -1.32 万元（现价40.25，成本43.56）。</w:t>
-      </w:r>
-    </w:p>
-    <w:p>
-      <w:pPr>
-        <w:spacing w:after="120" w:line="312" w:lineRule="auto"/>
-        <w:jc w:val="left"/>
-      </w:pPr>
-      <w:r>
-        <w:rPr>
-          <w:rFonts w:ascii="Times New Roman" w:hAnsi="Times New Roman" w:eastAsia="宋体"/>
-          <w:b w:val="0"/>
-          <w:sz w:val="24"/>
-        </w:rPr>
-        <w:t>· 交易费用累计 6489 元，占初始资金 0.130%。</w:t>
+        <w:t>· 交易费用累计 7295 元，占初始资金 0.146%。</w:t>
       </w:r>
     </w:p>
     <w:p>

--- a/outputs/13_投资总结报告.docx
+++ b/outputs/13_投资总结报告.docx
@@ -166,7 +166,7 @@
                 <w:rFonts w:ascii="Times New Roman" w:hAnsi="Times New Roman" w:eastAsia="宋体"/>
                 <w:sz w:val="20"/>
               </w:rPr>
-              <w:t>448.99万元</w:t>
+              <w:t>450.61万元</w:t>
             </w:r>
           </w:p>
         </w:tc>
@@ -204,7 +204,7 @@
                 <w:rFonts w:ascii="Times New Roman" w:hAnsi="Times New Roman" w:eastAsia="宋体"/>
                 <w:sz w:val="20"/>
               </w:rPr>
-              <w:t>-10.20%</w:t>
+              <w:t>-9.88%</w:t>
             </w:r>
           </w:p>
         </w:tc>
@@ -242,7 +242,7 @@
                 <w:rFonts w:ascii="Times New Roman" w:hAnsi="Times New Roman" w:eastAsia="宋体"/>
                 <w:sz w:val="20"/>
               </w:rPr>
-              <w:t>-11.25%</w:t>
+              <w:t>-9.73%</w:t>
             </w:r>
           </w:p>
         </w:tc>
@@ -280,7 +280,7 @@
                 <w:rFonts w:ascii="Times New Roman" w:hAnsi="Times New Roman" w:eastAsia="宋体"/>
                 <w:sz w:val="20"/>
               </w:rPr>
-              <w:t>+1.05%</w:t>
+              <w:t>-0.15%</w:t>
             </w:r>
           </w:p>
         </w:tc>
@@ -318,7 +318,7 @@
                 <w:rFonts w:ascii="Times New Roman" w:hAnsi="Times New Roman" w:eastAsia="宋体"/>
                 <w:sz w:val="20"/>
               </w:rPr>
-              <w:t>44.9%</w:t>
+              <w:t>21.0%</w:t>
             </w:r>
           </w:p>
         </w:tc>
@@ -356,7 +356,7 @@
                 <w:rFonts w:ascii="Times New Roman" w:hAnsi="Times New Roman" w:eastAsia="宋体"/>
                 <w:sz w:val="20"/>
               </w:rPr>
-              <w:t>7295元</w:t>
+              <w:t>7562元</w:t>
             </w:r>
           </w:p>
         </w:tc>
@@ -494,7 +494,7 @@
           <w:b w:val="0"/>
           <w:sz w:val="24"/>
         </w:rPr>
-        <w:t>项目期间共形成 45 条投资决策记录、8 只候选证券的跟踪分析，全部决策均包含基本面依据、技术面依据、市场依据、风险判断与AI使用情况，实现“指标→信号→判断→投资决策”完整证据链；每笔交易均可追溯到决策编号与规则校验结果。</w:t>
+        <w:t>项目期间共形成 46 条投资决策记录、8 只候选证券的跟踪分析，全部决策均包含基本面依据、技术面依据、市场依据、风险判断与AI使用情况，实现“指标→信号→判断→投资决策”完整证据链；每笔交易均可追溯到决策编号与规则校验结果。</w:t>
       </w:r>
     </w:p>
     <w:p>
@@ -662,7 +662,7 @@
           <w:b w:val="0"/>
           <w:sz w:val="24"/>
         </w:rPr>
-        <w:t>· 300750（300750）：已实现盈亏 -2.18 万元。</w:t>
+        <w:t>· 宁德时代（300750）：已实现盈亏 -2.18 万元。</w:t>
       </w:r>
     </w:p>
     <w:p>
@@ -676,7 +676,7 @@
           <w:b w:val="0"/>
           <w:sz w:val="24"/>
         </w:rPr>
-        <w:t>· 长江电力（600900）：浮动盈亏 +2.44 万元（现价29.82，成本29.18）。</w:t>
+        <w:t>· 长江电力（600900）：浮动盈亏 +1.02 万元（现价29.45，成本29.18）。</w:t>
       </w:r>
     </w:p>
     <w:p>
@@ -690,7 +690,7 @@
           <w:b w:val="0"/>
           <w:sz w:val="24"/>
         </w:rPr>
-        <w:t>· 美的集团（000333）：浮动盈亏 +0.00 万元（现价85.29，成本85.28）。</w:t>
+        <w:t>· 美的集团（000333）：浮动盈亏 +0.14 万元（现价85.59，成本85.28）。</w:t>
       </w:r>
     </w:p>
     <w:p>
@@ -704,7 +704,7 @@
           <w:b w:val="0"/>
           <w:sz w:val="24"/>
         </w:rPr>
-        <w:t>· 新集能源（601918）：浮动盈亏 -0.71 万元（现价9.73，成本10.47）。</w:t>
+        <w:t>· 新集能源（601918）：浮动盈亏 -0.79 万元（现价9.64，成本10.47）。</w:t>
       </w:r>
     </w:p>
     <w:p>
@@ -718,7 +718,7 @@
           <w:b w:val="0"/>
           <w:sz w:val="24"/>
         </w:rPr>
-        <w:t>· 恺英网络（002517）：浮动盈亏 -1.46 万元（现价14.59，成本17.52）。</w:t>
+        <w:t>· 恺英网络（002517）：浮动盈亏 -1.23 万元（现价15.05，成本17.52）。</w:t>
       </w:r>
     </w:p>
     <w:p>
@@ -732,7 +732,7 @@
           <w:b w:val="0"/>
           <w:sz w:val="24"/>
         </w:rPr>
-        <w:t>· 星网锐捷（002396）：浮动盈亏 -6.20 万元（现价25.7，成本35.87）。</w:t>
+        <w:t>· 星网锐捷（002396）：浮动盈亏 -5.88 万元（现价26.23，成本35.87）。</w:t>
       </w:r>
     </w:p>
     <w:p>
@@ -746,7 +746,7 @@
           <w:b w:val="0"/>
           <w:sz w:val="24"/>
         </w:rPr>
-        <w:t>· 深信服（300454）：浮动盈亏 -0.33 万元（现价130.03，成本136.73）。</w:t>
+        <w:t>· 深信服（300454）：浮动盈亏 +0.50 万元（现价146.74，成本136.73）。</w:t>
       </w:r>
     </w:p>
     <w:p>
@@ -774,7 +774,7 @@
           <w:b w:val="0"/>
           <w:sz w:val="24"/>
         </w:rPr>
-        <w:t>· 招商轮船（601872）：浮动盈亏 -0.22 万元（现价16.27，成本20.76）。</w:t>
+        <w:t>· 招商轮船（601872）：浮动盈亏 -0.21 万元（现价16.58，成本20.76）。</w:t>
       </w:r>
     </w:p>
     <w:p>
@@ -788,7 +788,7 @@
           <w:b w:val="0"/>
           <w:sz w:val="24"/>
         </w:rPr>
-        <w:t>· 睿创微纳（688002）：浮动盈亏 -2.87 万元（现价148.88，成本177.58）。</w:t>
+        <w:t>· 睿创微纳（688002）：浮动盈亏 -2.44 万元（现价153.15，成本177.58）。</w:t>
       </w:r>
     </w:p>
     <w:p>
@@ -802,7 +802,7 @@
           <w:b w:val="0"/>
           <w:sz w:val="24"/>
         </w:rPr>
-        <w:t>· 药明康德（603259）：浮动盈亏 -2.18 万元（现价141.31，成本158.08）。</w:t>
+        <w:t>· 药明康德（603259）：浮动盈亏 -1.74 万元（现价144.72，成本158.08）。</w:t>
       </w:r>
     </w:p>
     <w:p>
@@ -816,7 +816,7 @@
           <w:b w:val="0"/>
           <w:sz w:val="24"/>
         </w:rPr>
-        <w:t>· 康龙化成（300759）：浮动盈亏 -0.54 万元（现价37.24，成本42.65）。</w:t>
+        <w:t>· 康龙化成（300759）：浮动盈亏 -0.46 万元（现价38.02，成本42.65）。</w:t>
       </w:r>
     </w:p>
     <w:p>
@@ -830,7 +830,7 @@
           <w:b w:val="0"/>
           <w:sz w:val="24"/>
         </w:rPr>
-        <w:t>· 赤峰黄金（600988）：浮动盈亏 -2.02 万元（现价38.51，成本43.56）。</w:t>
+        <w:t>· 赤峰黄金（600988）：浮动盈亏 -1.39 万元（现价40.09，成本43.56）。</w:t>
       </w:r>
     </w:p>
     <w:p>
@@ -844,7 +844,21 @@
           <w:b w:val="0"/>
           <w:sz w:val="24"/>
         </w:rPr>
-        <w:t>· 交易费用累计 7295 元，占初始资金 0.146%。</w:t>
+        <w:t>· 宁德时代（300750）：浮动盈亏 +0.00 万元（现价237.6，成本237.60）。</w:t>
+      </w:r>
+    </w:p>
+    <w:p>
+      <w:pPr>
+        <w:spacing w:after="120" w:line="312" w:lineRule="auto"/>
+        <w:jc w:val="left"/>
+      </w:pPr>
+      <w:r>
+        <w:rPr>
+          <w:rFonts w:ascii="Times New Roman" w:hAnsi="Times New Roman" w:eastAsia="宋体"/>
+          <w:b w:val="0"/>
+          <w:sz w:val="24"/>
+        </w:rPr>
+        <w:t>· 交易费用累计 7562 元，占初始资金 0.151%。</w:t>
       </w:r>
     </w:p>
     <w:p>

--- a/outputs/13_投资总结报告.docx
+++ b/outputs/13_投资总结报告.docx
@@ -166,7 +166,7 @@
                 <w:rFonts w:ascii="Times New Roman" w:hAnsi="Times New Roman" w:eastAsia="宋体"/>
                 <w:sz w:val="20"/>
               </w:rPr>
-              <w:t>450.61万元</w:t>
+              <w:t>449.66万元</w:t>
             </w:r>
           </w:p>
         </w:tc>
@@ -204,7 +204,7 @@
                 <w:rFonts w:ascii="Times New Roman" w:hAnsi="Times New Roman" w:eastAsia="宋体"/>
                 <w:sz w:val="20"/>
               </w:rPr>
-              <w:t>-9.88%</w:t>
+              <w:t>-10.07%</w:t>
             </w:r>
           </w:p>
         </w:tc>
@@ -242,7 +242,7 @@
                 <w:rFonts w:ascii="Times New Roman" w:hAnsi="Times New Roman" w:eastAsia="宋体"/>
                 <w:sz w:val="20"/>
               </w:rPr>
-              <w:t>-9.73%</w:t>
+              <w:t>-9.77%</w:t>
             </w:r>
           </w:p>
         </w:tc>
@@ -280,7 +280,7 @@
                 <w:rFonts w:ascii="Times New Roman" w:hAnsi="Times New Roman" w:eastAsia="宋体"/>
                 <w:sz w:val="20"/>
               </w:rPr>
-              <w:t>-0.15%</w:t>
+              <w:t>-0.30%</w:t>
             </w:r>
           </w:p>
         </w:tc>
@@ -318,7 +318,7 @@
                 <w:rFonts w:ascii="Times New Roman" w:hAnsi="Times New Roman" w:eastAsia="宋体"/>
                 <w:sz w:val="20"/>
               </w:rPr>
-              <w:t>21.0%</w:t>
+              <w:t>21.1%</w:t>
             </w:r>
           </w:p>
         </w:tc>
@@ -676,7 +676,7 @@
           <w:b w:val="0"/>
           <w:sz w:val="24"/>
         </w:rPr>
-        <w:t>· 长江电力（600900）：浮动盈亏 +1.02 万元（现价29.45，成本29.18）。</w:t>
+        <w:t>· 长江电力（600900）：浮动盈亏 +2.59 万元（现价29.86，成本29.18）。</w:t>
       </w:r>
     </w:p>
     <w:p>
@@ -690,7 +690,7 @@
           <w:b w:val="0"/>
           <w:sz w:val="24"/>
         </w:rPr>
-        <w:t>· 美的集团（000333）：浮动盈亏 +0.14 万元（现价85.59，成本85.28）。</w:t>
+        <w:t>· 美的集团（000333）：浮动盈亏 +0.10 万元（现价85.5，成本85.28）。</w:t>
       </w:r>
     </w:p>
     <w:p>
@@ -704,7 +704,7 @@
           <w:b w:val="0"/>
           <w:sz w:val="24"/>
         </w:rPr>
-        <w:t>· 新集能源（601918）：浮动盈亏 -0.79 万元（现价9.64，成本10.47）。</w:t>
+        <w:t>· 新集能源（601918）：浮动盈亏 -0.95 万元（现价9.47，成本10.47）。</w:t>
       </w:r>
     </w:p>
     <w:p>
@@ -718,7 +718,7 @@
           <w:b w:val="0"/>
           <w:sz w:val="24"/>
         </w:rPr>
-        <w:t>· 恺英网络（002517）：浮动盈亏 -1.23 万元（现价15.05，成本17.52）。</w:t>
+        <w:t>· 恺英网络（002517）：浮动盈亏 -0.97 万元（现价15.57，成本17.52）。</w:t>
       </w:r>
     </w:p>
     <w:p>
@@ -732,7 +732,7 @@
           <w:b w:val="0"/>
           <w:sz w:val="24"/>
         </w:rPr>
-        <w:t>· 星网锐捷（002396）：浮动盈亏 -5.88 万元（现价26.23，成本35.87）。</w:t>
+        <w:t>· 星网锐捷（002396）：浮动盈亏 -6.76 万元（现价24.79，成本35.87）。</w:t>
       </w:r>
     </w:p>
     <w:p>
@@ -746,7 +746,7 @@
           <w:b w:val="0"/>
           <w:sz w:val="24"/>
         </w:rPr>
-        <w:t>· 深信服（300454）：浮动盈亏 +0.50 万元（现价146.74，成本136.73）。</w:t>
+        <w:t>· 深信服（300454）：浮动盈亏 +0.42 万元（现价145.2，成本136.73）。</w:t>
       </w:r>
     </w:p>
     <w:p>
@@ -760,7 +760,7 @@
           <w:b w:val="0"/>
           <w:sz w:val="24"/>
         </w:rPr>
-        <w:t>· 哈药股份（600664）：浮动盈亏 -0.89 万元（现价5.56，成本7.33）。</w:t>
+        <w:t>· 哈药股份（600664）：浮动盈亏 -0.92 万元（现价5.5，成本7.33）。</w:t>
       </w:r>
     </w:p>
     <w:p>
@@ -774,7 +774,7 @@
           <w:b w:val="0"/>
           <w:sz w:val="24"/>
         </w:rPr>
-        <w:t>· 招商轮船（601872）：浮动盈亏 -0.21 万元（现价16.58，成本20.76）。</w:t>
+        <w:t>· 招商轮船（601872）：浮动盈亏 -0.19 万元（现价16.99，成本20.76）。</w:t>
       </w:r>
     </w:p>
     <w:p>
@@ -788,7 +788,7 @@
           <w:b w:val="0"/>
           <w:sz w:val="24"/>
         </w:rPr>
-        <w:t>· 睿创微纳（688002）：浮动盈亏 -2.44 万元（现价153.15，成本177.58）。</w:t>
+        <w:t>· 睿创微纳（688002）：浮动盈亏 -2.98 万元（现价147.76，成本177.58）。</w:t>
       </w:r>
     </w:p>
     <w:p>
@@ -802,7 +802,7 @@
           <w:b w:val="0"/>
           <w:sz w:val="24"/>
         </w:rPr>
-        <w:t>· 药明康德（603259）：浮动盈亏 -1.74 万元（现价144.72，成本158.08）。</w:t>
+        <w:t>· 药明康德（603259）：浮动盈亏 -1.57 万元（现价146.0，成本158.08）。</w:t>
       </w:r>
     </w:p>
     <w:p>
@@ -816,7 +816,7 @@
           <w:b w:val="0"/>
           <w:sz w:val="24"/>
         </w:rPr>
-        <w:t>· 康龙化成（300759）：浮动盈亏 -0.46 万元（现价38.02，成本42.65）。</w:t>
+        <w:t>· 康龙化成（300759）：浮动盈亏 -0.45 万元（现价38.1，成本42.65）。</w:t>
       </w:r>
     </w:p>
     <w:p>
@@ -830,7 +830,7 @@
           <w:b w:val="0"/>
           <w:sz w:val="24"/>
         </w:rPr>
-        <w:t>· 赤峰黄金（600988）：浮动盈亏 -1.39 万元（现价40.09，成本43.56）。</w:t>
+        <w:t>· 赤峰黄金（600988）：浮动盈亏 -2.82 万元（现价36.52，成本43.56）。</w:t>
       </w:r>
     </w:p>
     <w:p>
@@ -844,7 +844,7 @@
           <w:b w:val="0"/>
           <w:sz w:val="24"/>
         </w:rPr>
-        <w:t>· 宁德时代（300750）：浮动盈亏 +0.00 万元（现价237.6，成本237.60）。</w:t>
+        <w:t>· 宁德时代（300750）：浮动盈亏 +0.18 万元（现价238.0，成本237.60）。</w:t>
       </w:r>
     </w:p>
     <w:p>

--- a/outputs/13_投资总结报告.docx
+++ b/outputs/13_投资总结报告.docx
@@ -166,7 +166,7 @@
                 <w:rFonts w:ascii="Times New Roman" w:hAnsi="Times New Roman" w:eastAsia="宋体"/>
                 <w:sz w:val="20"/>
               </w:rPr>
-              <w:t>449.66万元</w:t>
+              <w:t>444.49万元</w:t>
             </w:r>
           </w:p>
         </w:tc>
@@ -204,7 +204,7 @@
                 <w:rFonts w:ascii="Times New Roman" w:hAnsi="Times New Roman" w:eastAsia="宋体"/>
                 <w:sz w:val="20"/>
               </w:rPr>
-              <w:t>-10.07%</w:t>
+              <w:t>-11.10%</w:t>
             </w:r>
           </w:p>
         </w:tc>
@@ -242,7 +242,7 @@
                 <w:rFonts w:ascii="Times New Roman" w:hAnsi="Times New Roman" w:eastAsia="宋体"/>
                 <w:sz w:val="20"/>
               </w:rPr>
-              <w:t>-9.77%</w:t>
+              <w:t>-10.96%</w:t>
             </w:r>
           </w:p>
         </w:tc>
@@ -280,7 +280,7 @@
                 <w:rFonts w:ascii="Times New Roman" w:hAnsi="Times New Roman" w:eastAsia="宋体"/>
                 <w:sz w:val="20"/>
               </w:rPr>
-              <w:t>-0.30%</w:t>
+              <w:t>-0.14%</w:t>
             </w:r>
           </w:p>
         </w:tc>
@@ -318,7 +318,7 @@
                 <w:rFonts w:ascii="Times New Roman" w:hAnsi="Times New Roman" w:eastAsia="宋体"/>
                 <w:sz w:val="20"/>
               </w:rPr>
-              <w:t>21.1%</w:t>
+              <w:t>21.3%</w:t>
             </w:r>
           </w:p>
         </w:tc>
@@ -676,7 +676,7 @@
           <w:b w:val="0"/>
           <w:sz w:val="24"/>
         </w:rPr>
-        <w:t>· 长江电力（600900）：浮动盈亏 +2.59 万元（现价29.86，成本29.18）。</w:t>
+        <w:t>· 长江电力（600900）：浮动盈亏 +2.48 万元（现价29.83，成本29.18）。</w:t>
       </w:r>
     </w:p>
     <w:p>
@@ -690,7 +690,7 @@
           <w:b w:val="0"/>
           <w:sz w:val="24"/>
         </w:rPr>
-        <w:t>· 美的集团（000333）：浮动盈亏 +0.10 万元（现价85.5，成本85.28）。</w:t>
+        <w:t>· 美的集团（000333）：浮动盈亏 -0.11 万元（现价85.04，成本85.28）。</w:t>
       </w:r>
     </w:p>
     <w:p>
@@ -704,7 +704,7 @@
           <w:b w:val="0"/>
           <w:sz w:val="24"/>
         </w:rPr>
-        <w:t>· 新集能源（601918）：浮动盈亏 -0.95 万元（现价9.47，成本10.47）。</w:t>
+        <w:t>· 新集能源（601918）：浮动盈亏 -0.94 万元（现价9.48，成本10.47）。</w:t>
       </w:r>
     </w:p>
     <w:p>
@@ -718,7 +718,7 @@
           <w:b w:val="0"/>
           <w:sz w:val="24"/>
         </w:rPr>
-        <w:t>· 恺英网络（002517）：浮动盈亏 -0.97 万元（现价15.57，成本17.52）。</w:t>
+        <w:t>· 恺英网络（002517）：浮动盈亏 -1.17 万元（现价15.18，成本17.52）。</w:t>
       </w:r>
     </w:p>
     <w:p>
@@ -732,7 +732,7 @@
           <w:b w:val="0"/>
           <w:sz w:val="24"/>
         </w:rPr>
-        <w:t>· 星网锐捷（002396）：浮动盈亏 -6.76 万元（现价24.79，成本35.87）。</w:t>
+        <w:t>· 星网锐捷（002396）：浮动盈亏 -7.37 万元（现价23.79，成本35.87）。</w:t>
       </w:r>
     </w:p>
     <w:p>
@@ -746,7 +746,7 @@
           <w:b w:val="0"/>
           <w:sz w:val="24"/>
         </w:rPr>
-        <w:t>· 深信服（300454）：浮动盈亏 +0.42 万元（现价145.2，成本136.73）。</w:t>
+        <w:t>· 深信服（300454）：浮动盈亏 +0.14 万元（现价139.6，成本136.73）。</w:t>
       </w:r>
     </w:p>
     <w:p>
@@ -760,7 +760,7 @@
           <w:b w:val="0"/>
           <w:sz w:val="24"/>
         </w:rPr>
-        <w:t>· 哈药股份（600664）：浮动盈亏 -0.92 万元（现价5.5，成本7.33）。</w:t>
+        <w:t>· 哈药股份（600664）：浮动盈亏 -1.02 万元（现价5.3，成本7.33）。</w:t>
       </w:r>
     </w:p>
     <w:p>
@@ -774,7 +774,7 @@
           <w:b w:val="0"/>
           <w:sz w:val="24"/>
         </w:rPr>
-        <w:t>· 招商轮船（601872）：浮动盈亏 -0.19 万元（现价16.99，成本20.76）。</w:t>
+        <w:t>· 招商轮船（601872）：浮动盈亏 -0.17 万元（现价17.4，成本20.76）。</w:t>
       </w:r>
     </w:p>
     <w:p>
@@ -788,7 +788,7 @@
           <w:b w:val="0"/>
           <w:sz w:val="24"/>
         </w:rPr>
-        <w:t>· 睿创微纳（688002）：浮动盈亏 -2.98 万元（现价147.76，成本177.58）。</w:t>
+        <w:t>· 睿创微纳（688002）：浮动盈亏 -3.55 万元（现价142.12，成本177.58）。</w:t>
       </w:r>
     </w:p>
     <w:p>
@@ -802,7 +802,7 @@
           <w:b w:val="0"/>
           <w:sz w:val="24"/>
         </w:rPr>
-        <w:t>· 药明康德（603259）：浮动盈亏 -1.57 万元（现价146.0，成本158.08）。</w:t>
+        <w:t>· 药明康德（603259）：浮动盈亏 -2.16 万元（现价141.48，成本158.08）。</w:t>
       </w:r>
     </w:p>
     <w:p>
@@ -816,7 +816,7 @@
           <w:b w:val="0"/>
           <w:sz w:val="24"/>
         </w:rPr>
-        <w:t>· 康龙化成（300759）：浮动盈亏 -0.45 万元（现价38.1，成本42.65）。</w:t>
+        <w:t>· 康龙化成（300759）：浮动盈亏 -0.54 万元（现价37.25，成本42.65）。</w:t>
       </w:r>
     </w:p>
     <w:p>
@@ -830,7 +830,7 @@
           <w:b w:val="0"/>
           <w:sz w:val="24"/>
         </w:rPr>
-        <w:t>· 赤峰黄金（600988）：浮动盈亏 -2.82 万元（现价36.52，成本43.56）。</w:t>
+        <w:t>· 赤峰黄金（600988）：浮动盈亏 -3.02 万元（现价36.0，成本43.56）。</w:t>
       </w:r>
     </w:p>
     <w:p>
@@ -844,7 +844,7 @@
           <w:b w:val="0"/>
           <w:sz w:val="24"/>
         </w:rPr>
-        <w:t>· 宁德时代（300750）：浮动盈亏 +0.18 万元（现价238.0，成本237.60）。</w:t>
+        <w:t>· 宁德时代（300750）：浮动盈亏 -2.07 万元（现价233.0，成本237.60）。</w:t>
       </w:r>
     </w:p>
     <w:p>

--- a/outputs/13_投资总结报告.docx
+++ b/outputs/13_投资总结报告.docx
@@ -166,7 +166,7 @@
                 <w:rFonts w:ascii="Times New Roman" w:hAnsi="Times New Roman" w:eastAsia="宋体"/>
                 <w:sz w:val="20"/>
               </w:rPr>
-              <w:t>444.49万元</w:t>
+              <w:t>442.83万元</w:t>
             </w:r>
           </w:p>
         </w:tc>
@@ -204,7 +204,7 @@
                 <w:rFonts w:ascii="Times New Roman" w:hAnsi="Times New Roman" w:eastAsia="宋体"/>
                 <w:sz w:val="20"/>
               </w:rPr>
-              <w:t>-11.10%</w:t>
+              <w:t>-11.43%</w:t>
             </w:r>
           </w:p>
         </w:tc>
@@ -242,7 +242,7 @@
                 <w:rFonts w:ascii="Times New Roman" w:hAnsi="Times New Roman" w:eastAsia="宋体"/>
                 <w:sz w:val="20"/>
               </w:rPr>
-              <w:t>-10.96%</w:t>
+              <w:t>-10.21%</w:t>
             </w:r>
           </w:p>
         </w:tc>
@@ -280,7 +280,7 @@
                 <w:rFonts w:ascii="Times New Roman" w:hAnsi="Times New Roman" w:eastAsia="宋体"/>
                 <w:sz w:val="20"/>
               </w:rPr>
-              <w:t>-0.14%</w:t>
+              <w:t>-1.22%</w:t>
             </w:r>
           </w:p>
         </w:tc>
@@ -318,7 +318,7 @@
                 <w:rFonts w:ascii="Times New Roman" w:hAnsi="Times New Roman" w:eastAsia="宋体"/>
                 <w:sz w:val="20"/>
               </w:rPr>
-              <w:t>21.3%</w:t>
+              <w:t>21.4%</w:t>
             </w:r>
           </w:p>
         </w:tc>
@@ -676,7 +676,7 @@
           <w:b w:val="0"/>
           <w:sz w:val="24"/>
         </w:rPr>
-        <w:t>· 长江电力（600900）：浮动盈亏 +2.48 万元（现价29.83，成本29.18）。</w:t>
+        <w:t>· 长江电力（600900）：浮动盈亏 +0.83 万元（现价29.4，成本29.18）。</w:t>
       </w:r>
     </w:p>
     <w:p>
@@ -690,7 +690,7 @@
           <w:b w:val="0"/>
           <w:sz w:val="24"/>
         </w:rPr>
-        <w:t>· 美的集团（000333）：浮动盈亏 -0.11 万元（现价85.04，成本85.28）。</w:t>
+        <w:t>· 美的集团（000333）：浮动盈亏 +0.28 万元（现价85.91，成本85.28）。</w:t>
       </w:r>
     </w:p>
     <w:p>
@@ -704,7 +704,7 @@
           <w:b w:val="0"/>
           <w:sz w:val="24"/>
         </w:rPr>
-        <w:t>· 新集能源（601918）：浮动盈亏 -0.94 万元（现价9.48，成本10.47）。</w:t>
+        <w:t>· 新集能源（601918）：浮动盈亏 -0.82 万元（现价9.61，成本10.47）。</w:t>
       </w:r>
     </w:p>
     <w:p>
@@ -718,7 +718,7 @@
           <w:b w:val="0"/>
           <w:sz w:val="24"/>
         </w:rPr>
-        <w:t>· 恺英网络（002517）：浮动盈亏 -1.17 万元（现价15.18，成本17.52）。</w:t>
+        <w:t>· 恺英网络（002517）：浮动盈亏 -1.19 万元（现价15.14，成本17.52）。</w:t>
       </w:r>
     </w:p>
     <w:p>
@@ -732,7 +732,7 @@
           <w:b w:val="0"/>
           <w:sz w:val="24"/>
         </w:rPr>
-        <w:t>· 星网锐捷（002396）：浮动盈亏 -7.37 万元（现价23.79，成本35.87）。</w:t>
+        <w:t>· 星网锐捷（002396）：浮动盈亏 -6.68 万元（现价24.92，成本35.87）。</w:t>
       </w:r>
     </w:p>
     <w:p>
@@ -746,7 +746,7 @@
           <w:b w:val="0"/>
           <w:sz w:val="24"/>
         </w:rPr>
-        <w:t>· 深信服（300454）：浮动盈亏 +0.14 万元（现价139.6，成本136.73）。</w:t>
+        <w:t>· 深信服（300454）：浮动盈亏 +0.31 万元（现价143.0，成本136.73）。</w:t>
       </w:r>
     </w:p>
     <w:p>
@@ -760,7 +760,7 @@
           <w:b w:val="0"/>
           <w:sz w:val="24"/>
         </w:rPr>
-        <w:t>· 哈药股份（600664）：浮动盈亏 -1.02 万元（现价5.3，成本7.33）。</w:t>
+        <w:t>· 哈药股份（600664）：浮动盈亏 -0.94 万元（现价5.45，成本7.33）。</w:t>
       </w:r>
     </w:p>
     <w:p>
@@ -774,7 +774,7 @@
           <w:b w:val="0"/>
           <w:sz w:val="24"/>
         </w:rPr>
-        <w:t>· 招商轮船（601872）：浮动盈亏 -0.17 万元（现价17.4，成本20.76）。</w:t>
+        <w:t>· 招商轮船（601872）：浮动盈亏 -0.18 万元（现价17.09，成本20.76）。</w:t>
       </w:r>
     </w:p>
     <w:p>
@@ -788,7 +788,7 @@
           <w:b w:val="0"/>
           <w:sz w:val="24"/>
         </w:rPr>
-        <w:t>· 睿创微纳（688002）：浮动盈亏 -3.55 万元（现价142.12，成本177.58）。</w:t>
+        <w:t>· 睿创微纳（688002）：浮动盈亏 -3.51 万元（现价142.5，成本177.58）。</w:t>
       </w:r>
     </w:p>
     <w:p>
@@ -802,7 +802,7 @@
           <w:b w:val="0"/>
           <w:sz w:val="24"/>
         </w:rPr>
-        <w:t>· 药明康德（603259）：浮动盈亏 -2.16 万元（现价141.48，成本158.08）。</w:t>
+        <w:t>· 药明康德（603259）：浮动盈亏 -2.04 万元（现价142.4，成本158.08）。</w:t>
       </w:r>
     </w:p>
     <w:p>
@@ -816,7 +816,7 @@
           <w:b w:val="0"/>
           <w:sz w:val="24"/>
         </w:rPr>
-        <w:t>· 康龙化成（300759）：浮动盈亏 -0.54 万元（现价37.25，成本42.65）。</w:t>
+        <w:t>· 康龙化成（300759）：浮动盈亏 -0.30 万元（现价39.6，成本42.65）。</w:t>
       </w:r>
     </w:p>
     <w:p>
@@ -830,7 +830,7 @@
           <w:b w:val="0"/>
           <w:sz w:val="24"/>
         </w:rPr>
-        <w:t>· 赤峰黄金（600988）：浮动盈亏 -3.02 万元（现价36.0，成本43.56）。</w:t>
+        <w:t>· 赤峰黄金（600988）：浮动盈亏 -3.10 万元（现价35.81，成本43.56）。</w:t>
       </w:r>
     </w:p>
     <w:p>
@@ -844,7 +844,7 @@
           <w:b w:val="0"/>
           <w:sz w:val="24"/>
         </w:rPr>
-        <w:t>· 宁德时代（300750）：浮动盈亏 -2.07 万元（现价233.0，成本237.60）。</w:t>
+        <w:t>· 宁德时代（300750）：浮动盈亏 -3.81 万元（现价229.14，成本237.60）。</w:t>
       </w:r>
     </w:p>
     <w:p>

--- a/outputs/13_投资总结报告.docx
+++ b/outputs/13_投资总结报告.docx
@@ -166,7 +166,7 @@
                 <w:rFonts w:ascii="Times New Roman" w:hAnsi="Times New Roman" w:eastAsia="宋体"/>
                 <w:sz w:val="20"/>
               </w:rPr>
-              <w:t>442.83万元</w:t>
+              <w:t>443.46万元</w:t>
             </w:r>
           </w:p>
         </w:tc>
@@ -204,7 +204,7 @@
                 <w:rFonts w:ascii="Times New Roman" w:hAnsi="Times New Roman" w:eastAsia="宋体"/>
                 <w:sz w:val="20"/>
               </w:rPr>
-              <w:t>-11.43%</w:t>
+              <w:t>-11.31%</w:t>
             </w:r>
           </w:p>
         </w:tc>
@@ -242,7 +242,7 @@
                 <w:rFonts w:ascii="Times New Roman" w:hAnsi="Times New Roman" w:eastAsia="宋体"/>
                 <w:sz w:val="20"/>
               </w:rPr>
-              <w:t>-10.21%</w:t>
+              <w:t>-11.13%</w:t>
             </w:r>
           </w:p>
         </w:tc>
@@ -280,7 +280,7 @@
                 <w:rFonts w:ascii="Times New Roman" w:hAnsi="Times New Roman" w:eastAsia="宋体"/>
                 <w:sz w:val="20"/>
               </w:rPr>
-              <w:t>-1.22%</w:t>
+              <w:t>-0.18%</w:t>
             </w:r>
           </w:p>
         </w:tc>
@@ -676,7 +676,7 @@
           <w:b w:val="0"/>
           <w:sz w:val="24"/>
         </w:rPr>
-        <w:t>· 长江电力（600900）：浮动盈亏 +0.83 万元（现价29.4，成本29.18）。</w:t>
+        <w:t>· 长江电力（600900）：浮动盈亏 +3.09 万元（现价29.99，成本29.18）。</w:t>
       </w:r>
     </w:p>
     <w:p>
@@ -690,7 +690,7 @@
           <w:b w:val="0"/>
           <w:sz w:val="24"/>
         </w:rPr>
-        <w:t>· 美的集团（000333）：浮动盈亏 +0.28 万元（现价85.91，成本85.28）。</w:t>
+        <w:t>· 美的集团（000333）：浮动盈亏 +0.99 万元（现价87.48，成本85.28）。</w:t>
       </w:r>
     </w:p>
     <w:p>
@@ -704,7 +704,7 @@
           <w:b w:val="0"/>
           <w:sz w:val="24"/>
         </w:rPr>
-        <w:t>· 新集能源（601918）：浮动盈亏 -0.82 万元（现价9.61，成本10.47）。</w:t>
+        <w:t>· 新集能源（601918）：浮动盈亏 -0.59 万元（现价9.85，成本10.47）。</w:t>
       </w:r>
     </w:p>
     <w:p>
@@ -718,7 +718,7 @@
           <w:b w:val="0"/>
           <w:sz w:val="24"/>
         </w:rPr>
-        <w:t>· 恺英网络（002517）：浮动盈亏 -1.19 万元（现价15.14，成本17.52）。</w:t>
+        <w:t>· 恺英网络（002517）：浮动盈亏 -1.05 万元（现价15.42，成本17.52）。</w:t>
       </w:r>
     </w:p>
     <w:p>
@@ -732,7 +732,7 @@
           <w:b w:val="0"/>
           <w:sz w:val="24"/>
         </w:rPr>
-        <w:t>· 星网锐捷（002396）：浮动盈亏 -6.68 万元（现价24.92，成本35.87）。</w:t>
+        <w:t>· 星网锐捷（002396）：浮动盈亏 -7.76 万元（现价23.15，成本35.87）。</w:t>
       </w:r>
     </w:p>
     <w:p>
@@ -746,7 +746,7 @@
           <w:b w:val="0"/>
           <w:sz w:val="24"/>
         </w:rPr>
-        <w:t>· 深信服（300454）：浮动盈亏 +0.31 万元（现价143.0，成本136.73）。</w:t>
+        <w:t>· 深信服（300454）：浮动盈亏 -0.64 万元（现价123.93，成本136.73）。</w:t>
       </w:r>
     </w:p>
     <w:p>
@@ -760,7 +760,7 @@
           <w:b w:val="0"/>
           <w:sz w:val="24"/>
         </w:rPr>
-        <w:t>· 哈药股份（600664）：浮动盈亏 -0.94 万元（现价5.45，成本7.33）。</w:t>
+        <w:t>· 哈药股份（600664）：浮动盈亏 -1.02 万元（现价5.29，成本7.33）。</w:t>
       </w:r>
     </w:p>
     <w:p>
@@ -774,7 +774,7 @@
           <w:b w:val="0"/>
           <w:sz w:val="24"/>
         </w:rPr>
-        <w:t>· 招商轮船（601872）：浮动盈亏 -0.18 万元（现价17.09，成本20.76）。</w:t>
+        <w:t>· 招商轮船（601872）：浮动盈亏 -0.18 万元（现价17.19，成本20.76）。</w:t>
       </w:r>
     </w:p>
     <w:p>
@@ -788,7 +788,7 @@
           <w:b w:val="0"/>
           <w:sz w:val="24"/>
         </w:rPr>
-        <w:t>· 睿创微纳（688002）：浮动盈亏 -3.51 万元（现价142.5，成本177.58）。</w:t>
+        <w:t>· 睿创微纳（688002）：浮动盈亏 -3.86 万元（现价139.03，成本177.58）。</w:t>
       </w:r>
     </w:p>
     <w:p>
@@ -802,7 +802,7 @@
           <w:b w:val="0"/>
           <w:sz w:val="24"/>
         </w:rPr>
-        <w:t>· 药明康德（603259）：浮动盈亏 -2.04 万元（现价142.4，成本158.08）。</w:t>
+        <w:t>· 药明康德（603259）：浮动盈亏 -1.97 万元（现价142.89，成本158.08）。</w:t>
       </w:r>
     </w:p>
     <w:p>
@@ -816,7 +816,7 @@
           <w:b w:val="0"/>
           <w:sz w:val="24"/>
         </w:rPr>
-        <w:t>· 康龙化成（300759）：浮动盈亏 -0.30 万元（现价39.6，成本42.65）。</w:t>
+        <w:t>· 康龙化成（300759）：浮动盈亏 -0.26 万元（现价40.0，成本42.65）。</w:t>
       </w:r>
     </w:p>
     <w:p>
@@ -830,7 +830,7 @@
           <w:b w:val="0"/>
           <w:sz w:val="24"/>
         </w:rPr>
-        <w:t>· 赤峰黄金（600988）：浮动盈亏 -3.10 万元（现价35.81，成本43.56）。</w:t>
+        <w:t>· 赤峰黄金（600988）：浮动盈亏 -3.42 万元（现价35.0，成本43.56）。</w:t>
       </w:r>
     </w:p>
     <w:p>
@@ -844,7 +844,7 @@
           <w:b w:val="0"/>
           <w:sz w:val="24"/>
         </w:rPr>
-        <w:t>· 宁德时代（300750）：浮动盈亏 -3.81 万元（现价229.14，成本237.60）。</w:t>
+        <w:t>· 宁德时代（300750）：浮动盈亏 -3.84 万元（现价229.07，成本237.60）。</w:t>
       </w:r>
     </w:p>
     <w:p>

--- a/outputs/13_投资总结报告.docx
+++ b/outputs/13_投资总结报告.docx
@@ -166,7 +166,7 @@
                 <w:rFonts w:ascii="Times New Roman" w:hAnsi="Times New Roman" w:eastAsia="宋体"/>
                 <w:sz w:val="20"/>
               </w:rPr>
-              <w:t>443.46万元</w:t>
+              <w:t>443.04万元</w:t>
             </w:r>
           </w:p>
         </w:tc>
@@ -204,7 +204,7 @@
                 <w:rFonts w:ascii="Times New Roman" w:hAnsi="Times New Roman" w:eastAsia="宋体"/>
                 <w:sz w:val="20"/>
               </w:rPr>
-              <w:t>-11.31%</w:t>
+              <w:t>-11.39%</w:t>
             </w:r>
           </w:p>
         </w:tc>
@@ -242,7 +242,7 @@
                 <w:rFonts w:ascii="Times New Roman" w:hAnsi="Times New Roman" w:eastAsia="宋体"/>
                 <w:sz w:val="20"/>
               </w:rPr>
-              <w:t>-11.13%</w:t>
+              <w:t>-12.28%</w:t>
             </w:r>
           </w:p>
         </w:tc>
@@ -280,7 +280,7 @@
                 <w:rFonts w:ascii="Times New Roman" w:hAnsi="Times New Roman" w:eastAsia="宋体"/>
                 <w:sz w:val="20"/>
               </w:rPr>
-              <w:t>-0.18%</w:t>
+              <w:t>+0.89%</w:t>
             </w:r>
           </w:p>
         </w:tc>
@@ -676,7 +676,7 @@
           <w:b w:val="0"/>
           <w:sz w:val="24"/>
         </w:rPr>
-        <w:t>· 长江电力（600900）：浮动盈亏 +3.09 万元（现价29.99，成本29.18）。</w:t>
+        <w:t>· 长江电力（600900）：浮动盈亏 +2.13 万元（现价29.74，成本29.18）。</w:t>
       </w:r>
     </w:p>
     <w:p>
@@ -690,7 +690,7 @@
           <w:b w:val="0"/>
           <w:sz w:val="24"/>
         </w:rPr>
-        <w:t>· 美的集团（000333）：浮动盈亏 +0.99 万元（现价87.48，成本85.28）。</w:t>
+        <w:t>· 美的集团（000333）：浮动盈亏 +1.76 万元（现价89.18，成本85.28）。</w:t>
       </w:r>
     </w:p>
     <w:p>
@@ -704,7 +704,7 @@
           <w:b w:val="0"/>
           <w:sz w:val="24"/>
         </w:rPr>
-        <w:t>· 新集能源（601918）：浮动盈亏 -0.59 万元（现价9.85，成本10.47）。</w:t>
+        <w:t>· 新集能源（601918）：浮动盈亏 -0.67 万元（现价9.77，成本10.47）。</w:t>
       </w:r>
     </w:p>
     <w:p>
@@ -718,7 +718,7 @@
           <w:b w:val="0"/>
           <w:sz w:val="24"/>
         </w:rPr>
-        <w:t>· 恺英网络（002517）：浮动盈亏 -1.05 万元（现价15.42，成本17.52）。</w:t>
+        <w:t>· 恺英网络（002517）：浮动盈亏 -1.25 万元（现价15.02，成本17.52）。</w:t>
       </w:r>
     </w:p>
     <w:p>
@@ -732,7 +732,7 @@
           <w:b w:val="0"/>
           <w:sz w:val="24"/>
         </w:rPr>
-        <w:t>· 星网锐捷（002396）：浮动盈亏 -7.76 万元（现价23.15，成本35.87）。</w:t>
+        <w:t>· 星网锐捷（002396）：浮动盈亏 -8.69 万元（现价21.62，成本35.87）。</w:t>
       </w:r>
     </w:p>
     <w:p>
@@ -746,7 +746,7 @@
           <w:b w:val="0"/>
           <w:sz w:val="24"/>
         </w:rPr>
-        <w:t>· 深信服（300454）：浮动盈亏 -0.64 万元（现价123.93，成本136.73）。</w:t>
+        <w:t>· 深信服（300454）：浮动盈亏 -0.70 万元（现价122.75，成本136.73）。</w:t>
       </w:r>
     </w:p>
     <w:p>
@@ -760,7 +760,7 @@
           <w:b w:val="0"/>
           <w:sz w:val="24"/>
         </w:rPr>
-        <w:t>· 哈药股份（600664）：浮动盈亏 -1.02 万元（现价5.29，成本7.33）。</w:t>
+        <w:t>· 哈药股份（600664）：浮动盈亏 -0.89 万元（现价5.55，成本7.33）。</w:t>
       </w:r>
     </w:p>
     <w:p>
@@ -774,7 +774,7 @@
           <w:b w:val="0"/>
           <w:sz w:val="24"/>
         </w:rPr>
-        <w:t>· 招商轮船（601872）：浮动盈亏 -0.18 万元（现价17.19，成本20.76）。</w:t>
+        <w:t>· 招商轮船（601872）：浮动盈亏 -0.15 万元（现价17.71，成本20.76）。</w:t>
       </w:r>
     </w:p>
     <w:p>
@@ -788,7 +788,7 @@
           <w:b w:val="0"/>
           <w:sz w:val="24"/>
         </w:rPr>
-        <w:t>· 睿创微纳（688002）：浮动盈亏 -3.86 万元（现价139.03，成本177.58）。</w:t>
+        <w:t>· 睿创微纳（688002）：浮动盈亏 -3.91 万元（现价138.5，成本177.58）。</w:t>
       </w:r>
     </w:p>
     <w:p>
@@ -802,7 +802,7 @@
           <w:b w:val="0"/>
           <w:sz w:val="24"/>
         </w:rPr>
-        <w:t>· 药明康德（603259）：浮动盈亏 -1.97 万元（现价142.89，成本158.08）。</w:t>
+        <w:t>· 药明康德（603259）：浮动盈亏 -2.09 万元（现价142.01，成本158.08）。</w:t>
       </w:r>
     </w:p>
     <w:p>
@@ -816,7 +816,7 @@
           <w:b w:val="0"/>
           <w:sz w:val="24"/>
         </w:rPr>
-        <w:t>· 康龙化成（300759）：浮动盈亏 -0.26 万元（现价40.0，成本42.65）。</w:t>
+        <w:t>· 康龙化成（300759）：浮动盈亏 -0.13 万元（现价41.37，成本42.65）。</w:t>
       </w:r>
     </w:p>
     <w:p>
@@ -830,7 +830,7 @@
           <w:b w:val="0"/>
           <w:sz w:val="24"/>
         </w:rPr>
-        <w:t>· 赤峰黄金（600988）：浮动盈亏 -3.42 万元（现价35.0，成本43.56）。</w:t>
+        <w:t>· 赤峰黄金（600988）：浮动盈亏 -4.24 万元（现价32.97，成本43.56）。</w:t>
       </w:r>
     </w:p>
     <w:p>
@@ -844,7 +844,7 @@
           <w:b w:val="0"/>
           <w:sz w:val="24"/>
         </w:rPr>
-        <w:t>· 宁德时代（300750）：浮动盈亏 -3.84 万元（现价229.07，成本237.60）。</w:t>
+        <w:t>· 宁德时代（300750）：浮动盈亏 -2.11 万元（现价232.92，成本237.60）。</w:t>
       </w:r>
     </w:p>
     <w:p>

--- a/outputs/13_投资总结报告.docx
+++ b/outputs/13_投资总结报告.docx
@@ -242,7 +242,7 @@
                 <w:rFonts w:ascii="Times New Roman" w:hAnsi="Times New Roman" w:eastAsia="宋体"/>
                 <w:sz w:val="20"/>
               </w:rPr>
-              <w:t>-12.28%</w:t>
+              <w:t>-12.37%</w:t>
             </w:r>
           </w:p>
         </w:tc>
@@ -280,7 +280,7 @@
                 <w:rFonts w:ascii="Times New Roman" w:hAnsi="Times New Roman" w:eastAsia="宋体"/>
                 <w:sz w:val="20"/>
               </w:rPr>
-              <w:t>+0.89%</w:t>
+              <w:t>+0.98%</w:t>
             </w:r>
           </w:p>
         </w:tc>
